--- a/ScreenShots.docx
+++ b/ScreenShots.docx
@@ -8,22 +8,46 @@
           <w:bottom w:val="single" w:sz="6" w:space="1" w:color="auto"/>
         </w:pBdr>
         <w:rPr>
-          <w:noProof/>
+          <w:b/>
+          <w:bCs/>
+          <w:noProof/>
+          <w:sz w:val="32"/>
+          <w:szCs w:val="32"/>
         </w:rPr>
       </w:pPr>
       <w:r>
         <w:rPr>
-          <w:noProof/>
-        </w:rPr>
-        <w:t>Schema</w:t>
+          <w:b/>
+          <w:bCs/>
+          <w:noProof/>
+          <w:sz w:val="32"/>
+          <w:szCs w:val="32"/>
+        </w:rPr>
+        <w:t>Phase 1</w:t>
       </w:r>
     </w:p>
     <w:p>
-      <w:r>
-        <w:drawing>
-          <wp:inline distT="0" distB="0" distL="0" distR="0" wp14:anchorId="6F35101F" wp14:editId="61B8752A">
-            <wp:extent cx="2848373" cy="3229426"/>
-            <wp:effectExtent l="0" t="0" r="9525" b="9525"/>
+      <w:pPr>
+        <w:pBdr>
+          <w:bottom w:val="single" w:sz="6" w:space="1" w:color="auto"/>
+        </w:pBdr>
+        <w:rPr>
+          <w:noProof/>
+        </w:rPr>
+      </w:pPr>
+      <w:r>
+        <w:rPr>
+          <w:noProof/>
+        </w:rPr>
+        <w:t>Schema</w:t>
+      </w:r>
+    </w:p>
+    <w:p>
+      <w:r>
+        <w:drawing>
+          <wp:inline distT="0" distB="0" distL="0" distR="0" wp14:anchorId="6F35101F" wp14:editId="599ABC1F">
+            <wp:extent cx="2409825" cy="2732210"/>
+            <wp:effectExtent l="0" t="0" r="0" b="0"/>
             <wp:docPr id="828031941" name="Picture 1"/>
             <wp:cNvGraphicFramePr>
               <a:graphicFrameLocks xmlns:a="http://schemas.openxmlformats.org/drawingml/2006/main" noChangeAspect="1"/>
@@ -36,15 +60,15 @@
                     <pic:cNvPicPr/>
                   </pic:nvPicPr>
                   <pic:blipFill>
-                    <a:blip r:embed="rId4"/>
-                    <a:stretch>
-                      <a:fillRect/>
-                    </a:stretch>
-                  </pic:blipFill>
-                  <pic:spPr>
-                    <a:xfrm>
-                      <a:off x="0" y="0"/>
-                      <a:ext cx="2848373" cy="3229426"/>
+                    <a:blip r:embed="rId5"/>
+                    <a:stretch>
+                      <a:fillRect/>
+                    </a:stretch>
+                  </pic:blipFill>
+                  <pic:spPr>
+                    <a:xfrm>
+                      <a:off x="0" y="0"/>
+                      <a:ext cx="2412668" cy="2735434"/>
                     </a:xfrm>
                     <a:prstGeom prst="rect">
                       <a:avLst/>
@@ -70,9 +94,9 @@
     <w:p>
       <w:r>
         <w:drawing>
-          <wp:inline distT="0" distB="0" distL="0" distR="0" wp14:anchorId="70B8CFF7" wp14:editId="7D0F28B1">
-            <wp:extent cx="1943371" cy="1581371"/>
-            <wp:effectExtent l="0" t="0" r="0" b="0"/>
+          <wp:inline distT="0" distB="0" distL="0" distR="0" wp14:anchorId="70B8CFF7" wp14:editId="0F1874A9">
+            <wp:extent cx="1533525" cy="1247870"/>
+            <wp:effectExtent l="0" t="0" r="0" b="9525"/>
             <wp:docPr id="568081518" name="Picture 1"/>
             <wp:cNvGraphicFramePr>
               <a:graphicFrameLocks xmlns:a="http://schemas.openxmlformats.org/drawingml/2006/main" noChangeAspect="1"/>
@@ -85,31 +109,31 @@
                     <pic:cNvPicPr/>
                   </pic:nvPicPr>
                   <pic:blipFill>
-                    <a:blip r:embed="rId5"/>
-                    <a:stretch>
-                      <a:fillRect/>
-                    </a:stretch>
-                  </pic:blipFill>
-                  <pic:spPr>
-                    <a:xfrm>
-                      <a:off x="0" y="0"/>
-                      <a:ext cx="1943371" cy="1581371"/>
-                    </a:xfrm>
-                    <a:prstGeom prst="rect">
-                      <a:avLst/>
-                    </a:prstGeom>
-                  </pic:spPr>
-                </pic:pic>
-              </a:graphicData>
-            </a:graphic>
-          </wp:inline>
-        </w:drawing>
-      </w:r>
-      <w:r>
-        <w:drawing>
-          <wp:inline distT="0" distB="0" distL="0" distR="0" wp14:anchorId="263ED83A" wp14:editId="53F9DFC4">
-            <wp:extent cx="2000529" cy="1676634"/>
-            <wp:effectExtent l="0" t="0" r="0" b="0"/>
+                    <a:blip r:embed="rId6"/>
+                    <a:stretch>
+                      <a:fillRect/>
+                    </a:stretch>
+                  </pic:blipFill>
+                  <pic:spPr>
+                    <a:xfrm>
+                      <a:off x="0" y="0"/>
+                      <a:ext cx="1537582" cy="1251171"/>
+                    </a:xfrm>
+                    <a:prstGeom prst="rect">
+                      <a:avLst/>
+                    </a:prstGeom>
+                  </pic:spPr>
+                </pic:pic>
+              </a:graphicData>
+            </a:graphic>
+          </wp:inline>
+        </w:drawing>
+      </w:r>
+      <w:r>
+        <w:drawing>
+          <wp:inline distT="0" distB="0" distL="0" distR="0" wp14:anchorId="263ED83A" wp14:editId="6010BF9E">
+            <wp:extent cx="1428750" cy="1197428"/>
+            <wp:effectExtent l="0" t="0" r="0" b="3175"/>
             <wp:docPr id="784097101" name="Picture 1"/>
             <wp:cNvGraphicFramePr>
               <a:graphicFrameLocks xmlns:a="http://schemas.openxmlformats.org/drawingml/2006/main" noChangeAspect="1"/>
@@ -122,30 +146,30 @@
                     <pic:cNvPicPr/>
                   </pic:nvPicPr>
                   <pic:blipFill>
-                    <a:blip r:embed="rId6"/>
-                    <a:stretch>
-                      <a:fillRect/>
-                    </a:stretch>
-                  </pic:blipFill>
-                  <pic:spPr>
-                    <a:xfrm>
-                      <a:off x="0" y="0"/>
-                      <a:ext cx="2000529" cy="1676634"/>
-                    </a:xfrm>
-                    <a:prstGeom prst="rect">
-                      <a:avLst/>
-                    </a:prstGeom>
-                  </pic:spPr>
-                </pic:pic>
-              </a:graphicData>
-            </a:graphic>
-          </wp:inline>
-        </w:drawing>
-      </w:r>
-      <w:r>
-        <w:drawing>
-          <wp:inline distT="0" distB="0" distL="0" distR="0" wp14:anchorId="488B31C7" wp14:editId="1F017D7B">
-            <wp:extent cx="2019582" cy="1600423"/>
+                    <a:blip r:embed="rId7"/>
+                    <a:stretch>
+                      <a:fillRect/>
+                    </a:stretch>
+                  </pic:blipFill>
+                  <pic:spPr>
+                    <a:xfrm>
+                      <a:off x="0" y="0"/>
+                      <a:ext cx="1436624" cy="1204027"/>
+                    </a:xfrm>
+                    <a:prstGeom prst="rect">
+                      <a:avLst/>
+                    </a:prstGeom>
+                  </pic:spPr>
+                </pic:pic>
+              </a:graphicData>
+            </a:graphic>
+          </wp:inline>
+        </w:drawing>
+      </w:r>
+      <w:r>
+        <w:drawing>
+          <wp:inline distT="0" distB="0" distL="0" distR="0" wp14:anchorId="488B31C7" wp14:editId="45B3E07C">
+            <wp:extent cx="1400175" cy="1109574"/>
             <wp:effectExtent l="0" t="0" r="0" b="0"/>
             <wp:docPr id="522844194" name="Picture 1"/>
             <wp:cNvGraphicFramePr>
@@ -159,30 +183,30 @@
                     <pic:cNvPicPr/>
                   </pic:nvPicPr>
                   <pic:blipFill>
-                    <a:blip r:embed="rId7"/>
-                    <a:stretch>
-                      <a:fillRect/>
-                    </a:stretch>
-                  </pic:blipFill>
-                  <pic:spPr>
-                    <a:xfrm>
-                      <a:off x="0" y="0"/>
-                      <a:ext cx="2019582" cy="1600423"/>
-                    </a:xfrm>
-                    <a:prstGeom prst="rect">
-                      <a:avLst/>
-                    </a:prstGeom>
-                  </pic:spPr>
-                </pic:pic>
-              </a:graphicData>
-            </a:graphic>
-          </wp:inline>
-        </w:drawing>
-      </w:r>
-      <w:r>
-        <w:drawing>
-          <wp:inline distT="0" distB="0" distL="0" distR="0" wp14:anchorId="6C0AB314" wp14:editId="7184FDD9">
-            <wp:extent cx="1962424" cy="1562318"/>
+                    <a:blip r:embed="rId8"/>
+                    <a:stretch>
+                      <a:fillRect/>
+                    </a:stretch>
+                  </pic:blipFill>
+                  <pic:spPr>
+                    <a:xfrm>
+                      <a:off x="0" y="0"/>
+                      <a:ext cx="1408111" cy="1115863"/>
+                    </a:xfrm>
+                    <a:prstGeom prst="rect">
+                      <a:avLst/>
+                    </a:prstGeom>
+                  </pic:spPr>
+                </pic:pic>
+              </a:graphicData>
+            </a:graphic>
+          </wp:inline>
+        </w:drawing>
+      </w:r>
+      <w:r>
+        <w:drawing>
+          <wp:inline distT="0" distB="0" distL="0" distR="0" wp14:anchorId="6C0AB314" wp14:editId="75F626E5">
+            <wp:extent cx="1507504" cy="1200150"/>
             <wp:effectExtent l="0" t="0" r="0" b="0"/>
             <wp:docPr id="729427960" name="Picture 1"/>
             <wp:cNvGraphicFramePr>
@@ -196,31 +220,30 @@
                     <pic:cNvPicPr/>
                   </pic:nvPicPr>
                   <pic:blipFill>
-                    <a:blip r:embed="rId8"/>
-                    <a:stretch>
-                      <a:fillRect/>
-                    </a:stretch>
-                  </pic:blipFill>
-                  <pic:spPr>
-                    <a:xfrm>
-                      <a:off x="0" y="0"/>
-                      <a:ext cx="1962424" cy="1562318"/>
-                    </a:xfrm>
-                    <a:prstGeom prst="rect">
-                      <a:avLst/>
-                    </a:prstGeom>
-                  </pic:spPr>
-                </pic:pic>
-              </a:graphicData>
-            </a:graphic>
-          </wp:inline>
-        </w:drawing>
-      </w:r>
-      <w:r>
-        <w:lastRenderedPageBreak/>
-        <w:drawing>
-          <wp:inline distT="0" distB="0" distL="0" distR="0" wp14:anchorId="6486F700" wp14:editId="28BEA30A">
-            <wp:extent cx="2114845" cy="1810003"/>
+                    <a:blip r:embed="rId9"/>
+                    <a:stretch>
+                      <a:fillRect/>
+                    </a:stretch>
+                  </pic:blipFill>
+                  <pic:spPr>
+                    <a:xfrm>
+                      <a:off x="0" y="0"/>
+                      <a:ext cx="1510155" cy="1202261"/>
+                    </a:xfrm>
+                    <a:prstGeom prst="rect">
+                      <a:avLst/>
+                    </a:prstGeom>
+                  </pic:spPr>
+                </pic:pic>
+              </a:graphicData>
+            </a:graphic>
+          </wp:inline>
+        </w:drawing>
+      </w:r>
+      <w:r>
+        <w:drawing>
+          <wp:inline distT="0" distB="0" distL="0" distR="0" wp14:anchorId="6486F700" wp14:editId="27814B39">
+            <wp:extent cx="1435667" cy="1228725"/>
             <wp:effectExtent l="0" t="0" r="0" b="0"/>
             <wp:docPr id="459763516" name="Picture 1"/>
             <wp:cNvGraphicFramePr>
@@ -234,31 +257,31 @@
                     <pic:cNvPicPr/>
                   </pic:nvPicPr>
                   <pic:blipFill>
-                    <a:blip r:embed="rId9"/>
-                    <a:stretch>
-                      <a:fillRect/>
-                    </a:stretch>
-                  </pic:blipFill>
-                  <pic:spPr>
-                    <a:xfrm>
-                      <a:off x="0" y="0"/>
-                      <a:ext cx="2114845" cy="1810003"/>
-                    </a:xfrm>
-                    <a:prstGeom prst="rect">
-                      <a:avLst/>
-                    </a:prstGeom>
-                  </pic:spPr>
-                </pic:pic>
-              </a:graphicData>
-            </a:graphic>
-          </wp:inline>
-        </w:drawing>
-      </w:r>
-      <w:r>
-        <w:drawing>
-          <wp:inline distT="0" distB="0" distL="0" distR="0" wp14:anchorId="786BF8A4" wp14:editId="612EB4EC">
-            <wp:extent cx="1848108" cy="1400370"/>
-            <wp:effectExtent l="0" t="0" r="0" b="9525"/>
+                    <a:blip r:embed="rId10"/>
+                    <a:stretch>
+                      <a:fillRect/>
+                    </a:stretch>
+                  </pic:blipFill>
+                  <pic:spPr>
+                    <a:xfrm>
+                      <a:off x="0" y="0"/>
+                      <a:ext cx="1440049" cy="1232475"/>
+                    </a:xfrm>
+                    <a:prstGeom prst="rect">
+                      <a:avLst/>
+                    </a:prstGeom>
+                  </pic:spPr>
+                </pic:pic>
+              </a:graphicData>
+            </a:graphic>
+          </wp:inline>
+        </w:drawing>
+      </w:r>
+      <w:r>
+        <w:drawing>
+          <wp:inline distT="0" distB="0" distL="0" distR="0" wp14:anchorId="786BF8A4" wp14:editId="64897F08">
+            <wp:extent cx="1433026" cy="1085850"/>
+            <wp:effectExtent l="0" t="0" r="0" b="0"/>
             <wp:docPr id="1945747787" name="Picture 1"/>
             <wp:cNvGraphicFramePr>
               <a:graphicFrameLocks xmlns:a="http://schemas.openxmlformats.org/drawingml/2006/main" noChangeAspect="1"/>
@@ -271,31 +294,31 @@
                     <pic:cNvPicPr/>
                   </pic:nvPicPr>
                   <pic:blipFill>
-                    <a:blip r:embed="rId10"/>
-                    <a:stretch>
-                      <a:fillRect/>
-                    </a:stretch>
-                  </pic:blipFill>
-                  <pic:spPr>
-                    <a:xfrm>
-                      <a:off x="0" y="0"/>
-                      <a:ext cx="1848108" cy="1400370"/>
-                    </a:xfrm>
-                    <a:prstGeom prst="rect">
-                      <a:avLst/>
-                    </a:prstGeom>
-                  </pic:spPr>
-                </pic:pic>
-              </a:graphicData>
-            </a:graphic>
-          </wp:inline>
-        </w:drawing>
-      </w:r>
-      <w:r>
-        <w:drawing>
-          <wp:inline distT="0" distB="0" distL="0" distR="0" wp14:anchorId="469B4D21" wp14:editId="4EEACF18">
-            <wp:extent cx="2010056" cy="1409897"/>
-            <wp:effectExtent l="0" t="0" r="9525" b="0"/>
+                    <a:blip r:embed="rId11"/>
+                    <a:stretch>
+                      <a:fillRect/>
+                    </a:stretch>
+                  </pic:blipFill>
+                  <pic:spPr>
+                    <a:xfrm>
+                      <a:off x="0" y="0"/>
+                      <a:ext cx="1436756" cy="1088677"/>
+                    </a:xfrm>
+                    <a:prstGeom prst="rect">
+                      <a:avLst/>
+                    </a:prstGeom>
+                  </pic:spPr>
+                </pic:pic>
+              </a:graphicData>
+            </a:graphic>
+          </wp:inline>
+        </w:drawing>
+      </w:r>
+      <w:r>
+        <w:drawing>
+          <wp:inline distT="0" distB="0" distL="0" distR="0" wp14:anchorId="469B4D21" wp14:editId="39DE6C4A">
+            <wp:extent cx="1643126" cy="1152525"/>
+            <wp:effectExtent l="0" t="0" r="0" b="0"/>
             <wp:docPr id="459441590" name="Picture 1"/>
             <wp:cNvGraphicFramePr>
               <a:graphicFrameLocks xmlns:a="http://schemas.openxmlformats.org/drawingml/2006/main" noChangeAspect="1"/>
@@ -308,68 +331,68 @@
                     <pic:cNvPicPr/>
                   </pic:nvPicPr>
                   <pic:blipFill>
-                    <a:blip r:embed="rId11"/>
-                    <a:stretch>
-                      <a:fillRect/>
-                    </a:stretch>
-                  </pic:blipFill>
-                  <pic:spPr>
-                    <a:xfrm>
-                      <a:off x="0" y="0"/>
-                      <a:ext cx="2010056" cy="1409897"/>
-                    </a:xfrm>
-                    <a:prstGeom prst="rect">
-                      <a:avLst/>
-                    </a:prstGeom>
-                  </pic:spPr>
-                </pic:pic>
-              </a:graphicData>
-            </a:graphic>
-          </wp:inline>
-        </w:drawing>
-      </w:r>
-      <w:r>
-        <w:drawing>
-          <wp:inline distT="0" distB="0" distL="0" distR="0" wp14:anchorId="4435CA3F" wp14:editId="5E9CA2ED">
-            <wp:extent cx="2229161" cy="1829055"/>
+                    <a:blip r:embed="rId12"/>
+                    <a:stretch>
+                      <a:fillRect/>
+                    </a:stretch>
+                  </pic:blipFill>
+                  <pic:spPr>
+                    <a:xfrm>
+                      <a:off x="0" y="0"/>
+                      <a:ext cx="1648313" cy="1156163"/>
+                    </a:xfrm>
+                    <a:prstGeom prst="rect">
+                      <a:avLst/>
+                    </a:prstGeom>
+                  </pic:spPr>
+                </pic:pic>
+              </a:graphicData>
+            </a:graphic>
+          </wp:inline>
+        </w:drawing>
+      </w:r>
+      <w:r>
+        <w:drawing>
+          <wp:inline distT="0" distB="0" distL="0" distR="0" wp14:anchorId="4435CA3F" wp14:editId="2873D125">
+            <wp:extent cx="1427857" cy="1171575"/>
+            <wp:effectExtent l="0" t="0" r="1270" b="0"/>
+            <wp:docPr id="543486799" name="Picture 1"/>
+            <wp:cNvGraphicFramePr>
+              <a:graphicFrameLocks xmlns:a="http://schemas.openxmlformats.org/drawingml/2006/main" noChangeAspect="1"/>
+            </wp:cNvGraphicFramePr>
+            <a:graphic xmlns:a="http://schemas.openxmlformats.org/drawingml/2006/main">
+              <a:graphicData uri="http://schemas.openxmlformats.org/drawingml/2006/picture">
+                <pic:pic xmlns:pic="http://schemas.openxmlformats.org/drawingml/2006/picture">
+                  <pic:nvPicPr>
+                    <pic:cNvPr id="543486799" name=""/>
+                    <pic:cNvPicPr/>
+                  </pic:nvPicPr>
+                  <pic:blipFill>
+                    <a:blip r:embed="rId13"/>
+                    <a:stretch>
+                      <a:fillRect/>
+                    </a:stretch>
+                  </pic:blipFill>
+                  <pic:spPr>
+                    <a:xfrm>
+                      <a:off x="0" y="0"/>
+                      <a:ext cx="1436511" cy="1178676"/>
+                    </a:xfrm>
+                    <a:prstGeom prst="rect">
+                      <a:avLst/>
+                    </a:prstGeom>
+                  </pic:spPr>
+                </pic:pic>
+              </a:graphicData>
+            </a:graphic>
+          </wp:inline>
+        </w:drawing>
+      </w:r>
+      <w:r>
+        <w:drawing>
+          <wp:inline distT="0" distB="0" distL="0" distR="0" wp14:anchorId="5D091E20" wp14:editId="0A6986EA">
+            <wp:extent cx="1379116" cy="1095375"/>
             <wp:effectExtent l="0" t="0" r="0" b="0"/>
-            <wp:docPr id="543486799" name="Picture 1"/>
-            <wp:cNvGraphicFramePr>
-              <a:graphicFrameLocks xmlns:a="http://schemas.openxmlformats.org/drawingml/2006/main" noChangeAspect="1"/>
-            </wp:cNvGraphicFramePr>
-            <a:graphic xmlns:a="http://schemas.openxmlformats.org/drawingml/2006/main">
-              <a:graphicData uri="http://schemas.openxmlformats.org/drawingml/2006/picture">
-                <pic:pic xmlns:pic="http://schemas.openxmlformats.org/drawingml/2006/picture">
-                  <pic:nvPicPr>
-                    <pic:cNvPr id="543486799" name=""/>
-                    <pic:cNvPicPr/>
-                  </pic:nvPicPr>
-                  <pic:blipFill>
-                    <a:blip r:embed="rId12"/>
-                    <a:stretch>
-                      <a:fillRect/>
-                    </a:stretch>
-                  </pic:blipFill>
-                  <pic:spPr>
-                    <a:xfrm>
-                      <a:off x="0" y="0"/>
-                      <a:ext cx="2229161" cy="1829055"/>
-                    </a:xfrm>
-                    <a:prstGeom prst="rect">
-                      <a:avLst/>
-                    </a:prstGeom>
-                  </pic:spPr>
-                </pic:pic>
-              </a:graphicData>
-            </a:graphic>
-          </wp:inline>
-        </w:drawing>
-      </w:r>
-      <w:r>
-        <w:drawing>
-          <wp:inline distT="0" distB="0" distL="0" distR="0" wp14:anchorId="5D091E20" wp14:editId="21B8DF3B">
-            <wp:extent cx="1991003" cy="1581371"/>
-            <wp:effectExtent l="0" t="0" r="9525" b="0"/>
             <wp:docPr id="182538478" name="Picture 1"/>
             <wp:cNvGraphicFramePr>
               <a:graphicFrameLocks xmlns:a="http://schemas.openxmlformats.org/drawingml/2006/main" noChangeAspect="1"/>
@@ -382,31 +405,31 @@
                     <pic:cNvPicPr/>
                   </pic:nvPicPr>
                   <pic:blipFill>
-                    <a:blip r:embed="rId13"/>
-                    <a:stretch>
-                      <a:fillRect/>
-                    </a:stretch>
-                  </pic:blipFill>
-                  <pic:spPr>
-                    <a:xfrm>
-                      <a:off x="0" y="0"/>
-                      <a:ext cx="1991003" cy="1581371"/>
-                    </a:xfrm>
-                    <a:prstGeom prst="rect">
-                      <a:avLst/>
-                    </a:prstGeom>
-                  </pic:spPr>
-                </pic:pic>
-              </a:graphicData>
-            </a:graphic>
-          </wp:inline>
-        </w:drawing>
-      </w:r>
-      <w:r>
-        <w:drawing>
-          <wp:inline distT="0" distB="0" distL="0" distR="0" wp14:anchorId="4C54B9F2" wp14:editId="696E608A">
-            <wp:extent cx="2000529" cy="1781424"/>
-            <wp:effectExtent l="0" t="0" r="0" b="9525"/>
+                    <a:blip r:embed="rId14"/>
+                    <a:stretch>
+                      <a:fillRect/>
+                    </a:stretch>
+                  </pic:blipFill>
+                  <pic:spPr>
+                    <a:xfrm>
+                      <a:off x="0" y="0"/>
+                      <a:ext cx="1385893" cy="1100757"/>
+                    </a:xfrm>
+                    <a:prstGeom prst="rect">
+                      <a:avLst/>
+                    </a:prstGeom>
+                  </pic:spPr>
+                </pic:pic>
+              </a:graphicData>
+            </a:graphic>
+          </wp:inline>
+        </w:drawing>
+      </w:r>
+      <w:r>
+        <w:drawing>
+          <wp:inline distT="0" distB="0" distL="0" distR="0" wp14:anchorId="4C54B9F2" wp14:editId="6E280E35">
+            <wp:extent cx="1409700" cy="1255304"/>
+            <wp:effectExtent l="0" t="0" r="0" b="2540"/>
             <wp:docPr id="747281354" name="Picture 1"/>
             <wp:cNvGraphicFramePr>
               <a:graphicFrameLocks xmlns:a="http://schemas.openxmlformats.org/drawingml/2006/main" noChangeAspect="1"/>
@@ -419,31 +442,31 @@
                     <pic:cNvPicPr/>
                   </pic:nvPicPr>
                   <pic:blipFill>
-                    <a:blip r:embed="rId14"/>
-                    <a:stretch>
-                      <a:fillRect/>
-                    </a:stretch>
-                  </pic:blipFill>
-                  <pic:spPr>
-                    <a:xfrm>
-                      <a:off x="0" y="0"/>
-                      <a:ext cx="2000529" cy="1781424"/>
-                    </a:xfrm>
-                    <a:prstGeom prst="rect">
-                      <a:avLst/>
-                    </a:prstGeom>
-                  </pic:spPr>
-                </pic:pic>
-              </a:graphicData>
-            </a:graphic>
-          </wp:inline>
-        </w:drawing>
-      </w:r>
-      <w:r>
-        <w:drawing>
-          <wp:inline distT="0" distB="0" distL="0" distR="0" wp14:anchorId="15C91654" wp14:editId="5E6A48BD">
-            <wp:extent cx="2438740" cy="1533739"/>
-            <wp:effectExtent l="0" t="0" r="0" b="9525"/>
+                    <a:blip r:embed="rId15"/>
+                    <a:stretch>
+                      <a:fillRect/>
+                    </a:stretch>
+                  </pic:blipFill>
+                  <pic:spPr>
+                    <a:xfrm>
+                      <a:off x="0" y="0"/>
+                      <a:ext cx="1413694" cy="1258861"/>
+                    </a:xfrm>
+                    <a:prstGeom prst="rect">
+                      <a:avLst/>
+                    </a:prstGeom>
+                  </pic:spPr>
+                </pic:pic>
+              </a:graphicData>
+            </a:graphic>
+          </wp:inline>
+        </w:drawing>
+      </w:r>
+      <w:r>
+        <w:drawing>
+          <wp:inline distT="0" distB="0" distL="0" distR="0" wp14:anchorId="15C91654" wp14:editId="624B4AF9">
+            <wp:extent cx="1524000" cy="1146377"/>
+            <wp:effectExtent l="0" t="0" r="0" b="0"/>
             <wp:docPr id="1557456952" name="Picture 1"/>
             <wp:cNvGraphicFramePr>
               <a:graphicFrameLocks xmlns:a="http://schemas.openxmlformats.org/drawingml/2006/main" noChangeAspect="1"/>
@@ -455,32 +478,41 @@
                     <pic:cNvPr id="1557456952" name=""/>
                     <pic:cNvPicPr/>
                   </pic:nvPicPr>
-                  <pic:blipFill>
-                    <a:blip r:embed="rId15"/>
-                    <a:stretch>
-                      <a:fillRect/>
-                    </a:stretch>
-                  </pic:blipFill>
-                  <pic:spPr>
-                    <a:xfrm>
-                      <a:off x="0" y="0"/>
-                      <a:ext cx="2438740" cy="1533739"/>
-                    </a:xfrm>
-                    <a:prstGeom prst="rect">
-                      <a:avLst/>
-                    </a:prstGeom>
-                  </pic:spPr>
-                </pic:pic>
-              </a:graphicData>
-            </a:graphic>
-          </wp:inline>
-        </w:drawing>
-      </w:r>
-      <w:r>
-        <w:drawing>
-          <wp:inline distT="0" distB="0" distL="0" distR="0" wp14:anchorId="6DC24874" wp14:editId="5162718A">
-            <wp:extent cx="2467319" cy="1762371"/>
-            <wp:effectExtent l="0" t="0" r="9525" b="9525"/>
+                  <pic:blipFill rotWithShape="1">
+                    <a:blip r:embed="rId16"/>
+                    <a:srcRect r="16392"/>
+                    <a:stretch>
+                      <a:fillRect/>
+                    </a:stretch>
+                  </pic:blipFill>
+                  <pic:spPr bwMode="auto">
+                    <a:xfrm>
+                      <a:off x="0" y="0"/>
+                      <a:ext cx="1529178" cy="1150272"/>
+                    </a:xfrm>
+                    <a:prstGeom prst="rect">
+                      <a:avLst/>
+                    </a:prstGeom>
+                    <a:ln>
+                      <a:noFill/>
+                    </a:ln>
+                    <a:extLst>
+                      <a:ext uri="{53640926-AAD7-44D8-BBD7-CCE9431645EC}">
+                        <a14:shadowObscured xmlns:a14="http://schemas.microsoft.com/office/drawing/2010/main"/>
+                      </a:ext>
+                    </a:extLst>
+                  </pic:spPr>
+                </pic:pic>
+              </a:graphicData>
+            </a:graphic>
+          </wp:inline>
+        </w:drawing>
+      </w:r>
+      <w:r>
+        <w:drawing>
+          <wp:inline distT="0" distB="0" distL="0" distR="0" wp14:anchorId="6DC24874" wp14:editId="303D0DA6">
+            <wp:extent cx="1403151" cy="1181100"/>
+            <wp:effectExtent l="0" t="0" r="6985" b="0"/>
             <wp:docPr id="1289811051" name="Picture 1"/>
             <wp:cNvGraphicFramePr>
               <a:graphicFrameLocks xmlns:a="http://schemas.openxmlformats.org/drawingml/2006/main" noChangeAspect="1"/>
@@ -492,33 +524,44 @@
                     <pic:cNvPr id="1289811051" name=""/>
                     <pic:cNvPicPr/>
                   </pic:nvPicPr>
-                  <pic:blipFill>
-                    <a:blip r:embed="rId16"/>
-                    <a:stretch>
-                      <a:fillRect/>
-                    </a:stretch>
-                  </pic:blipFill>
-                  <pic:spPr>
-                    <a:xfrm>
-                      <a:off x="0" y="0"/>
-                      <a:ext cx="2467319" cy="1762371"/>
-                    </a:xfrm>
-                    <a:prstGeom prst="rect">
-                      <a:avLst/>
-                    </a:prstGeom>
-                  </pic:spPr>
-                </pic:pic>
-              </a:graphicData>
-            </a:graphic>
-          </wp:inline>
-        </w:drawing>
-      </w:r>
+                  <pic:blipFill rotWithShape="1">
+                    <a:blip r:embed="rId17"/>
+                    <a:srcRect r="15142"/>
+                    <a:stretch>
+                      <a:fillRect/>
+                    </a:stretch>
+                  </pic:blipFill>
+                  <pic:spPr bwMode="auto">
+                    <a:xfrm>
+                      <a:off x="0" y="0"/>
+                      <a:ext cx="1416744" cy="1192542"/>
+                    </a:xfrm>
+                    <a:prstGeom prst="rect">
+                      <a:avLst/>
+                    </a:prstGeom>
+                    <a:ln>
+                      <a:noFill/>
+                    </a:ln>
+                    <a:extLst>
+                      <a:ext uri="{53640926-AAD7-44D8-BBD7-CCE9431645EC}">
+                        <a14:shadowObscured xmlns:a14="http://schemas.microsoft.com/office/drawing/2010/main"/>
+                      </a:ext>
+                    </a:extLst>
+                  </pic:spPr>
+                </pic:pic>
+              </a:graphicData>
+            </a:graphic>
+          </wp:inline>
+        </w:drawing>
+      </w:r>
+    </w:p>
+    <w:p>
       <w:r>
         <w:lastRenderedPageBreak/>
         <w:drawing>
-          <wp:inline distT="0" distB="0" distL="0" distR="0" wp14:anchorId="1AE47A57" wp14:editId="4A36154D">
-            <wp:extent cx="2314898" cy="1867161"/>
-            <wp:effectExtent l="0" t="0" r="0" b="0"/>
+          <wp:inline distT="0" distB="0" distL="0" distR="0" wp14:anchorId="1AE47A57" wp14:editId="4B8188E9">
+            <wp:extent cx="1438275" cy="1160089"/>
+            <wp:effectExtent l="0" t="0" r="0" b="2540"/>
             <wp:docPr id="81791903" name="Picture 1"/>
             <wp:cNvGraphicFramePr>
               <a:graphicFrameLocks xmlns:a="http://schemas.openxmlformats.org/drawingml/2006/main" noChangeAspect="1"/>
@@ -531,31 +574,31 @@
                     <pic:cNvPicPr/>
                   </pic:nvPicPr>
                   <pic:blipFill>
-                    <a:blip r:embed="rId17"/>
-                    <a:stretch>
-                      <a:fillRect/>
-                    </a:stretch>
-                  </pic:blipFill>
-                  <pic:spPr>
-                    <a:xfrm>
-                      <a:off x="0" y="0"/>
-                      <a:ext cx="2314898" cy="1867161"/>
-                    </a:xfrm>
-                    <a:prstGeom prst="rect">
-                      <a:avLst/>
-                    </a:prstGeom>
-                  </pic:spPr>
-                </pic:pic>
-              </a:graphicData>
-            </a:graphic>
-          </wp:inline>
-        </w:drawing>
-      </w:r>
-      <w:r>
-        <w:drawing>
-          <wp:inline distT="0" distB="0" distL="0" distR="0" wp14:anchorId="0897C714" wp14:editId="41BD07EF">
-            <wp:extent cx="2591162" cy="1686160"/>
-            <wp:effectExtent l="0" t="0" r="0" b="0"/>
+                    <a:blip r:embed="rId18"/>
+                    <a:stretch>
+                      <a:fillRect/>
+                    </a:stretch>
+                  </pic:blipFill>
+                  <pic:spPr>
+                    <a:xfrm>
+                      <a:off x="0" y="0"/>
+                      <a:ext cx="1444775" cy="1165332"/>
+                    </a:xfrm>
+                    <a:prstGeom prst="rect">
+                      <a:avLst/>
+                    </a:prstGeom>
+                  </pic:spPr>
+                </pic:pic>
+              </a:graphicData>
+            </a:graphic>
+          </wp:inline>
+        </w:drawing>
+      </w:r>
+      <w:r>
+        <w:drawing>
+          <wp:inline distT="0" distB="0" distL="0" distR="0" wp14:anchorId="0897C714" wp14:editId="1A64F334">
+            <wp:extent cx="1419225" cy="1199982"/>
+            <wp:effectExtent l="0" t="0" r="0" b="635"/>
             <wp:docPr id="660200231" name="Picture 1"/>
             <wp:cNvGraphicFramePr>
               <a:graphicFrameLocks xmlns:a="http://schemas.openxmlformats.org/drawingml/2006/main" noChangeAspect="1"/>
@@ -567,31 +610,40 @@
                     <pic:cNvPr id="660200231" name=""/>
                     <pic:cNvPicPr/>
                   </pic:nvPicPr>
-                  <pic:blipFill>
-                    <a:blip r:embed="rId18"/>
-                    <a:stretch>
-                      <a:fillRect/>
-                    </a:stretch>
-                  </pic:blipFill>
-                  <pic:spPr>
-                    <a:xfrm>
-                      <a:off x="0" y="0"/>
-                      <a:ext cx="2591162" cy="1686160"/>
-                    </a:xfrm>
-                    <a:prstGeom prst="rect">
-                      <a:avLst/>
-                    </a:prstGeom>
-                  </pic:spPr>
-                </pic:pic>
-              </a:graphicData>
-            </a:graphic>
-          </wp:inline>
-        </w:drawing>
-      </w:r>
-      <w:r>
-        <w:drawing>
-          <wp:inline distT="0" distB="0" distL="0" distR="0" wp14:anchorId="6666BD6B" wp14:editId="0E7DAB1C">
-            <wp:extent cx="2495898" cy="1638529"/>
+                  <pic:blipFill rotWithShape="1">
+                    <a:blip r:embed="rId19"/>
+                    <a:srcRect r="23037"/>
+                    <a:stretch>
+                      <a:fillRect/>
+                    </a:stretch>
+                  </pic:blipFill>
+                  <pic:spPr bwMode="auto">
+                    <a:xfrm>
+                      <a:off x="0" y="0"/>
+                      <a:ext cx="1422153" cy="1202458"/>
+                    </a:xfrm>
+                    <a:prstGeom prst="rect">
+                      <a:avLst/>
+                    </a:prstGeom>
+                    <a:ln>
+                      <a:noFill/>
+                    </a:ln>
+                    <a:extLst>
+                      <a:ext uri="{53640926-AAD7-44D8-BBD7-CCE9431645EC}">
+                        <a14:shadowObscured xmlns:a14="http://schemas.microsoft.com/office/drawing/2010/main"/>
+                      </a:ext>
+                    </a:extLst>
+                  </pic:spPr>
+                </pic:pic>
+              </a:graphicData>
+            </a:graphic>
+          </wp:inline>
+        </w:drawing>
+      </w:r>
+      <w:r>
+        <w:drawing>
+          <wp:inline distT="0" distB="0" distL="0" distR="0" wp14:anchorId="6666BD6B" wp14:editId="0E85E6CD">
+            <wp:extent cx="1799117" cy="1181100"/>
             <wp:effectExtent l="0" t="0" r="0" b="0"/>
             <wp:docPr id="806494333" name="Picture 1"/>
             <wp:cNvGraphicFramePr>
@@ -605,52 +657,608 @@
                     <pic:cNvPicPr/>
                   </pic:nvPicPr>
                   <pic:blipFill>
-                    <a:blip r:embed="rId19"/>
-                    <a:stretch>
-                      <a:fillRect/>
-                    </a:stretch>
-                  </pic:blipFill>
-                  <pic:spPr>
-                    <a:xfrm>
-                      <a:off x="0" y="0"/>
-                      <a:ext cx="2495898" cy="1638529"/>
-                    </a:xfrm>
-                    <a:prstGeom prst="rect">
-                      <a:avLst/>
-                    </a:prstGeom>
-                  </pic:spPr>
-                </pic:pic>
-              </a:graphicData>
-            </a:graphic>
-          </wp:inline>
-        </w:drawing>
-      </w:r>
-      <w:r>
-        <w:drawing>
-          <wp:inline distT="0" distB="0" distL="0" distR="0" wp14:anchorId="4C7147BD" wp14:editId="30DA0822">
-            <wp:extent cx="2534004" cy="1819529"/>
+                    <a:blip r:embed="rId20"/>
+                    <a:stretch>
+                      <a:fillRect/>
+                    </a:stretch>
+                  </pic:blipFill>
+                  <pic:spPr>
+                    <a:xfrm>
+                      <a:off x="0" y="0"/>
+                      <a:ext cx="1807976" cy="1186916"/>
+                    </a:xfrm>
+                    <a:prstGeom prst="rect">
+                      <a:avLst/>
+                    </a:prstGeom>
+                  </pic:spPr>
+                </pic:pic>
+              </a:graphicData>
+            </a:graphic>
+          </wp:inline>
+        </w:drawing>
+      </w:r>
+      <w:r>
+        <w:drawing>
+          <wp:inline distT="0" distB="0" distL="0" distR="0" wp14:anchorId="4C7147BD" wp14:editId="014F30BD">
+            <wp:extent cx="1200150" cy="1070237"/>
+            <wp:effectExtent l="0" t="0" r="0" b="0"/>
+            <wp:docPr id="2057636277" name="Picture 1"/>
+            <wp:cNvGraphicFramePr>
+              <a:graphicFrameLocks xmlns:a="http://schemas.openxmlformats.org/drawingml/2006/main" noChangeAspect="1"/>
+            </wp:cNvGraphicFramePr>
+            <a:graphic xmlns:a="http://schemas.openxmlformats.org/drawingml/2006/main">
+              <a:graphicData uri="http://schemas.openxmlformats.org/drawingml/2006/picture">
+                <pic:pic xmlns:pic="http://schemas.openxmlformats.org/drawingml/2006/picture">
+                  <pic:nvPicPr>
+                    <pic:cNvPr id="2057636277" name=""/>
+                    <pic:cNvPicPr/>
+                  </pic:nvPicPr>
+                  <pic:blipFill rotWithShape="1">
+                    <a:blip r:embed="rId21"/>
+                    <a:srcRect r="19480"/>
+                    <a:stretch>
+                      <a:fillRect/>
+                    </a:stretch>
+                  </pic:blipFill>
+                  <pic:spPr bwMode="auto">
+                    <a:xfrm>
+                      <a:off x="0" y="0"/>
+                      <a:ext cx="1204788" cy="1074373"/>
+                    </a:xfrm>
+                    <a:prstGeom prst="rect">
+                      <a:avLst/>
+                    </a:prstGeom>
+                    <a:ln>
+                      <a:noFill/>
+                    </a:ln>
+                    <a:extLst>
+                      <a:ext uri="{53640926-AAD7-44D8-BBD7-CCE9431645EC}">
+                        <a14:shadowObscured xmlns:a14="http://schemas.microsoft.com/office/drawing/2010/main"/>
+                      </a:ext>
+                    </a:extLst>
+                  </pic:spPr>
+                </pic:pic>
+              </a:graphicData>
+            </a:graphic>
+          </wp:inline>
+        </w:drawing>
+      </w:r>
+    </w:p>
+    <w:p>
+      <w:pPr>
+        <w:pBdr>
+          <w:bottom w:val="single" w:sz="6" w:space="1" w:color="auto"/>
+        </w:pBdr>
+      </w:pPr>
+      <w:r>
+        <w:t>Test using postman</w:t>
+      </w:r>
+    </w:p>
+    <w:p>
+      <w:pPr>
+        <w:pStyle w:val="ListParagraph"/>
+        <w:numPr>
+          <w:ilvl w:val="0"/>
+          <w:numId w:val="1"/>
+        </w:numPr>
+      </w:pPr>
+      <w:r>
+        <w:t>WareHouse</w:t>
+      </w:r>
+    </w:p>
+    <w:p>
+      <w:r>
+        <w:drawing>
+          <wp:inline distT="0" distB="0" distL="0" distR="0" wp14:anchorId="781AF787" wp14:editId="597947A2">
+            <wp:extent cx="4349363" cy="2288991"/>
+            <wp:effectExtent l="0" t="0" r="0" b="0"/>
+            <wp:docPr id="1318905953" name="Picture 1"/>
+            <wp:cNvGraphicFramePr>
+              <a:graphicFrameLocks xmlns:a="http://schemas.openxmlformats.org/drawingml/2006/main" noChangeAspect="1"/>
+            </wp:cNvGraphicFramePr>
+            <a:graphic xmlns:a="http://schemas.openxmlformats.org/drawingml/2006/main">
+              <a:graphicData uri="http://schemas.openxmlformats.org/drawingml/2006/picture">
+                <pic:pic xmlns:pic="http://schemas.openxmlformats.org/drawingml/2006/picture">
+                  <pic:nvPicPr>
+                    <pic:cNvPr id="1318905953" name=""/>
+                    <pic:cNvPicPr/>
+                  </pic:nvPicPr>
+                  <pic:blipFill>
+                    <a:blip r:embed="rId22"/>
+                    <a:stretch>
+                      <a:fillRect/>
+                    </a:stretch>
+                  </pic:blipFill>
+                  <pic:spPr>
+                    <a:xfrm>
+                      <a:off x="0" y="0"/>
+                      <a:ext cx="4406958" cy="2319302"/>
+                    </a:xfrm>
+                    <a:prstGeom prst="rect">
+                      <a:avLst/>
+                    </a:prstGeom>
+                  </pic:spPr>
+                </pic:pic>
+              </a:graphicData>
+            </a:graphic>
+          </wp:inline>
+        </w:drawing>
+      </w:r>
+    </w:p>
+    <w:p>
+      <w:r>
+        <w:drawing>
+          <wp:inline distT="0" distB="0" distL="0" distR="0" wp14:anchorId="132C88E7" wp14:editId="47422D78">
+            <wp:extent cx="4333461" cy="1840795"/>
+            <wp:effectExtent l="0" t="0" r="0" b="7620"/>
+            <wp:docPr id="1609027568" name="Picture 1"/>
+            <wp:cNvGraphicFramePr>
+              <a:graphicFrameLocks xmlns:a="http://schemas.openxmlformats.org/drawingml/2006/main" noChangeAspect="1"/>
+            </wp:cNvGraphicFramePr>
+            <a:graphic xmlns:a="http://schemas.openxmlformats.org/drawingml/2006/main">
+              <a:graphicData uri="http://schemas.openxmlformats.org/drawingml/2006/picture">
+                <pic:pic xmlns:pic="http://schemas.openxmlformats.org/drawingml/2006/picture">
+                  <pic:nvPicPr>
+                    <pic:cNvPr id="1609027568" name=""/>
+                    <pic:cNvPicPr/>
+                  </pic:nvPicPr>
+                  <pic:blipFill>
+                    <a:blip r:embed="rId23"/>
+                    <a:stretch>
+                      <a:fillRect/>
+                    </a:stretch>
+                  </pic:blipFill>
+                  <pic:spPr>
+                    <a:xfrm>
+                      <a:off x="0" y="0"/>
+                      <a:ext cx="4414138" cy="1875066"/>
+                    </a:xfrm>
+                    <a:prstGeom prst="rect">
+                      <a:avLst/>
+                    </a:prstGeom>
+                  </pic:spPr>
+                </pic:pic>
+              </a:graphicData>
+            </a:graphic>
+          </wp:inline>
+        </w:drawing>
+      </w:r>
+    </w:p>
+    <w:p>
+      <w:r>
+        <w:drawing>
+          <wp:inline distT="0" distB="0" distL="0" distR="0" wp14:anchorId="71DEF6C2" wp14:editId="4EE2E358">
+            <wp:extent cx="4269850" cy="1635409"/>
+            <wp:effectExtent l="0" t="0" r="0" b="3175"/>
+            <wp:docPr id="187617845" name="Picture 1"/>
+            <wp:cNvGraphicFramePr>
+              <a:graphicFrameLocks xmlns:a="http://schemas.openxmlformats.org/drawingml/2006/main" noChangeAspect="1"/>
+            </wp:cNvGraphicFramePr>
+            <a:graphic xmlns:a="http://schemas.openxmlformats.org/drawingml/2006/main">
+              <a:graphicData uri="http://schemas.openxmlformats.org/drawingml/2006/picture">
+                <pic:pic xmlns:pic="http://schemas.openxmlformats.org/drawingml/2006/picture">
+                  <pic:nvPicPr>
+                    <pic:cNvPr id="187617845" name=""/>
+                    <pic:cNvPicPr/>
+                  </pic:nvPicPr>
+                  <pic:blipFill>
+                    <a:blip r:embed="rId24"/>
+                    <a:stretch>
+                      <a:fillRect/>
+                    </a:stretch>
+                  </pic:blipFill>
+                  <pic:spPr>
+                    <a:xfrm>
+                      <a:off x="0" y="0"/>
+                      <a:ext cx="4319800" cy="1654540"/>
+                    </a:xfrm>
+                    <a:prstGeom prst="rect">
+                      <a:avLst/>
+                    </a:prstGeom>
+                  </pic:spPr>
+                </pic:pic>
+              </a:graphicData>
+            </a:graphic>
+          </wp:inline>
+        </w:drawing>
+      </w:r>
+    </w:p>
+    <w:p>
+      <w:r>
+        <w:lastRenderedPageBreak/>
+        <w:drawing>
+          <wp:inline distT="0" distB="0" distL="0" distR="0" wp14:anchorId="312AFA90" wp14:editId="55722946">
+            <wp:extent cx="4612720" cy="2600077"/>
+            <wp:effectExtent l="0" t="0" r="0" b="0"/>
+            <wp:docPr id="1344061872" name="Picture 1"/>
+            <wp:cNvGraphicFramePr>
+              <a:graphicFrameLocks xmlns:a="http://schemas.openxmlformats.org/drawingml/2006/main" noChangeAspect="1"/>
+            </wp:cNvGraphicFramePr>
+            <a:graphic xmlns:a="http://schemas.openxmlformats.org/drawingml/2006/main">
+              <a:graphicData uri="http://schemas.openxmlformats.org/drawingml/2006/picture">
+                <pic:pic xmlns:pic="http://schemas.openxmlformats.org/drawingml/2006/picture">
+                  <pic:nvPicPr>
+                    <pic:cNvPr id="1344061872" name=""/>
+                    <pic:cNvPicPr/>
+                  </pic:nvPicPr>
+                  <pic:blipFill>
+                    <a:blip r:embed="rId25"/>
+                    <a:stretch>
+                      <a:fillRect/>
+                    </a:stretch>
+                  </pic:blipFill>
+                  <pic:spPr>
+                    <a:xfrm>
+                      <a:off x="0" y="0"/>
+                      <a:ext cx="4669901" cy="2632309"/>
+                    </a:xfrm>
+                    <a:prstGeom prst="rect">
+                      <a:avLst/>
+                    </a:prstGeom>
+                  </pic:spPr>
+                </pic:pic>
+              </a:graphicData>
+            </a:graphic>
+          </wp:inline>
+        </w:drawing>
+      </w:r>
+    </w:p>
+    <w:p>
+      <w:pPr>
+        <w:rPr>
+          <w:noProof/>
+        </w:rPr>
+      </w:pPr>
+      <w:r>
+        <w:drawing>
+          <wp:inline distT="0" distB="0" distL="0" distR="0" wp14:anchorId="2C8F409C" wp14:editId="298B9A40">
+            <wp:extent cx="4490328" cy="1176793"/>
+            <wp:effectExtent l="0" t="0" r="5715" b="4445"/>
+            <wp:docPr id="461639333" name="Picture 1"/>
+            <wp:cNvGraphicFramePr>
+              <a:graphicFrameLocks xmlns:a="http://schemas.openxmlformats.org/drawingml/2006/main" noChangeAspect="1"/>
+            </wp:cNvGraphicFramePr>
+            <a:graphic xmlns:a="http://schemas.openxmlformats.org/drawingml/2006/main">
+              <a:graphicData uri="http://schemas.openxmlformats.org/drawingml/2006/picture">
+                <pic:pic xmlns:pic="http://schemas.openxmlformats.org/drawingml/2006/picture">
+                  <pic:nvPicPr>
+                    <pic:cNvPr id="461639333" name=""/>
+                    <pic:cNvPicPr/>
+                  </pic:nvPicPr>
+                  <pic:blipFill>
+                    <a:blip r:embed="rId26"/>
+                    <a:stretch>
+                      <a:fillRect/>
+                    </a:stretch>
+                  </pic:blipFill>
+                  <pic:spPr>
+                    <a:xfrm>
+                      <a:off x="0" y="0"/>
+                      <a:ext cx="4581970" cy="1200810"/>
+                    </a:xfrm>
+                    <a:prstGeom prst="rect">
+                      <a:avLst/>
+                    </a:prstGeom>
+                  </pic:spPr>
+                </pic:pic>
+              </a:graphicData>
+            </a:graphic>
+          </wp:inline>
+        </w:drawing>
+      </w:r>
+      <w:r>
+        <w:rPr>
+          <w:noProof/>
+        </w:rPr>
+        <w:t xml:space="preserve"> </w:t>
+      </w:r>
+      <w:r>
+        <w:drawing>
+          <wp:inline distT="0" distB="0" distL="0" distR="0" wp14:anchorId="509A00C9" wp14:editId="49ED5EA1">
+            <wp:extent cx="5359179" cy="359570"/>
+            <wp:effectExtent l="0" t="0" r="0" b="2540"/>
+            <wp:docPr id="1795908689" name="Picture 1"/>
+            <wp:cNvGraphicFramePr>
+              <a:graphicFrameLocks xmlns:a="http://schemas.openxmlformats.org/drawingml/2006/main" noChangeAspect="1"/>
+            </wp:cNvGraphicFramePr>
+            <a:graphic xmlns:a="http://schemas.openxmlformats.org/drawingml/2006/main">
+              <a:graphicData uri="http://schemas.openxmlformats.org/drawingml/2006/picture">
+                <pic:pic xmlns:pic="http://schemas.openxmlformats.org/drawingml/2006/picture">
+                  <pic:nvPicPr>
+                    <pic:cNvPr id="1795908689" name=""/>
+                    <pic:cNvPicPr/>
+                  </pic:nvPicPr>
+                  <pic:blipFill>
+                    <a:blip r:embed="rId27"/>
+                    <a:stretch>
+                      <a:fillRect/>
+                    </a:stretch>
+                  </pic:blipFill>
+                  <pic:spPr>
+                    <a:xfrm>
+                      <a:off x="0" y="0"/>
+                      <a:ext cx="5638060" cy="378281"/>
+                    </a:xfrm>
+                    <a:prstGeom prst="rect">
+                      <a:avLst/>
+                    </a:prstGeom>
+                  </pic:spPr>
+                </pic:pic>
+              </a:graphicData>
+            </a:graphic>
+          </wp:inline>
+        </w:drawing>
+      </w:r>
+    </w:p>
+    <w:p>
+      <w:pPr>
+        <w:rPr>
+          <w:noProof/>
+        </w:rPr>
+      </w:pPr>
+    </w:p>
+    <w:p>
+      <w:pPr>
+        <w:pStyle w:val="ListParagraph"/>
+        <w:numPr>
+          <w:ilvl w:val="0"/>
+          <w:numId w:val="1"/>
+        </w:numPr>
+      </w:pPr>
+      <w:r>
+        <w:t>Product</w:t>
+      </w:r>
+      <w:r>
+        <w:br/>
+      </w:r>
+      <w:r>
+        <w:drawing>
+          <wp:inline distT="0" distB="0" distL="0" distR="0" wp14:anchorId="1EE6DE5C" wp14:editId="5B9135A2">
+            <wp:extent cx="4619708" cy="2524059"/>
+            <wp:effectExtent l="0" t="0" r="0" b="0"/>
+            <wp:docPr id="1476990191" name="Picture 1"/>
+            <wp:cNvGraphicFramePr>
+              <a:graphicFrameLocks xmlns:a="http://schemas.openxmlformats.org/drawingml/2006/main" noChangeAspect="1"/>
+            </wp:cNvGraphicFramePr>
+            <a:graphic xmlns:a="http://schemas.openxmlformats.org/drawingml/2006/main">
+              <a:graphicData uri="http://schemas.openxmlformats.org/drawingml/2006/picture">
+                <pic:pic xmlns:pic="http://schemas.openxmlformats.org/drawingml/2006/picture">
+                  <pic:nvPicPr>
+                    <pic:cNvPr id="1476990191" name=""/>
+                    <pic:cNvPicPr/>
+                  </pic:nvPicPr>
+                  <pic:blipFill>
+                    <a:blip r:embed="rId28"/>
+                    <a:stretch>
+                      <a:fillRect/>
+                    </a:stretch>
+                  </pic:blipFill>
+                  <pic:spPr>
+                    <a:xfrm>
+                      <a:off x="0" y="0"/>
+                      <a:ext cx="4665228" cy="2548930"/>
+                    </a:xfrm>
+                    <a:prstGeom prst="rect">
+                      <a:avLst/>
+                    </a:prstGeom>
+                  </pic:spPr>
+                </pic:pic>
+              </a:graphicData>
+            </a:graphic>
+          </wp:inline>
+        </w:drawing>
+      </w:r>
+      <w:r>
+        <w:lastRenderedPageBreak/>
+        <w:drawing>
+          <wp:inline distT="0" distB="0" distL="0" distR="0" wp14:anchorId="593CAC73" wp14:editId="612B43FA">
+            <wp:extent cx="4214191" cy="1772572"/>
+            <wp:effectExtent l="0" t="0" r="0" b="0"/>
+            <wp:docPr id="1340812457" name="Picture 1"/>
+            <wp:cNvGraphicFramePr>
+              <a:graphicFrameLocks xmlns:a="http://schemas.openxmlformats.org/drawingml/2006/main" noChangeAspect="1"/>
+            </wp:cNvGraphicFramePr>
+            <a:graphic xmlns:a="http://schemas.openxmlformats.org/drawingml/2006/main">
+              <a:graphicData uri="http://schemas.openxmlformats.org/drawingml/2006/picture">
+                <pic:pic xmlns:pic="http://schemas.openxmlformats.org/drawingml/2006/picture">
+                  <pic:nvPicPr>
+                    <pic:cNvPr id="1340812457" name=""/>
+                    <pic:cNvPicPr/>
+                  </pic:nvPicPr>
+                  <pic:blipFill>
+                    <a:blip r:embed="rId29"/>
+                    <a:stretch>
+                      <a:fillRect/>
+                    </a:stretch>
+                  </pic:blipFill>
+                  <pic:spPr>
+                    <a:xfrm>
+                      <a:off x="0" y="0"/>
+                      <a:ext cx="4233696" cy="1780776"/>
+                    </a:xfrm>
+                    <a:prstGeom prst="rect">
+                      <a:avLst/>
+                    </a:prstGeom>
+                  </pic:spPr>
+                </pic:pic>
+              </a:graphicData>
+            </a:graphic>
+          </wp:inline>
+        </w:drawing>
+      </w:r>
+      <w:r>
+        <w:rPr>
+          <w:noProof/>
+        </w:rPr>
+        <w:t xml:space="preserve"> </w:t>
+      </w:r>
+      <w:r>
+        <w:rPr>
+          <w:noProof/>
+        </w:rPr>
+        <w:drawing>
+          <wp:inline distT="0" distB="0" distL="0" distR="0" wp14:anchorId="6DDFBE10" wp14:editId="35570744">
+            <wp:extent cx="4094922" cy="1916213"/>
+            <wp:effectExtent l="0" t="0" r="1270" b="8255"/>
+            <wp:docPr id="421912448" name="Picture 1"/>
+            <wp:cNvGraphicFramePr>
+              <a:graphicFrameLocks xmlns:a="http://schemas.openxmlformats.org/drawingml/2006/main" noChangeAspect="1"/>
+            </wp:cNvGraphicFramePr>
+            <a:graphic xmlns:a="http://schemas.openxmlformats.org/drawingml/2006/main">
+              <a:graphicData uri="http://schemas.openxmlformats.org/drawingml/2006/picture">
+                <pic:pic xmlns:pic="http://schemas.openxmlformats.org/drawingml/2006/picture">
+                  <pic:nvPicPr>
+                    <pic:cNvPr id="421912448" name=""/>
+                    <pic:cNvPicPr/>
+                  </pic:nvPicPr>
+                  <pic:blipFill>
+                    <a:blip r:embed="rId30"/>
+                    <a:stretch>
+                      <a:fillRect/>
+                    </a:stretch>
+                  </pic:blipFill>
+                  <pic:spPr>
+                    <a:xfrm>
+                      <a:off x="0" y="0"/>
+                      <a:ext cx="4113582" cy="1924945"/>
+                    </a:xfrm>
+                    <a:prstGeom prst="rect">
+                      <a:avLst/>
+                    </a:prstGeom>
+                  </pic:spPr>
+                </pic:pic>
+              </a:graphicData>
+            </a:graphic>
+          </wp:inline>
+        </w:drawing>
+      </w:r>
+      <w:r>
+        <w:rPr>
+          <w:noProof/>
+        </w:rPr>
+        <w:t xml:space="preserve"> </w:t>
+      </w:r>
+      <w:r>
+        <w:rPr>
+          <w:noProof/>
+        </w:rPr>
+        <w:drawing>
+          <wp:inline distT="0" distB="0" distL="0" distR="0" wp14:anchorId="54D1027D" wp14:editId="04A19100">
+            <wp:extent cx="4007457" cy="2243491"/>
+            <wp:effectExtent l="0" t="0" r="0" b="4445"/>
+            <wp:docPr id="1071091102" name="Picture 1"/>
+            <wp:cNvGraphicFramePr>
+              <a:graphicFrameLocks xmlns:a="http://schemas.openxmlformats.org/drawingml/2006/main" noChangeAspect="1"/>
+            </wp:cNvGraphicFramePr>
+            <a:graphic xmlns:a="http://schemas.openxmlformats.org/drawingml/2006/main">
+              <a:graphicData uri="http://schemas.openxmlformats.org/drawingml/2006/picture">
+                <pic:pic xmlns:pic="http://schemas.openxmlformats.org/drawingml/2006/picture">
+                  <pic:nvPicPr>
+                    <pic:cNvPr id="1071091102" name=""/>
+                    <pic:cNvPicPr/>
+                  </pic:nvPicPr>
+                  <pic:blipFill>
+                    <a:blip r:embed="rId31"/>
+                    <a:stretch>
+                      <a:fillRect/>
+                    </a:stretch>
+                  </pic:blipFill>
+                  <pic:spPr>
+                    <a:xfrm>
+                      <a:off x="0" y="0"/>
+                      <a:ext cx="4014691" cy="2247541"/>
+                    </a:xfrm>
+                    <a:prstGeom prst="rect">
+                      <a:avLst/>
+                    </a:prstGeom>
+                  </pic:spPr>
+                </pic:pic>
+              </a:graphicData>
+            </a:graphic>
+          </wp:inline>
+        </w:drawing>
+      </w:r>
+      <w:r>
+        <w:rPr>
+          <w:noProof/>
+        </w:rPr>
+        <w:t xml:space="preserve"> </w:t>
+      </w:r>
+      <w:r>
+        <w:rPr>
+          <w:noProof/>
+        </w:rPr>
+        <w:drawing>
+          <wp:inline distT="0" distB="0" distL="0" distR="0" wp14:anchorId="6773480F" wp14:editId="41F5BB9A">
+            <wp:extent cx="3816626" cy="989224"/>
+            <wp:effectExtent l="0" t="0" r="0" b="1905"/>
+            <wp:docPr id="144463060" name="Picture 1"/>
+            <wp:cNvGraphicFramePr>
+              <a:graphicFrameLocks xmlns:a="http://schemas.openxmlformats.org/drawingml/2006/main" noChangeAspect="1"/>
+            </wp:cNvGraphicFramePr>
+            <a:graphic xmlns:a="http://schemas.openxmlformats.org/drawingml/2006/main">
+              <a:graphicData uri="http://schemas.openxmlformats.org/drawingml/2006/picture">
+                <pic:pic xmlns:pic="http://schemas.openxmlformats.org/drawingml/2006/picture">
+                  <pic:nvPicPr>
+                    <pic:cNvPr id="144463060" name=""/>
+                    <pic:cNvPicPr/>
+                  </pic:nvPicPr>
+                  <pic:blipFill>
+                    <a:blip r:embed="rId32"/>
+                    <a:stretch>
+                      <a:fillRect/>
+                    </a:stretch>
+                  </pic:blipFill>
+                  <pic:spPr>
+                    <a:xfrm>
+                      <a:off x="0" y="0"/>
+                      <a:ext cx="3830944" cy="992935"/>
+                    </a:xfrm>
+                    <a:prstGeom prst="rect">
+                      <a:avLst/>
+                    </a:prstGeom>
+                  </pic:spPr>
+                </pic:pic>
+              </a:graphicData>
+            </a:graphic>
+          </wp:inline>
+        </w:drawing>
+      </w:r>
+      <w:r>
+        <w:rPr>
+          <w:noProof/>
+        </w:rPr>
+        <w:t xml:space="preserve"> </w:t>
+      </w:r>
+      <w:r>
+        <w:rPr>
+          <w:noProof/>
+        </w:rPr>
+        <w:drawing>
+          <wp:inline distT="0" distB="0" distL="0" distR="0" wp14:anchorId="466F48DE" wp14:editId="32BD5F04">
+            <wp:extent cx="5829568" cy="238539"/>
             <wp:effectExtent l="0" t="0" r="0" b="9525"/>
-            <wp:docPr id="2057636277" name="Picture 1"/>
-            <wp:cNvGraphicFramePr>
-              <a:graphicFrameLocks xmlns:a="http://schemas.openxmlformats.org/drawingml/2006/main" noChangeAspect="1"/>
-            </wp:cNvGraphicFramePr>
-            <a:graphic xmlns:a="http://schemas.openxmlformats.org/drawingml/2006/main">
-              <a:graphicData uri="http://schemas.openxmlformats.org/drawingml/2006/picture">
-                <pic:pic xmlns:pic="http://schemas.openxmlformats.org/drawingml/2006/picture">
-                  <pic:nvPicPr>
-                    <pic:cNvPr id="2057636277" name=""/>
-                    <pic:cNvPicPr/>
-                  </pic:nvPicPr>
-                  <pic:blipFill>
-                    <a:blip r:embed="rId20"/>
-                    <a:stretch>
-                      <a:fillRect/>
-                    </a:stretch>
-                  </pic:blipFill>
-                  <pic:spPr>
-                    <a:xfrm>
-                      <a:off x="0" y="0"/>
-                      <a:ext cx="2534004" cy="1819529"/>
+            <wp:docPr id="917970539" name="Picture 1"/>
+            <wp:cNvGraphicFramePr>
+              <a:graphicFrameLocks xmlns:a="http://schemas.openxmlformats.org/drawingml/2006/main" noChangeAspect="1"/>
+            </wp:cNvGraphicFramePr>
+            <a:graphic xmlns:a="http://schemas.openxmlformats.org/drawingml/2006/main">
+              <a:graphicData uri="http://schemas.openxmlformats.org/drawingml/2006/picture">
+                <pic:pic xmlns:pic="http://schemas.openxmlformats.org/drawingml/2006/picture">
+                  <pic:nvPicPr>
+                    <pic:cNvPr id="917970539" name=""/>
+                    <pic:cNvPicPr/>
+                  </pic:nvPicPr>
+                  <pic:blipFill>
+                    <a:blip r:embed="rId33"/>
+                    <a:stretch>
+                      <a:fillRect/>
+                    </a:stretch>
+                  </pic:blipFill>
+                  <pic:spPr>
+                    <a:xfrm>
+                      <a:off x="0" y="0"/>
+                      <a:ext cx="6178081" cy="252800"/>
                     </a:xfrm>
                     <a:prstGeom prst="rect">
                       <a:avLst/>
@@ -664,6 +1272,3853 @@
       </w:r>
     </w:p>
     <w:p/>
+    <w:p/>
+    <w:p>
+      <w:pPr>
+        <w:pStyle w:val="ListParagraph"/>
+        <w:numPr>
+          <w:ilvl w:val="0"/>
+          <w:numId w:val="1"/>
+        </w:numPr>
+      </w:pPr>
+      <w:r>
+        <w:lastRenderedPageBreak/>
+        <w:t>Carrier</w:t>
+      </w:r>
+    </w:p>
+    <w:p>
+      <w:r>
+        <w:drawing>
+          <wp:inline distT="0" distB="0" distL="0" distR="0" wp14:anchorId="2FA68519" wp14:editId="54ED9A1F">
+            <wp:extent cx="5943600" cy="3359785"/>
+            <wp:effectExtent l="0" t="0" r="0" b="0"/>
+            <wp:docPr id="909663904" name="Picture 1"/>
+            <wp:cNvGraphicFramePr>
+              <a:graphicFrameLocks xmlns:a="http://schemas.openxmlformats.org/drawingml/2006/main" noChangeAspect="1"/>
+            </wp:cNvGraphicFramePr>
+            <a:graphic xmlns:a="http://schemas.openxmlformats.org/drawingml/2006/main">
+              <a:graphicData uri="http://schemas.openxmlformats.org/drawingml/2006/picture">
+                <pic:pic xmlns:pic="http://schemas.openxmlformats.org/drawingml/2006/picture">
+                  <pic:nvPicPr>
+                    <pic:cNvPr id="909663904" name=""/>
+                    <pic:cNvPicPr/>
+                  </pic:nvPicPr>
+                  <pic:blipFill>
+                    <a:blip r:embed="rId34"/>
+                    <a:stretch>
+                      <a:fillRect/>
+                    </a:stretch>
+                  </pic:blipFill>
+                  <pic:spPr>
+                    <a:xfrm>
+                      <a:off x="0" y="0"/>
+                      <a:ext cx="5943600" cy="3359785"/>
+                    </a:xfrm>
+                    <a:prstGeom prst="rect">
+                      <a:avLst/>
+                    </a:prstGeom>
+                  </pic:spPr>
+                </pic:pic>
+              </a:graphicData>
+            </a:graphic>
+          </wp:inline>
+        </w:drawing>
+      </w:r>
+      <w:r>
+        <w:rPr>
+          <w:noProof/>
+        </w:rPr>
+        <w:t xml:space="preserve"> </w:t>
+      </w:r>
+      <w:r>
+        <w:drawing>
+          <wp:inline distT="0" distB="0" distL="0" distR="0" wp14:anchorId="2AABEDFE" wp14:editId="147D85DE">
+            <wp:extent cx="5943600" cy="2575560"/>
+            <wp:effectExtent l="0" t="0" r="0" b="0"/>
+            <wp:docPr id="1798209398" name="Picture 1"/>
+            <wp:cNvGraphicFramePr>
+              <a:graphicFrameLocks xmlns:a="http://schemas.openxmlformats.org/drawingml/2006/main" noChangeAspect="1"/>
+            </wp:cNvGraphicFramePr>
+            <a:graphic xmlns:a="http://schemas.openxmlformats.org/drawingml/2006/main">
+              <a:graphicData uri="http://schemas.openxmlformats.org/drawingml/2006/picture">
+                <pic:pic xmlns:pic="http://schemas.openxmlformats.org/drawingml/2006/picture">
+                  <pic:nvPicPr>
+                    <pic:cNvPr id="1798209398" name=""/>
+                    <pic:cNvPicPr/>
+                  </pic:nvPicPr>
+                  <pic:blipFill>
+                    <a:blip r:embed="rId35"/>
+                    <a:stretch>
+                      <a:fillRect/>
+                    </a:stretch>
+                  </pic:blipFill>
+                  <pic:spPr>
+                    <a:xfrm>
+                      <a:off x="0" y="0"/>
+                      <a:ext cx="5943600" cy="2575560"/>
+                    </a:xfrm>
+                    <a:prstGeom prst="rect">
+                      <a:avLst/>
+                    </a:prstGeom>
+                  </pic:spPr>
+                </pic:pic>
+              </a:graphicData>
+            </a:graphic>
+          </wp:inline>
+        </w:drawing>
+      </w:r>
+      <w:r>
+        <w:rPr>
+          <w:noProof/>
+        </w:rPr>
+        <w:t xml:space="preserve"> </w:t>
+      </w:r>
+      <w:r>
+        <w:rPr>
+          <w:noProof/>
+        </w:rPr>
+        <w:lastRenderedPageBreak/>
+        <w:drawing>
+          <wp:inline distT="0" distB="0" distL="0" distR="0" wp14:anchorId="75C283D3" wp14:editId="0CD65A2E">
+            <wp:extent cx="5943600" cy="2868295"/>
+            <wp:effectExtent l="0" t="0" r="0" b="8255"/>
+            <wp:docPr id="1377970012" name="Picture 1"/>
+            <wp:cNvGraphicFramePr>
+              <a:graphicFrameLocks xmlns:a="http://schemas.openxmlformats.org/drawingml/2006/main" noChangeAspect="1"/>
+            </wp:cNvGraphicFramePr>
+            <a:graphic xmlns:a="http://schemas.openxmlformats.org/drawingml/2006/main">
+              <a:graphicData uri="http://schemas.openxmlformats.org/drawingml/2006/picture">
+                <pic:pic xmlns:pic="http://schemas.openxmlformats.org/drawingml/2006/picture">
+                  <pic:nvPicPr>
+                    <pic:cNvPr id="1377970012" name=""/>
+                    <pic:cNvPicPr/>
+                  </pic:nvPicPr>
+                  <pic:blipFill>
+                    <a:blip r:embed="rId36"/>
+                    <a:stretch>
+                      <a:fillRect/>
+                    </a:stretch>
+                  </pic:blipFill>
+                  <pic:spPr>
+                    <a:xfrm>
+                      <a:off x="0" y="0"/>
+                      <a:ext cx="5943600" cy="2868295"/>
+                    </a:xfrm>
+                    <a:prstGeom prst="rect">
+                      <a:avLst/>
+                    </a:prstGeom>
+                  </pic:spPr>
+                </pic:pic>
+              </a:graphicData>
+            </a:graphic>
+          </wp:inline>
+        </w:drawing>
+      </w:r>
+      <w:r>
+        <w:rPr>
+          <w:noProof/>
+        </w:rPr>
+        <w:t xml:space="preserve"> </w:t>
+      </w:r>
+      <w:r>
+        <w:rPr>
+          <w:noProof/>
+        </w:rPr>
+        <w:drawing>
+          <wp:inline distT="0" distB="0" distL="0" distR="0" wp14:anchorId="5413FAE2" wp14:editId="05BBB94B">
+            <wp:extent cx="5943600" cy="3442970"/>
+            <wp:effectExtent l="0" t="0" r="0" b="5080"/>
+            <wp:docPr id="1472010234" name="Picture 1"/>
+            <wp:cNvGraphicFramePr>
+              <a:graphicFrameLocks xmlns:a="http://schemas.openxmlformats.org/drawingml/2006/main" noChangeAspect="1"/>
+            </wp:cNvGraphicFramePr>
+            <a:graphic xmlns:a="http://schemas.openxmlformats.org/drawingml/2006/main">
+              <a:graphicData uri="http://schemas.openxmlformats.org/drawingml/2006/picture">
+                <pic:pic xmlns:pic="http://schemas.openxmlformats.org/drawingml/2006/picture">
+                  <pic:nvPicPr>
+                    <pic:cNvPr id="1472010234" name=""/>
+                    <pic:cNvPicPr/>
+                  </pic:nvPicPr>
+                  <pic:blipFill>
+                    <a:blip r:embed="rId37"/>
+                    <a:stretch>
+                      <a:fillRect/>
+                    </a:stretch>
+                  </pic:blipFill>
+                  <pic:spPr>
+                    <a:xfrm>
+                      <a:off x="0" y="0"/>
+                      <a:ext cx="5943600" cy="3442970"/>
+                    </a:xfrm>
+                    <a:prstGeom prst="rect">
+                      <a:avLst/>
+                    </a:prstGeom>
+                  </pic:spPr>
+                </pic:pic>
+              </a:graphicData>
+            </a:graphic>
+          </wp:inline>
+        </w:drawing>
+      </w:r>
+      <w:r>
+        <w:rPr>
+          <w:noProof/>
+        </w:rPr>
+        <w:t xml:space="preserve"> </w:t>
+      </w:r>
+      <w:r>
+        <w:rPr>
+          <w:noProof/>
+        </w:rPr>
+        <w:drawing>
+          <wp:inline distT="0" distB="0" distL="0" distR="0" wp14:anchorId="28235B28" wp14:editId="3E5ABD7C">
+            <wp:extent cx="5943600" cy="1518920"/>
+            <wp:effectExtent l="0" t="0" r="0" b="5080"/>
+            <wp:docPr id="1591329642" name="Picture 1"/>
+            <wp:cNvGraphicFramePr>
+              <a:graphicFrameLocks xmlns:a="http://schemas.openxmlformats.org/drawingml/2006/main" noChangeAspect="1"/>
+            </wp:cNvGraphicFramePr>
+            <a:graphic xmlns:a="http://schemas.openxmlformats.org/drawingml/2006/main">
+              <a:graphicData uri="http://schemas.openxmlformats.org/drawingml/2006/picture">
+                <pic:pic xmlns:pic="http://schemas.openxmlformats.org/drawingml/2006/picture">
+                  <pic:nvPicPr>
+                    <pic:cNvPr id="1591329642" name=""/>
+                    <pic:cNvPicPr/>
+                  </pic:nvPicPr>
+                  <pic:blipFill>
+                    <a:blip r:embed="rId38"/>
+                    <a:stretch>
+                      <a:fillRect/>
+                    </a:stretch>
+                  </pic:blipFill>
+                  <pic:spPr>
+                    <a:xfrm>
+                      <a:off x="0" y="0"/>
+                      <a:ext cx="5943600" cy="1518920"/>
+                    </a:xfrm>
+                    <a:prstGeom prst="rect">
+                      <a:avLst/>
+                    </a:prstGeom>
+                  </pic:spPr>
+                </pic:pic>
+              </a:graphicData>
+            </a:graphic>
+          </wp:inline>
+        </w:drawing>
+      </w:r>
+      <w:r>
+        <w:rPr>
+          <w:noProof/>
+        </w:rPr>
+        <w:t xml:space="preserve"> </w:t>
+      </w:r>
+      <w:r>
+        <w:rPr>
+          <w:noProof/>
+        </w:rPr>
+        <w:drawing>
+          <wp:inline distT="0" distB="0" distL="0" distR="0" wp14:anchorId="3F7F1BDE" wp14:editId="4820F1F5">
+            <wp:extent cx="5943600" cy="261620"/>
+            <wp:effectExtent l="0" t="0" r="0" b="5080"/>
+            <wp:docPr id="1087203693" name="Picture 1"/>
+            <wp:cNvGraphicFramePr>
+              <a:graphicFrameLocks xmlns:a="http://schemas.openxmlformats.org/drawingml/2006/main" noChangeAspect="1"/>
+            </wp:cNvGraphicFramePr>
+            <a:graphic xmlns:a="http://schemas.openxmlformats.org/drawingml/2006/main">
+              <a:graphicData uri="http://schemas.openxmlformats.org/drawingml/2006/picture">
+                <pic:pic xmlns:pic="http://schemas.openxmlformats.org/drawingml/2006/picture">
+                  <pic:nvPicPr>
+                    <pic:cNvPr id="1087203693" name=""/>
+                    <pic:cNvPicPr/>
+                  </pic:nvPicPr>
+                  <pic:blipFill>
+                    <a:blip r:embed="rId39"/>
+                    <a:stretch>
+                      <a:fillRect/>
+                    </a:stretch>
+                  </pic:blipFill>
+                  <pic:spPr>
+                    <a:xfrm>
+                      <a:off x="0" y="0"/>
+                      <a:ext cx="5943600" cy="261620"/>
+                    </a:xfrm>
+                    <a:prstGeom prst="rect">
+                      <a:avLst/>
+                    </a:prstGeom>
+                  </pic:spPr>
+                </pic:pic>
+              </a:graphicData>
+            </a:graphic>
+          </wp:inline>
+        </w:drawing>
+      </w:r>
+    </w:p>
+    <w:p>
+      <w:pPr>
+        <w:pStyle w:val="ListParagraph"/>
+        <w:numPr>
+          <w:ilvl w:val="0"/>
+          <w:numId w:val="1"/>
+        </w:numPr>
+      </w:pPr>
+      <w:r>
+        <w:lastRenderedPageBreak/>
+        <w:t>Customer</w:t>
+      </w:r>
+    </w:p>
+    <w:p>
+      <w:r>
+        <w:drawing>
+          <wp:inline distT="0" distB="0" distL="0" distR="0" wp14:anchorId="7375C6D3" wp14:editId="344805D7">
+            <wp:extent cx="5943600" cy="3183890"/>
+            <wp:effectExtent l="0" t="0" r="0" b="0"/>
+            <wp:docPr id="1656769817" name="Picture 1"/>
+            <wp:cNvGraphicFramePr>
+              <a:graphicFrameLocks xmlns:a="http://schemas.openxmlformats.org/drawingml/2006/main" noChangeAspect="1"/>
+            </wp:cNvGraphicFramePr>
+            <a:graphic xmlns:a="http://schemas.openxmlformats.org/drawingml/2006/main">
+              <a:graphicData uri="http://schemas.openxmlformats.org/drawingml/2006/picture">
+                <pic:pic xmlns:pic="http://schemas.openxmlformats.org/drawingml/2006/picture">
+                  <pic:nvPicPr>
+                    <pic:cNvPr id="1656769817" name=""/>
+                    <pic:cNvPicPr/>
+                  </pic:nvPicPr>
+                  <pic:blipFill>
+                    <a:blip r:embed="rId40"/>
+                    <a:stretch>
+                      <a:fillRect/>
+                    </a:stretch>
+                  </pic:blipFill>
+                  <pic:spPr>
+                    <a:xfrm>
+                      <a:off x="0" y="0"/>
+                      <a:ext cx="5943600" cy="3183890"/>
+                    </a:xfrm>
+                    <a:prstGeom prst="rect">
+                      <a:avLst/>
+                    </a:prstGeom>
+                  </pic:spPr>
+                </pic:pic>
+              </a:graphicData>
+            </a:graphic>
+          </wp:inline>
+        </w:drawing>
+      </w:r>
+      <w:r>
+        <w:rPr>
+          <w:noProof/>
+        </w:rPr>
+        <w:t xml:space="preserve"> </w:t>
+      </w:r>
+      <w:r>
+        <w:drawing>
+          <wp:inline distT="0" distB="0" distL="0" distR="0" wp14:anchorId="160EA6F1" wp14:editId="72623E6E">
+            <wp:extent cx="5943600" cy="2491105"/>
+            <wp:effectExtent l="0" t="0" r="0" b="4445"/>
+            <wp:docPr id="1103987886" name="Picture 1"/>
+            <wp:cNvGraphicFramePr>
+              <a:graphicFrameLocks xmlns:a="http://schemas.openxmlformats.org/drawingml/2006/main" noChangeAspect="1"/>
+            </wp:cNvGraphicFramePr>
+            <a:graphic xmlns:a="http://schemas.openxmlformats.org/drawingml/2006/main">
+              <a:graphicData uri="http://schemas.openxmlformats.org/drawingml/2006/picture">
+                <pic:pic xmlns:pic="http://schemas.openxmlformats.org/drawingml/2006/picture">
+                  <pic:nvPicPr>
+                    <pic:cNvPr id="1103987886" name=""/>
+                    <pic:cNvPicPr/>
+                  </pic:nvPicPr>
+                  <pic:blipFill>
+                    <a:blip r:embed="rId41"/>
+                    <a:stretch>
+                      <a:fillRect/>
+                    </a:stretch>
+                  </pic:blipFill>
+                  <pic:spPr>
+                    <a:xfrm>
+                      <a:off x="0" y="0"/>
+                      <a:ext cx="5943600" cy="2491105"/>
+                    </a:xfrm>
+                    <a:prstGeom prst="rect">
+                      <a:avLst/>
+                    </a:prstGeom>
+                  </pic:spPr>
+                </pic:pic>
+              </a:graphicData>
+            </a:graphic>
+          </wp:inline>
+        </w:drawing>
+      </w:r>
+      <w:r>
+        <w:rPr>
+          <w:noProof/>
+        </w:rPr>
+        <w:t xml:space="preserve"> </w:t>
+      </w:r>
+      <w:r>
+        <w:rPr>
+          <w:noProof/>
+        </w:rPr>
+        <w:lastRenderedPageBreak/>
+        <w:drawing>
+          <wp:inline distT="0" distB="0" distL="0" distR="0" wp14:anchorId="382C5ECF" wp14:editId="760C124B">
+            <wp:extent cx="5943600" cy="2715260"/>
+            <wp:effectExtent l="0" t="0" r="0" b="8890"/>
+            <wp:docPr id="1315274262" name="Picture 1"/>
+            <wp:cNvGraphicFramePr>
+              <a:graphicFrameLocks xmlns:a="http://schemas.openxmlformats.org/drawingml/2006/main" noChangeAspect="1"/>
+            </wp:cNvGraphicFramePr>
+            <a:graphic xmlns:a="http://schemas.openxmlformats.org/drawingml/2006/main">
+              <a:graphicData uri="http://schemas.openxmlformats.org/drawingml/2006/picture">
+                <pic:pic xmlns:pic="http://schemas.openxmlformats.org/drawingml/2006/picture">
+                  <pic:nvPicPr>
+                    <pic:cNvPr id="1315274262" name=""/>
+                    <pic:cNvPicPr/>
+                  </pic:nvPicPr>
+                  <pic:blipFill>
+                    <a:blip r:embed="rId42"/>
+                    <a:stretch>
+                      <a:fillRect/>
+                    </a:stretch>
+                  </pic:blipFill>
+                  <pic:spPr>
+                    <a:xfrm>
+                      <a:off x="0" y="0"/>
+                      <a:ext cx="5943600" cy="2715260"/>
+                    </a:xfrm>
+                    <a:prstGeom prst="rect">
+                      <a:avLst/>
+                    </a:prstGeom>
+                  </pic:spPr>
+                </pic:pic>
+              </a:graphicData>
+            </a:graphic>
+          </wp:inline>
+        </w:drawing>
+      </w:r>
+      <w:r>
+        <w:rPr>
+          <w:noProof/>
+        </w:rPr>
+        <w:t xml:space="preserve"> </w:t>
+      </w:r>
+      <w:r>
+        <w:rPr>
+          <w:noProof/>
+        </w:rPr>
+        <w:drawing>
+          <wp:inline distT="0" distB="0" distL="0" distR="0" wp14:anchorId="0EC8852F" wp14:editId="518A85FC">
+            <wp:extent cx="5943600" cy="3324225"/>
+            <wp:effectExtent l="0" t="0" r="0" b="9525"/>
+            <wp:docPr id="1619786542" name="Picture 1"/>
+            <wp:cNvGraphicFramePr>
+              <a:graphicFrameLocks xmlns:a="http://schemas.openxmlformats.org/drawingml/2006/main" noChangeAspect="1"/>
+            </wp:cNvGraphicFramePr>
+            <a:graphic xmlns:a="http://schemas.openxmlformats.org/drawingml/2006/main">
+              <a:graphicData uri="http://schemas.openxmlformats.org/drawingml/2006/picture">
+                <pic:pic xmlns:pic="http://schemas.openxmlformats.org/drawingml/2006/picture">
+                  <pic:nvPicPr>
+                    <pic:cNvPr id="1619786542" name=""/>
+                    <pic:cNvPicPr/>
+                  </pic:nvPicPr>
+                  <pic:blipFill>
+                    <a:blip r:embed="rId43"/>
+                    <a:stretch>
+                      <a:fillRect/>
+                    </a:stretch>
+                  </pic:blipFill>
+                  <pic:spPr>
+                    <a:xfrm>
+                      <a:off x="0" y="0"/>
+                      <a:ext cx="5943600" cy="3324225"/>
+                    </a:xfrm>
+                    <a:prstGeom prst="rect">
+                      <a:avLst/>
+                    </a:prstGeom>
+                  </pic:spPr>
+                </pic:pic>
+              </a:graphicData>
+            </a:graphic>
+          </wp:inline>
+        </w:drawing>
+      </w:r>
+      <w:r>
+        <w:rPr>
+          <w:noProof/>
+        </w:rPr>
+        <w:t xml:space="preserve"> </w:t>
+      </w:r>
+      <w:r>
+        <w:rPr>
+          <w:noProof/>
+        </w:rPr>
+        <w:drawing>
+          <wp:inline distT="0" distB="0" distL="0" distR="0" wp14:anchorId="21B475C6" wp14:editId="37A2C5D2">
+            <wp:extent cx="5943600" cy="1520190"/>
+            <wp:effectExtent l="0" t="0" r="0" b="3810"/>
+            <wp:docPr id="1571205117" name="Picture 1"/>
+            <wp:cNvGraphicFramePr>
+              <a:graphicFrameLocks xmlns:a="http://schemas.openxmlformats.org/drawingml/2006/main" noChangeAspect="1"/>
+            </wp:cNvGraphicFramePr>
+            <a:graphic xmlns:a="http://schemas.openxmlformats.org/drawingml/2006/main">
+              <a:graphicData uri="http://schemas.openxmlformats.org/drawingml/2006/picture">
+                <pic:pic xmlns:pic="http://schemas.openxmlformats.org/drawingml/2006/picture">
+                  <pic:nvPicPr>
+                    <pic:cNvPr id="1571205117" name=""/>
+                    <pic:cNvPicPr/>
+                  </pic:nvPicPr>
+                  <pic:blipFill>
+                    <a:blip r:embed="rId44"/>
+                    <a:stretch>
+                      <a:fillRect/>
+                    </a:stretch>
+                  </pic:blipFill>
+                  <pic:spPr>
+                    <a:xfrm>
+                      <a:off x="0" y="0"/>
+                      <a:ext cx="5943600" cy="1520190"/>
+                    </a:xfrm>
+                    <a:prstGeom prst="rect">
+                      <a:avLst/>
+                    </a:prstGeom>
+                  </pic:spPr>
+                </pic:pic>
+              </a:graphicData>
+            </a:graphic>
+          </wp:inline>
+        </w:drawing>
+      </w:r>
+      <w:r>
+        <w:rPr>
+          <w:noProof/>
+        </w:rPr>
+        <w:t xml:space="preserve"> </w:t>
+      </w:r>
+      <w:r>
+        <w:rPr>
+          <w:noProof/>
+        </w:rPr>
+        <w:drawing>
+          <wp:inline distT="0" distB="0" distL="0" distR="0" wp14:anchorId="451792B5" wp14:editId="6AAE9EC3">
+            <wp:extent cx="5943600" cy="255270"/>
+            <wp:effectExtent l="0" t="0" r="0" b="0"/>
+            <wp:docPr id="678993893" name="Picture 1"/>
+            <wp:cNvGraphicFramePr>
+              <a:graphicFrameLocks xmlns:a="http://schemas.openxmlformats.org/drawingml/2006/main" noChangeAspect="1"/>
+            </wp:cNvGraphicFramePr>
+            <a:graphic xmlns:a="http://schemas.openxmlformats.org/drawingml/2006/main">
+              <a:graphicData uri="http://schemas.openxmlformats.org/drawingml/2006/picture">
+                <pic:pic xmlns:pic="http://schemas.openxmlformats.org/drawingml/2006/picture">
+                  <pic:nvPicPr>
+                    <pic:cNvPr id="678993893" name=""/>
+                    <pic:cNvPicPr/>
+                  </pic:nvPicPr>
+                  <pic:blipFill>
+                    <a:blip r:embed="rId45"/>
+                    <a:stretch>
+                      <a:fillRect/>
+                    </a:stretch>
+                  </pic:blipFill>
+                  <pic:spPr>
+                    <a:xfrm>
+                      <a:off x="0" y="0"/>
+                      <a:ext cx="5943600" cy="255270"/>
+                    </a:xfrm>
+                    <a:prstGeom prst="rect">
+                      <a:avLst/>
+                    </a:prstGeom>
+                  </pic:spPr>
+                </pic:pic>
+              </a:graphicData>
+            </a:graphic>
+          </wp:inline>
+        </w:drawing>
+      </w:r>
+    </w:p>
+    <w:p>
+      <w:pPr>
+        <w:pStyle w:val="ListParagraph"/>
+        <w:numPr>
+          <w:ilvl w:val="0"/>
+          <w:numId w:val="1"/>
+        </w:numPr>
+      </w:pPr>
+      <w:r>
+        <w:lastRenderedPageBreak/>
+        <w:t>ServiceZone</w:t>
+      </w:r>
+    </w:p>
+    <w:p>
+      <w:r>
+        <w:drawing>
+          <wp:inline distT="0" distB="0" distL="0" distR="0" wp14:anchorId="40BBB541" wp14:editId="16F52519">
+            <wp:extent cx="5943600" cy="2994025"/>
+            <wp:effectExtent l="0" t="0" r="0" b="0"/>
+            <wp:docPr id="1395733451" name="Picture 1"/>
+            <wp:cNvGraphicFramePr>
+              <a:graphicFrameLocks xmlns:a="http://schemas.openxmlformats.org/drawingml/2006/main" noChangeAspect="1"/>
+            </wp:cNvGraphicFramePr>
+            <a:graphic xmlns:a="http://schemas.openxmlformats.org/drawingml/2006/main">
+              <a:graphicData uri="http://schemas.openxmlformats.org/drawingml/2006/picture">
+                <pic:pic xmlns:pic="http://schemas.openxmlformats.org/drawingml/2006/picture">
+                  <pic:nvPicPr>
+                    <pic:cNvPr id="1395733451" name=""/>
+                    <pic:cNvPicPr/>
+                  </pic:nvPicPr>
+                  <pic:blipFill>
+                    <a:blip r:embed="rId46"/>
+                    <a:stretch>
+                      <a:fillRect/>
+                    </a:stretch>
+                  </pic:blipFill>
+                  <pic:spPr>
+                    <a:xfrm>
+                      <a:off x="0" y="0"/>
+                      <a:ext cx="5943600" cy="2994025"/>
+                    </a:xfrm>
+                    <a:prstGeom prst="rect">
+                      <a:avLst/>
+                    </a:prstGeom>
+                  </pic:spPr>
+                </pic:pic>
+              </a:graphicData>
+            </a:graphic>
+          </wp:inline>
+        </w:drawing>
+      </w:r>
+      <w:r>
+        <w:rPr>
+          <w:noProof/>
+        </w:rPr>
+        <w:t xml:space="preserve"> </w:t>
+      </w:r>
+      <w:r>
+        <w:drawing>
+          <wp:inline distT="0" distB="0" distL="0" distR="0" wp14:anchorId="1FB68AED" wp14:editId="0D93E142">
+            <wp:extent cx="5943600" cy="2283460"/>
+            <wp:effectExtent l="0" t="0" r="0" b="2540"/>
+            <wp:docPr id="1104445912" name="Picture 1"/>
+            <wp:cNvGraphicFramePr>
+              <a:graphicFrameLocks xmlns:a="http://schemas.openxmlformats.org/drawingml/2006/main" noChangeAspect="1"/>
+            </wp:cNvGraphicFramePr>
+            <a:graphic xmlns:a="http://schemas.openxmlformats.org/drawingml/2006/main">
+              <a:graphicData uri="http://schemas.openxmlformats.org/drawingml/2006/picture">
+                <pic:pic xmlns:pic="http://schemas.openxmlformats.org/drawingml/2006/picture">
+                  <pic:nvPicPr>
+                    <pic:cNvPr id="1104445912" name=""/>
+                    <pic:cNvPicPr/>
+                  </pic:nvPicPr>
+                  <pic:blipFill>
+                    <a:blip r:embed="rId47"/>
+                    <a:stretch>
+                      <a:fillRect/>
+                    </a:stretch>
+                  </pic:blipFill>
+                  <pic:spPr>
+                    <a:xfrm>
+                      <a:off x="0" y="0"/>
+                      <a:ext cx="5943600" cy="2283460"/>
+                    </a:xfrm>
+                    <a:prstGeom prst="rect">
+                      <a:avLst/>
+                    </a:prstGeom>
+                  </pic:spPr>
+                </pic:pic>
+              </a:graphicData>
+            </a:graphic>
+          </wp:inline>
+        </w:drawing>
+      </w:r>
+      <w:r>
+        <w:rPr>
+          <w:noProof/>
+        </w:rPr>
+        <w:t xml:space="preserve"> </w:t>
+      </w:r>
+      <w:r>
+        <w:rPr>
+          <w:noProof/>
+        </w:rPr>
+        <w:drawing>
+          <wp:inline distT="0" distB="0" distL="0" distR="0" wp14:anchorId="31F8767E" wp14:editId="0A286CAA">
+            <wp:extent cx="5943600" cy="2043430"/>
+            <wp:effectExtent l="0" t="0" r="0" b="0"/>
+            <wp:docPr id="400345877" name="Picture 1"/>
+            <wp:cNvGraphicFramePr>
+              <a:graphicFrameLocks xmlns:a="http://schemas.openxmlformats.org/drawingml/2006/main" noChangeAspect="1"/>
+            </wp:cNvGraphicFramePr>
+            <a:graphic xmlns:a="http://schemas.openxmlformats.org/drawingml/2006/main">
+              <a:graphicData uri="http://schemas.openxmlformats.org/drawingml/2006/picture">
+                <pic:pic xmlns:pic="http://schemas.openxmlformats.org/drawingml/2006/picture">
+                  <pic:nvPicPr>
+                    <pic:cNvPr id="400345877" name=""/>
+                    <pic:cNvPicPr/>
+                  </pic:nvPicPr>
+                  <pic:blipFill>
+                    <a:blip r:embed="rId48"/>
+                    <a:stretch>
+                      <a:fillRect/>
+                    </a:stretch>
+                  </pic:blipFill>
+                  <pic:spPr>
+                    <a:xfrm>
+                      <a:off x="0" y="0"/>
+                      <a:ext cx="5943600" cy="2043430"/>
+                    </a:xfrm>
+                    <a:prstGeom prst="rect">
+                      <a:avLst/>
+                    </a:prstGeom>
+                  </pic:spPr>
+                </pic:pic>
+              </a:graphicData>
+            </a:graphic>
+          </wp:inline>
+        </w:drawing>
+      </w:r>
+      <w:r>
+        <w:rPr>
+          <w:noProof/>
+        </w:rPr>
+        <w:t xml:space="preserve"> </w:t>
+      </w:r>
+      <w:r>
+        <w:rPr>
+          <w:noProof/>
+        </w:rPr>
+        <w:lastRenderedPageBreak/>
+        <w:drawing>
+          <wp:inline distT="0" distB="0" distL="0" distR="0" wp14:anchorId="19ED03EF" wp14:editId="54EE78A4">
+            <wp:extent cx="5943600" cy="2064385"/>
+            <wp:effectExtent l="0" t="0" r="0" b="0"/>
+            <wp:docPr id="189126454" name="Picture 1"/>
+            <wp:cNvGraphicFramePr>
+              <a:graphicFrameLocks xmlns:a="http://schemas.openxmlformats.org/drawingml/2006/main" noChangeAspect="1"/>
+            </wp:cNvGraphicFramePr>
+            <a:graphic xmlns:a="http://schemas.openxmlformats.org/drawingml/2006/main">
+              <a:graphicData uri="http://schemas.openxmlformats.org/drawingml/2006/picture">
+                <pic:pic xmlns:pic="http://schemas.openxmlformats.org/drawingml/2006/picture">
+                  <pic:nvPicPr>
+                    <pic:cNvPr id="189126454" name=""/>
+                    <pic:cNvPicPr/>
+                  </pic:nvPicPr>
+                  <pic:blipFill>
+                    <a:blip r:embed="rId49"/>
+                    <a:stretch>
+                      <a:fillRect/>
+                    </a:stretch>
+                  </pic:blipFill>
+                  <pic:spPr>
+                    <a:xfrm>
+                      <a:off x="0" y="0"/>
+                      <a:ext cx="5943600" cy="2064385"/>
+                    </a:xfrm>
+                    <a:prstGeom prst="rect">
+                      <a:avLst/>
+                    </a:prstGeom>
+                  </pic:spPr>
+                </pic:pic>
+              </a:graphicData>
+            </a:graphic>
+          </wp:inline>
+        </w:drawing>
+      </w:r>
+      <w:r>
+        <w:rPr>
+          <w:noProof/>
+        </w:rPr>
+        <w:t xml:space="preserve"> </w:t>
+      </w:r>
+      <w:r>
+        <w:rPr>
+          <w:noProof/>
+        </w:rPr>
+        <w:drawing>
+          <wp:inline distT="0" distB="0" distL="0" distR="0" wp14:anchorId="141ED99F" wp14:editId="0F7E3B26">
+            <wp:extent cx="5943600" cy="346075"/>
+            <wp:effectExtent l="0" t="0" r="0" b="0"/>
+            <wp:docPr id="1322162153" name="Picture 1"/>
+            <wp:cNvGraphicFramePr>
+              <a:graphicFrameLocks xmlns:a="http://schemas.openxmlformats.org/drawingml/2006/main" noChangeAspect="1"/>
+            </wp:cNvGraphicFramePr>
+            <a:graphic xmlns:a="http://schemas.openxmlformats.org/drawingml/2006/main">
+              <a:graphicData uri="http://schemas.openxmlformats.org/drawingml/2006/picture">
+                <pic:pic xmlns:pic="http://schemas.openxmlformats.org/drawingml/2006/picture">
+                  <pic:nvPicPr>
+                    <pic:cNvPr id="1322162153" name=""/>
+                    <pic:cNvPicPr/>
+                  </pic:nvPicPr>
+                  <pic:blipFill>
+                    <a:blip r:embed="rId50"/>
+                    <a:stretch>
+                      <a:fillRect/>
+                    </a:stretch>
+                  </pic:blipFill>
+                  <pic:spPr>
+                    <a:xfrm>
+                      <a:off x="0" y="0"/>
+                      <a:ext cx="5943600" cy="346075"/>
+                    </a:xfrm>
+                    <a:prstGeom prst="rect">
+                      <a:avLst/>
+                    </a:prstGeom>
+                  </pic:spPr>
+                </pic:pic>
+              </a:graphicData>
+            </a:graphic>
+          </wp:inline>
+        </w:drawing>
+      </w:r>
+    </w:p>
+    <w:p>
+      <w:pPr>
+        <w:pStyle w:val="ListParagraph"/>
+        <w:numPr>
+          <w:ilvl w:val="0"/>
+          <w:numId w:val="1"/>
+        </w:numPr>
+      </w:pPr>
+      <w:r>
+        <w:t>InventoryItem</w:t>
+      </w:r>
+    </w:p>
+    <w:p>
+      <w:r>
+        <w:lastRenderedPageBreak/>
+        <w:drawing>
+          <wp:inline distT="0" distB="0" distL="0" distR="0" wp14:anchorId="3120F83A" wp14:editId="5DD4ED44">
+            <wp:extent cx="5943600" cy="3960495"/>
+            <wp:effectExtent l="0" t="0" r="0" b="1905"/>
+            <wp:docPr id="1921364636" name="Picture 1"/>
+            <wp:cNvGraphicFramePr>
+              <a:graphicFrameLocks xmlns:a="http://schemas.openxmlformats.org/drawingml/2006/main" noChangeAspect="1"/>
+            </wp:cNvGraphicFramePr>
+            <a:graphic xmlns:a="http://schemas.openxmlformats.org/drawingml/2006/main">
+              <a:graphicData uri="http://schemas.openxmlformats.org/drawingml/2006/picture">
+                <pic:pic xmlns:pic="http://schemas.openxmlformats.org/drawingml/2006/picture">
+                  <pic:nvPicPr>
+                    <pic:cNvPr id="1921364636" name=""/>
+                    <pic:cNvPicPr/>
+                  </pic:nvPicPr>
+                  <pic:blipFill>
+                    <a:blip r:embed="rId51"/>
+                    <a:stretch>
+                      <a:fillRect/>
+                    </a:stretch>
+                  </pic:blipFill>
+                  <pic:spPr>
+                    <a:xfrm>
+                      <a:off x="0" y="0"/>
+                      <a:ext cx="5943600" cy="3960495"/>
+                    </a:xfrm>
+                    <a:prstGeom prst="rect">
+                      <a:avLst/>
+                    </a:prstGeom>
+                  </pic:spPr>
+                </pic:pic>
+              </a:graphicData>
+            </a:graphic>
+          </wp:inline>
+        </w:drawing>
+      </w:r>
+      <w:r>
+        <w:rPr>
+          <w:noProof/>
+        </w:rPr>
+        <w:t xml:space="preserve"> </w:t>
+      </w:r>
+      <w:r>
+        <w:drawing>
+          <wp:inline distT="0" distB="0" distL="0" distR="0" wp14:anchorId="074FF558" wp14:editId="3CD4273B">
+            <wp:extent cx="5943600" cy="3241675"/>
+            <wp:effectExtent l="0" t="0" r="0" b="0"/>
+            <wp:docPr id="552369175" name="Picture 1"/>
+            <wp:cNvGraphicFramePr>
+              <a:graphicFrameLocks xmlns:a="http://schemas.openxmlformats.org/drawingml/2006/main" noChangeAspect="1"/>
+            </wp:cNvGraphicFramePr>
+            <a:graphic xmlns:a="http://schemas.openxmlformats.org/drawingml/2006/main">
+              <a:graphicData uri="http://schemas.openxmlformats.org/drawingml/2006/picture">
+                <pic:pic xmlns:pic="http://schemas.openxmlformats.org/drawingml/2006/picture">
+                  <pic:nvPicPr>
+                    <pic:cNvPr id="552369175" name=""/>
+                    <pic:cNvPicPr/>
+                  </pic:nvPicPr>
+                  <pic:blipFill>
+                    <a:blip r:embed="rId52"/>
+                    <a:stretch>
+                      <a:fillRect/>
+                    </a:stretch>
+                  </pic:blipFill>
+                  <pic:spPr>
+                    <a:xfrm>
+                      <a:off x="0" y="0"/>
+                      <a:ext cx="5943600" cy="3241675"/>
+                    </a:xfrm>
+                    <a:prstGeom prst="rect">
+                      <a:avLst/>
+                    </a:prstGeom>
+                  </pic:spPr>
+                </pic:pic>
+              </a:graphicData>
+            </a:graphic>
+          </wp:inline>
+        </w:drawing>
+      </w:r>
+      <w:r>
+        <w:rPr>
+          <w:noProof/>
+        </w:rPr>
+        <w:t xml:space="preserve"> </w:t>
+      </w:r>
+      <w:r>
+        <w:rPr>
+          <w:noProof/>
+        </w:rPr>
+        <w:lastRenderedPageBreak/>
+        <w:drawing>
+          <wp:inline distT="0" distB="0" distL="0" distR="0" wp14:anchorId="2BFD8E48" wp14:editId="1CAF4DB7">
+            <wp:extent cx="5943600" cy="2311400"/>
+            <wp:effectExtent l="0" t="0" r="0" b="0"/>
+            <wp:docPr id="107130323" name="Picture 1"/>
+            <wp:cNvGraphicFramePr>
+              <a:graphicFrameLocks xmlns:a="http://schemas.openxmlformats.org/drawingml/2006/main" noChangeAspect="1"/>
+            </wp:cNvGraphicFramePr>
+            <a:graphic xmlns:a="http://schemas.openxmlformats.org/drawingml/2006/main">
+              <a:graphicData uri="http://schemas.openxmlformats.org/drawingml/2006/picture">
+                <pic:pic xmlns:pic="http://schemas.openxmlformats.org/drawingml/2006/picture">
+                  <pic:nvPicPr>
+                    <pic:cNvPr id="107130323" name=""/>
+                    <pic:cNvPicPr/>
+                  </pic:nvPicPr>
+                  <pic:blipFill>
+                    <a:blip r:embed="rId53"/>
+                    <a:stretch>
+                      <a:fillRect/>
+                    </a:stretch>
+                  </pic:blipFill>
+                  <pic:spPr>
+                    <a:xfrm>
+                      <a:off x="0" y="0"/>
+                      <a:ext cx="5943600" cy="2311400"/>
+                    </a:xfrm>
+                    <a:prstGeom prst="rect">
+                      <a:avLst/>
+                    </a:prstGeom>
+                  </pic:spPr>
+                </pic:pic>
+              </a:graphicData>
+            </a:graphic>
+          </wp:inline>
+        </w:drawing>
+      </w:r>
+      <w:r>
+        <w:rPr>
+          <w:noProof/>
+        </w:rPr>
+        <w:t xml:space="preserve"> </w:t>
+      </w:r>
+      <w:r>
+        <w:rPr>
+          <w:noProof/>
+        </w:rPr>
+        <w:drawing>
+          <wp:inline distT="0" distB="0" distL="0" distR="0" wp14:anchorId="0310B78B" wp14:editId="2EB9EE47">
+            <wp:extent cx="5943600" cy="1490345"/>
+            <wp:effectExtent l="0" t="0" r="0" b="0"/>
+            <wp:docPr id="330927122" name="Picture 1"/>
+            <wp:cNvGraphicFramePr>
+              <a:graphicFrameLocks xmlns:a="http://schemas.openxmlformats.org/drawingml/2006/main" noChangeAspect="1"/>
+            </wp:cNvGraphicFramePr>
+            <a:graphic xmlns:a="http://schemas.openxmlformats.org/drawingml/2006/main">
+              <a:graphicData uri="http://schemas.openxmlformats.org/drawingml/2006/picture">
+                <pic:pic xmlns:pic="http://schemas.openxmlformats.org/drawingml/2006/picture">
+                  <pic:nvPicPr>
+                    <pic:cNvPr id="330927122" name=""/>
+                    <pic:cNvPicPr/>
+                  </pic:nvPicPr>
+                  <pic:blipFill>
+                    <a:blip r:embed="rId54"/>
+                    <a:stretch>
+                      <a:fillRect/>
+                    </a:stretch>
+                  </pic:blipFill>
+                  <pic:spPr>
+                    <a:xfrm>
+                      <a:off x="0" y="0"/>
+                      <a:ext cx="5943600" cy="1490345"/>
+                    </a:xfrm>
+                    <a:prstGeom prst="rect">
+                      <a:avLst/>
+                    </a:prstGeom>
+                  </pic:spPr>
+                </pic:pic>
+              </a:graphicData>
+            </a:graphic>
+          </wp:inline>
+        </w:drawing>
+      </w:r>
+      <w:r>
+        <w:rPr>
+          <w:noProof/>
+        </w:rPr>
+        <w:t xml:space="preserve"> </w:t>
+      </w:r>
+      <w:r>
+        <w:rPr>
+          <w:noProof/>
+        </w:rPr>
+        <w:drawing>
+          <wp:inline distT="0" distB="0" distL="0" distR="0" wp14:anchorId="6DAD5250" wp14:editId="1BE79679">
+            <wp:extent cx="5943600" cy="321945"/>
+            <wp:effectExtent l="0" t="0" r="0" b="1905"/>
+            <wp:docPr id="1061052026" name="Picture 1"/>
+            <wp:cNvGraphicFramePr>
+              <a:graphicFrameLocks xmlns:a="http://schemas.openxmlformats.org/drawingml/2006/main" noChangeAspect="1"/>
+            </wp:cNvGraphicFramePr>
+            <a:graphic xmlns:a="http://schemas.openxmlformats.org/drawingml/2006/main">
+              <a:graphicData uri="http://schemas.openxmlformats.org/drawingml/2006/picture">
+                <pic:pic xmlns:pic="http://schemas.openxmlformats.org/drawingml/2006/picture">
+                  <pic:nvPicPr>
+                    <pic:cNvPr id="1061052026" name=""/>
+                    <pic:cNvPicPr/>
+                  </pic:nvPicPr>
+                  <pic:blipFill>
+                    <a:blip r:embed="rId55"/>
+                    <a:stretch>
+                      <a:fillRect/>
+                    </a:stretch>
+                  </pic:blipFill>
+                  <pic:spPr>
+                    <a:xfrm>
+                      <a:off x="0" y="0"/>
+                      <a:ext cx="5943600" cy="321945"/>
+                    </a:xfrm>
+                    <a:prstGeom prst="rect">
+                      <a:avLst/>
+                    </a:prstGeom>
+                  </pic:spPr>
+                </pic:pic>
+              </a:graphicData>
+            </a:graphic>
+          </wp:inline>
+        </w:drawing>
+      </w:r>
+    </w:p>
+    <w:p>
+      <w:pPr>
+        <w:pStyle w:val="ListParagraph"/>
+        <w:numPr>
+          <w:ilvl w:val="0"/>
+          <w:numId w:val="1"/>
+        </w:numPr>
+      </w:pPr>
+      <w:r>
+        <w:t>Address</w:t>
+      </w:r>
+    </w:p>
+    <w:p>
+      <w:pPr>
+        <w:pStyle w:val="ListParagraph"/>
+        <w:ind w:left="0"/>
+      </w:pPr>
+      <w:r>
+        <w:lastRenderedPageBreak/>
+        <w:drawing>
+          <wp:inline distT="0" distB="0" distL="0" distR="0" wp14:anchorId="1CB1B20F" wp14:editId="5A22356F">
+            <wp:extent cx="5943600" cy="3178175"/>
+            <wp:effectExtent l="0" t="0" r="0" b="3175"/>
+            <wp:docPr id="2025781900" name="Picture 1"/>
+            <wp:cNvGraphicFramePr>
+              <a:graphicFrameLocks xmlns:a="http://schemas.openxmlformats.org/drawingml/2006/main" noChangeAspect="1"/>
+            </wp:cNvGraphicFramePr>
+            <a:graphic xmlns:a="http://schemas.openxmlformats.org/drawingml/2006/main">
+              <a:graphicData uri="http://schemas.openxmlformats.org/drawingml/2006/picture">
+                <pic:pic xmlns:pic="http://schemas.openxmlformats.org/drawingml/2006/picture">
+                  <pic:nvPicPr>
+                    <pic:cNvPr id="2025781900" name=""/>
+                    <pic:cNvPicPr/>
+                  </pic:nvPicPr>
+                  <pic:blipFill>
+                    <a:blip r:embed="rId56"/>
+                    <a:stretch>
+                      <a:fillRect/>
+                    </a:stretch>
+                  </pic:blipFill>
+                  <pic:spPr>
+                    <a:xfrm>
+                      <a:off x="0" y="0"/>
+                      <a:ext cx="5943600" cy="3178175"/>
+                    </a:xfrm>
+                    <a:prstGeom prst="rect">
+                      <a:avLst/>
+                    </a:prstGeom>
+                  </pic:spPr>
+                </pic:pic>
+              </a:graphicData>
+            </a:graphic>
+          </wp:inline>
+        </w:drawing>
+      </w:r>
+      <w:r>
+        <w:rPr>
+          <w:noProof/>
+        </w:rPr>
+        <w:t xml:space="preserve"> </w:t>
+      </w:r>
+      <w:r>
+        <w:drawing>
+          <wp:inline distT="0" distB="0" distL="0" distR="0" wp14:anchorId="6585459E" wp14:editId="0A68A0B8">
+            <wp:extent cx="5943600" cy="2624455"/>
+            <wp:effectExtent l="0" t="0" r="0" b="4445"/>
+            <wp:docPr id="2121468016" name="Picture 1"/>
+            <wp:cNvGraphicFramePr>
+              <a:graphicFrameLocks xmlns:a="http://schemas.openxmlformats.org/drawingml/2006/main" noChangeAspect="1"/>
+            </wp:cNvGraphicFramePr>
+            <a:graphic xmlns:a="http://schemas.openxmlformats.org/drawingml/2006/main">
+              <a:graphicData uri="http://schemas.openxmlformats.org/drawingml/2006/picture">
+                <pic:pic xmlns:pic="http://schemas.openxmlformats.org/drawingml/2006/picture">
+                  <pic:nvPicPr>
+                    <pic:cNvPr id="2121468016" name=""/>
+                    <pic:cNvPicPr/>
+                  </pic:nvPicPr>
+                  <pic:blipFill>
+                    <a:blip r:embed="rId57"/>
+                    <a:stretch>
+                      <a:fillRect/>
+                    </a:stretch>
+                  </pic:blipFill>
+                  <pic:spPr>
+                    <a:xfrm>
+                      <a:off x="0" y="0"/>
+                      <a:ext cx="5943600" cy="2624455"/>
+                    </a:xfrm>
+                    <a:prstGeom prst="rect">
+                      <a:avLst/>
+                    </a:prstGeom>
+                  </pic:spPr>
+                </pic:pic>
+              </a:graphicData>
+            </a:graphic>
+          </wp:inline>
+        </w:drawing>
+      </w:r>
+      <w:r>
+        <w:rPr>
+          <w:noProof/>
+        </w:rPr>
+        <w:t xml:space="preserve"> </w:t>
+      </w:r>
+      <w:r>
+        <w:rPr>
+          <w:noProof/>
+        </w:rPr>
+        <w:lastRenderedPageBreak/>
+        <w:drawing>
+          <wp:inline distT="0" distB="0" distL="0" distR="0" wp14:anchorId="02615EF6" wp14:editId="2AFA5786">
+            <wp:extent cx="5943600" cy="2487295"/>
+            <wp:effectExtent l="0" t="0" r="0" b="8255"/>
+            <wp:docPr id="2101274254" name="Picture 1"/>
+            <wp:cNvGraphicFramePr>
+              <a:graphicFrameLocks xmlns:a="http://schemas.openxmlformats.org/drawingml/2006/main" noChangeAspect="1"/>
+            </wp:cNvGraphicFramePr>
+            <a:graphic xmlns:a="http://schemas.openxmlformats.org/drawingml/2006/main">
+              <a:graphicData uri="http://schemas.openxmlformats.org/drawingml/2006/picture">
+                <pic:pic xmlns:pic="http://schemas.openxmlformats.org/drawingml/2006/picture">
+                  <pic:nvPicPr>
+                    <pic:cNvPr id="2101274254" name=""/>
+                    <pic:cNvPicPr/>
+                  </pic:nvPicPr>
+                  <pic:blipFill>
+                    <a:blip r:embed="rId58"/>
+                    <a:stretch>
+                      <a:fillRect/>
+                    </a:stretch>
+                  </pic:blipFill>
+                  <pic:spPr>
+                    <a:xfrm>
+                      <a:off x="0" y="0"/>
+                      <a:ext cx="5943600" cy="2487295"/>
+                    </a:xfrm>
+                    <a:prstGeom prst="rect">
+                      <a:avLst/>
+                    </a:prstGeom>
+                  </pic:spPr>
+                </pic:pic>
+              </a:graphicData>
+            </a:graphic>
+          </wp:inline>
+        </w:drawing>
+      </w:r>
+      <w:r>
+        <w:rPr>
+          <w:noProof/>
+        </w:rPr>
+        <w:t xml:space="preserve"> </w:t>
+      </w:r>
+      <w:r>
+        <w:rPr>
+          <w:noProof/>
+        </w:rPr>
+        <w:drawing>
+          <wp:inline distT="0" distB="0" distL="0" distR="0" wp14:anchorId="26386C61" wp14:editId="4C452E20">
+            <wp:extent cx="5943600" cy="4098290"/>
+            <wp:effectExtent l="0" t="0" r="0" b="0"/>
+            <wp:docPr id="406847711" name="Picture 1"/>
+            <wp:cNvGraphicFramePr>
+              <a:graphicFrameLocks xmlns:a="http://schemas.openxmlformats.org/drawingml/2006/main" noChangeAspect="1"/>
+            </wp:cNvGraphicFramePr>
+            <a:graphic xmlns:a="http://schemas.openxmlformats.org/drawingml/2006/main">
+              <a:graphicData uri="http://schemas.openxmlformats.org/drawingml/2006/picture">
+                <pic:pic xmlns:pic="http://schemas.openxmlformats.org/drawingml/2006/picture">
+                  <pic:nvPicPr>
+                    <pic:cNvPr id="406847711" name=""/>
+                    <pic:cNvPicPr/>
+                  </pic:nvPicPr>
+                  <pic:blipFill>
+                    <a:blip r:embed="rId59"/>
+                    <a:stretch>
+                      <a:fillRect/>
+                    </a:stretch>
+                  </pic:blipFill>
+                  <pic:spPr>
+                    <a:xfrm>
+                      <a:off x="0" y="0"/>
+                      <a:ext cx="5943600" cy="4098290"/>
+                    </a:xfrm>
+                    <a:prstGeom prst="rect">
+                      <a:avLst/>
+                    </a:prstGeom>
+                  </pic:spPr>
+                </pic:pic>
+              </a:graphicData>
+            </a:graphic>
+          </wp:inline>
+        </w:drawing>
+      </w:r>
+      <w:r>
+        <w:rPr>
+          <w:noProof/>
+        </w:rPr>
+        <w:t xml:space="preserve"> </w:t>
+      </w:r>
+      <w:r>
+        <w:rPr>
+          <w:noProof/>
+        </w:rPr>
+        <w:lastRenderedPageBreak/>
+        <w:drawing>
+          <wp:inline distT="0" distB="0" distL="0" distR="0" wp14:anchorId="7E7E3973" wp14:editId="5C3D4A37">
+            <wp:extent cx="5943600" cy="1496695"/>
+            <wp:effectExtent l="0" t="0" r="0" b="8255"/>
+            <wp:docPr id="739141721" name="Picture 1"/>
+            <wp:cNvGraphicFramePr>
+              <a:graphicFrameLocks xmlns:a="http://schemas.openxmlformats.org/drawingml/2006/main" noChangeAspect="1"/>
+            </wp:cNvGraphicFramePr>
+            <a:graphic xmlns:a="http://schemas.openxmlformats.org/drawingml/2006/main">
+              <a:graphicData uri="http://schemas.openxmlformats.org/drawingml/2006/picture">
+                <pic:pic xmlns:pic="http://schemas.openxmlformats.org/drawingml/2006/picture">
+                  <pic:nvPicPr>
+                    <pic:cNvPr id="739141721" name=""/>
+                    <pic:cNvPicPr/>
+                  </pic:nvPicPr>
+                  <pic:blipFill>
+                    <a:blip r:embed="rId60"/>
+                    <a:stretch>
+                      <a:fillRect/>
+                    </a:stretch>
+                  </pic:blipFill>
+                  <pic:spPr>
+                    <a:xfrm>
+                      <a:off x="0" y="0"/>
+                      <a:ext cx="5943600" cy="1496695"/>
+                    </a:xfrm>
+                    <a:prstGeom prst="rect">
+                      <a:avLst/>
+                    </a:prstGeom>
+                  </pic:spPr>
+                </pic:pic>
+              </a:graphicData>
+            </a:graphic>
+          </wp:inline>
+        </w:drawing>
+      </w:r>
+      <w:r>
+        <w:rPr>
+          <w:noProof/>
+        </w:rPr>
+        <w:t xml:space="preserve"> </w:t>
+      </w:r>
+      <w:r>
+        <w:rPr>
+          <w:noProof/>
+        </w:rPr>
+        <w:drawing>
+          <wp:inline distT="0" distB="0" distL="0" distR="0" wp14:anchorId="5550B048" wp14:editId="071646C7">
+            <wp:extent cx="5943600" cy="247015"/>
+            <wp:effectExtent l="0" t="0" r="0" b="635"/>
+            <wp:docPr id="125867227" name="Picture 1"/>
+            <wp:cNvGraphicFramePr>
+              <a:graphicFrameLocks xmlns:a="http://schemas.openxmlformats.org/drawingml/2006/main" noChangeAspect="1"/>
+            </wp:cNvGraphicFramePr>
+            <a:graphic xmlns:a="http://schemas.openxmlformats.org/drawingml/2006/main">
+              <a:graphicData uri="http://schemas.openxmlformats.org/drawingml/2006/picture">
+                <pic:pic xmlns:pic="http://schemas.openxmlformats.org/drawingml/2006/picture">
+                  <pic:nvPicPr>
+                    <pic:cNvPr id="125867227" name=""/>
+                    <pic:cNvPicPr/>
+                  </pic:nvPicPr>
+                  <pic:blipFill>
+                    <a:blip r:embed="rId61"/>
+                    <a:stretch>
+                      <a:fillRect/>
+                    </a:stretch>
+                  </pic:blipFill>
+                  <pic:spPr>
+                    <a:xfrm>
+                      <a:off x="0" y="0"/>
+                      <a:ext cx="5943600" cy="247015"/>
+                    </a:xfrm>
+                    <a:prstGeom prst="rect">
+                      <a:avLst/>
+                    </a:prstGeom>
+                  </pic:spPr>
+                </pic:pic>
+              </a:graphicData>
+            </a:graphic>
+          </wp:inline>
+        </w:drawing>
+      </w:r>
+    </w:p>
+    <w:p>
+      <w:pPr>
+        <w:pStyle w:val="ListParagraph"/>
+        <w:numPr>
+          <w:ilvl w:val="0"/>
+          <w:numId w:val="1"/>
+        </w:numPr>
+      </w:pPr>
+      <w:r>
+        <w:t>Shipment</w:t>
+      </w:r>
+    </w:p>
+    <w:p>
+      <w:r>
+        <w:lastRenderedPageBreak/>
+        <w:drawing>
+          <wp:inline distT="0" distB="0" distL="0" distR="0" wp14:anchorId="34AD0F7B" wp14:editId="60A778FC">
+            <wp:extent cx="5943600" cy="3779520"/>
+            <wp:effectExtent l="0" t="0" r="0" b="0"/>
+            <wp:docPr id="1750402349" name="Picture 1"/>
+            <wp:cNvGraphicFramePr>
+              <a:graphicFrameLocks xmlns:a="http://schemas.openxmlformats.org/drawingml/2006/main" noChangeAspect="1"/>
+            </wp:cNvGraphicFramePr>
+            <a:graphic xmlns:a="http://schemas.openxmlformats.org/drawingml/2006/main">
+              <a:graphicData uri="http://schemas.openxmlformats.org/drawingml/2006/picture">
+                <pic:pic xmlns:pic="http://schemas.openxmlformats.org/drawingml/2006/picture">
+                  <pic:nvPicPr>
+                    <pic:cNvPr id="1750402349" name=""/>
+                    <pic:cNvPicPr/>
+                  </pic:nvPicPr>
+                  <pic:blipFill>
+                    <a:blip r:embed="rId62"/>
+                    <a:stretch>
+                      <a:fillRect/>
+                    </a:stretch>
+                  </pic:blipFill>
+                  <pic:spPr>
+                    <a:xfrm>
+                      <a:off x="0" y="0"/>
+                      <a:ext cx="5943600" cy="3779520"/>
+                    </a:xfrm>
+                    <a:prstGeom prst="rect">
+                      <a:avLst/>
+                    </a:prstGeom>
+                  </pic:spPr>
+                </pic:pic>
+              </a:graphicData>
+            </a:graphic>
+          </wp:inline>
+        </w:drawing>
+      </w:r>
+      <w:r>
+        <w:rPr>
+          <w:noProof/>
+        </w:rPr>
+        <w:t xml:space="preserve"> </w:t>
+      </w:r>
+      <w:r>
+        <w:drawing>
+          <wp:inline distT="0" distB="0" distL="0" distR="0" wp14:anchorId="6B91A41D" wp14:editId="71E86903">
+            <wp:extent cx="5943600" cy="2827655"/>
+            <wp:effectExtent l="0" t="0" r="0" b="0"/>
+            <wp:docPr id="1670408878" name="Picture 1"/>
+            <wp:cNvGraphicFramePr>
+              <a:graphicFrameLocks xmlns:a="http://schemas.openxmlformats.org/drawingml/2006/main" noChangeAspect="1"/>
+            </wp:cNvGraphicFramePr>
+            <a:graphic xmlns:a="http://schemas.openxmlformats.org/drawingml/2006/main">
+              <a:graphicData uri="http://schemas.openxmlformats.org/drawingml/2006/picture">
+                <pic:pic xmlns:pic="http://schemas.openxmlformats.org/drawingml/2006/picture">
+                  <pic:nvPicPr>
+                    <pic:cNvPr id="1670408878" name=""/>
+                    <pic:cNvPicPr/>
+                  </pic:nvPicPr>
+                  <pic:blipFill>
+                    <a:blip r:embed="rId63"/>
+                    <a:stretch>
+                      <a:fillRect/>
+                    </a:stretch>
+                  </pic:blipFill>
+                  <pic:spPr>
+                    <a:xfrm>
+                      <a:off x="0" y="0"/>
+                      <a:ext cx="5943600" cy="2827655"/>
+                    </a:xfrm>
+                    <a:prstGeom prst="rect">
+                      <a:avLst/>
+                    </a:prstGeom>
+                  </pic:spPr>
+                </pic:pic>
+              </a:graphicData>
+            </a:graphic>
+          </wp:inline>
+        </w:drawing>
+      </w:r>
+      <w:r>
+        <w:rPr>
+          <w:noProof/>
+        </w:rPr>
+        <w:t xml:space="preserve"> </w:t>
+      </w:r>
+      <w:r>
+        <w:rPr>
+          <w:noProof/>
+        </w:rPr>
+        <w:lastRenderedPageBreak/>
+        <w:drawing>
+          <wp:inline distT="0" distB="0" distL="0" distR="0" wp14:anchorId="666F85FE" wp14:editId="4B4337D4">
+            <wp:extent cx="5943600" cy="3178175"/>
+            <wp:effectExtent l="0" t="0" r="0" b="3175"/>
+            <wp:docPr id="586371154" name="Picture 1"/>
+            <wp:cNvGraphicFramePr>
+              <a:graphicFrameLocks xmlns:a="http://schemas.openxmlformats.org/drawingml/2006/main" noChangeAspect="1"/>
+            </wp:cNvGraphicFramePr>
+            <a:graphic xmlns:a="http://schemas.openxmlformats.org/drawingml/2006/main">
+              <a:graphicData uri="http://schemas.openxmlformats.org/drawingml/2006/picture">
+                <pic:pic xmlns:pic="http://schemas.openxmlformats.org/drawingml/2006/picture">
+                  <pic:nvPicPr>
+                    <pic:cNvPr id="586371154" name=""/>
+                    <pic:cNvPicPr/>
+                  </pic:nvPicPr>
+                  <pic:blipFill>
+                    <a:blip r:embed="rId64"/>
+                    <a:stretch>
+                      <a:fillRect/>
+                    </a:stretch>
+                  </pic:blipFill>
+                  <pic:spPr>
+                    <a:xfrm>
+                      <a:off x="0" y="0"/>
+                      <a:ext cx="5943600" cy="3178175"/>
+                    </a:xfrm>
+                    <a:prstGeom prst="rect">
+                      <a:avLst/>
+                    </a:prstGeom>
+                  </pic:spPr>
+                </pic:pic>
+              </a:graphicData>
+            </a:graphic>
+          </wp:inline>
+        </w:drawing>
+      </w:r>
+      <w:r>
+        <w:rPr>
+          <w:noProof/>
+        </w:rPr>
+        <w:t xml:space="preserve"> </w:t>
+      </w:r>
+      <w:r>
+        <w:rPr>
+          <w:noProof/>
+        </w:rPr>
+        <w:drawing>
+          <wp:inline distT="0" distB="0" distL="0" distR="0" wp14:anchorId="087E645D" wp14:editId="1EA476B2">
+            <wp:extent cx="5943600" cy="4342765"/>
+            <wp:effectExtent l="0" t="0" r="0" b="635"/>
+            <wp:docPr id="907983484" name="Picture 1"/>
+            <wp:cNvGraphicFramePr>
+              <a:graphicFrameLocks xmlns:a="http://schemas.openxmlformats.org/drawingml/2006/main" noChangeAspect="1"/>
+            </wp:cNvGraphicFramePr>
+            <a:graphic xmlns:a="http://schemas.openxmlformats.org/drawingml/2006/main">
+              <a:graphicData uri="http://schemas.openxmlformats.org/drawingml/2006/picture">
+                <pic:pic xmlns:pic="http://schemas.openxmlformats.org/drawingml/2006/picture">
+                  <pic:nvPicPr>
+                    <pic:cNvPr id="907983484" name=""/>
+                    <pic:cNvPicPr/>
+                  </pic:nvPicPr>
+                  <pic:blipFill>
+                    <a:blip r:embed="rId65"/>
+                    <a:stretch>
+                      <a:fillRect/>
+                    </a:stretch>
+                  </pic:blipFill>
+                  <pic:spPr>
+                    <a:xfrm>
+                      <a:off x="0" y="0"/>
+                      <a:ext cx="5943600" cy="4342765"/>
+                    </a:xfrm>
+                    <a:prstGeom prst="rect">
+                      <a:avLst/>
+                    </a:prstGeom>
+                  </pic:spPr>
+                </pic:pic>
+              </a:graphicData>
+            </a:graphic>
+          </wp:inline>
+        </w:drawing>
+      </w:r>
+      <w:r>
+        <w:rPr>
+          <w:noProof/>
+        </w:rPr>
+        <w:t xml:space="preserve"> </w:t>
+      </w:r>
+      <w:r>
+        <w:rPr>
+          <w:noProof/>
+        </w:rPr>
+        <w:lastRenderedPageBreak/>
+        <w:drawing>
+          <wp:inline distT="0" distB="0" distL="0" distR="0" wp14:anchorId="723DE135" wp14:editId="7AF75268">
+            <wp:extent cx="5943600" cy="1521460"/>
+            <wp:effectExtent l="0" t="0" r="0" b="2540"/>
+            <wp:docPr id="1707078093" name="Picture 1"/>
+            <wp:cNvGraphicFramePr>
+              <a:graphicFrameLocks xmlns:a="http://schemas.openxmlformats.org/drawingml/2006/main" noChangeAspect="1"/>
+            </wp:cNvGraphicFramePr>
+            <a:graphic xmlns:a="http://schemas.openxmlformats.org/drawingml/2006/main">
+              <a:graphicData uri="http://schemas.openxmlformats.org/drawingml/2006/picture">
+                <pic:pic xmlns:pic="http://schemas.openxmlformats.org/drawingml/2006/picture">
+                  <pic:nvPicPr>
+                    <pic:cNvPr id="1707078093" name=""/>
+                    <pic:cNvPicPr/>
+                  </pic:nvPicPr>
+                  <pic:blipFill>
+                    <a:blip r:embed="rId66"/>
+                    <a:stretch>
+                      <a:fillRect/>
+                    </a:stretch>
+                  </pic:blipFill>
+                  <pic:spPr>
+                    <a:xfrm>
+                      <a:off x="0" y="0"/>
+                      <a:ext cx="5943600" cy="1521460"/>
+                    </a:xfrm>
+                    <a:prstGeom prst="rect">
+                      <a:avLst/>
+                    </a:prstGeom>
+                  </pic:spPr>
+                </pic:pic>
+              </a:graphicData>
+            </a:graphic>
+          </wp:inline>
+        </w:drawing>
+      </w:r>
+      <w:r>
+        <w:rPr>
+          <w:noProof/>
+        </w:rPr>
+        <w:t xml:space="preserve"> </w:t>
+      </w:r>
+      <w:r>
+        <w:rPr>
+          <w:noProof/>
+        </w:rPr>
+        <w:drawing>
+          <wp:inline distT="0" distB="0" distL="0" distR="0" wp14:anchorId="1D76E68F" wp14:editId="23295A50">
+            <wp:extent cx="5943600" cy="247650"/>
+            <wp:effectExtent l="0" t="0" r="0" b="0"/>
+            <wp:docPr id="1465934113" name="Picture 1"/>
+            <wp:cNvGraphicFramePr>
+              <a:graphicFrameLocks xmlns:a="http://schemas.openxmlformats.org/drawingml/2006/main" noChangeAspect="1"/>
+            </wp:cNvGraphicFramePr>
+            <a:graphic xmlns:a="http://schemas.openxmlformats.org/drawingml/2006/main">
+              <a:graphicData uri="http://schemas.openxmlformats.org/drawingml/2006/picture">
+                <pic:pic xmlns:pic="http://schemas.openxmlformats.org/drawingml/2006/picture">
+                  <pic:nvPicPr>
+                    <pic:cNvPr id="1465934113" name=""/>
+                    <pic:cNvPicPr/>
+                  </pic:nvPicPr>
+                  <pic:blipFill>
+                    <a:blip r:embed="rId67"/>
+                    <a:stretch>
+                      <a:fillRect/>
+                    </a:stretch>
+                  </pic:blipFill>
+                  <pic:spPr>
+                    <a:xfrm>
+                      <a:off x="0" y="0"/>
+                      <a:ext cx="5943600" cy="247650"/>
+                    </a:xfrm>
+                    <a:prstGeom prst="rect">
+                      <a:avLst/>
+                    </a:prstGeom>
+                  </pic:spPr>
+                </pic:pic>
+              </a:graphicData>
+            </a:graphic>
+          </wp:inline>
+        </w:drawing>
+      </w:r>
+    </w:p>
+    <w:p>
+      <w:pPr>
+        <w:pStyle w:val="ListParagraph"/>
+        <w:numPr>
+          <w:ilvl w:val="0"/>
+          <w:numId w:val="1"/>
+        </w:numPr>
+      </w:pPr>
+      <w:r>
+        <w:t>ShipmentItem</w:t>
+      </w:r>
+    </w:p>
+    <w:p>
+      <w:r>
+        <w:drawing>
+          <wp:inline distT="0" distB="0" distL="0" distR="0" wp14:anchorId="1F9E376B" wp14:editId="7E8B300E">
+            <wp:extent cx="5943600" cy="3507740"/>
+            <wp:effectExtent l="0" t="0" r="0" b="0"/>
+            <wp:docPr id="1974666723" name="Picture 1"/>
+            <wp:cNvGraphicFramePr>
+              <a:graphicFrameLocks xmlns:a="http://schemas.openxmlformats.org/drawingml/2006/main" noChangeAspect="1"/>
+            </wp:cNvGraphicFramePr>
+            <a:graphic xmlns:a="http://schemas.openxmlformats.org/drawingml/2006/main">
+              <a:graphicData uri="http://schemas.openxmlformats.org/drawingml/2006/picture">
+                <pic:pic xmlns:pic="http://schemas.openxmlformats.org/drawingml/2006/picture">
+                  <pic:nvPicPr>
+                    <pic:cNvPr id="1974666723" name=""/>
+                    <pic:cNvPicPr/>
+                  </pic:nvPicPr>
+                  <pic:blipFill>
+                    <a:blip r:embed="rId68"/>
+                    <a:stretch>
+                      <a:fillRect/>
+                    </a:stretch>
+                  </pic:blipFill>
+                  <pic:spPr>
+                    <a:xfrm>
+                      <a:off x="0" y="0"/>
+                      <a:ext cx="5943600" cy="3507740"/>
+                    </a:xfrm>
+                    <a:prstGeom prst="rect">
+                      <a:avLst/>
+                    </a:prstGeom>
+                  </pic:spPr>
+                </pic:pic>
+              </a:graphicData>
+            </a:graphic>
+          </wp:inline>
+        </w:drawing>
+      </w:r>
+      <w:r>
+        <w:rPr>
+          <w:noProof/>
+        </w:rPr>
+        <w:t xml:space="preserve"> </w:t>
+      </w:r>
+      <w:r>
+        <w:drawing>
+          <wp:inline distT="0" distB="0" distL="0" distR="0" wp14:anchorId="3EAE03D6" wp14:editId="0E385164">
+            <wp:extent cx="5943600" cy="1779270"/>
+            <wp:effectExtent l="0" t="0" r="0" b="0"/>
+            <wp:docPr id="393322397" name="Picture 1"/>
+            <wp:cNvGraphicFramePr>
+              <a:graphicFrameLocks xmlns:a="http://schemas.openxmlformats.org/drawingml/2006/main" noChangeAspect="1"/>
+            </wp:cNvGraphicFramePr>
+            <a:graphic xmlns:a="http://schemas.openxmlformats.org/drawingml/2006/main">
+              <a:graphicData uri="http://schemas.openxmlformats.org/drawingml/2006/picture">
+                <pic:pic xmlns:pic="http://schemas.openxmlformats.org/drawingml/2006/picture">
+                  <pic:nvPicPr>
+                    <pic:cNvPr id="393322397" name=""/>
+                    <pic:cNvPicPr/>
+                  </pic:nvPicPr>
+                  <pic:blipFill>
+                    <a:blip r:embed="rId69"/>
+                    <a:stretch>
+                      <a:fillRect/>
+                    </a:stretch>
+                  </pic:blipFill>
+                  <pic:spPr>
+                    <a:xfrm>
+                      <a:off x="0" y="0"/>
+                      <a:ext cx="5943600" cy="1779270"/>
+                    </a:xfrm>
+                    <a:prstGeom prst="rect">
+                      <a:avLst/>
+                    </a:prstGeom>
+                  </pic:spPr>
+                </pic:pic>
+              </a:graphicData>
+            </a:graphic>
+          </wp:inline>
+        </w:drawing>
+      </w:r>
+      <w:r>
+        <w:rPr>
+          <w:noProof/>
+        </w:rPr>
+        <w:t xml:space="preserve"> </w:t>
+      </w:r>
+      <w:r>
+        <w:rPr>
+          <w:noProof/>
+        </w:rPr>
+        <w:lastRenderedPageBreak/>
+        <w:drawing>
+          <wp:inline distT="0" distB="0" distL="0" distR="0" wp14:anchorId="62C0C6FC" wp14:editId="4B10130B">
+            <wp:extent cx="5943600" cy="2722245"/>
+            <wp:effectExtent l="0" t="0" r="0" b="1905"/>
+            <wp:docPr id="1451000757" name="Picture 1"/>
+            <wp:cNvGraphicFramePr>
+              <a:graphicFrameLocks xmlns:a="http://schemas.openxmlformats.org/drawingml/2006/main" noChangeAspect="1"/>
+            </wp:cNvGraphicFramePr>
+            <a:graphic xmlns:a="http://schemas.openxmlformats.org/drawingml/2006/main">
+              <a:graphicData uri="http://schemas.openxmlformats.org/drawingml/2006/picture">
+                <pic:pic xmlns:pic="http://schemas.openxmlformats.org/drawingml/2006/picture">
+                  <pic:nvPicPr>
+                    <pic:cNvPr id="1451000757" name=""/>
+                    <pic:cNvPicPr/>
+                  </pic:nvPicPr>
+                  <pic:blipFill>
+                    <a:blip r:embed="rId70"/>
+                    <a:stretch>
+                      <a:fillRect/>
+                    </a:stretch>
+                  </pic:blipFill>
+                  <pic:spPr>
+                    <a:xfrm>
+                      <a:off x="0" y="0"/>
+                      <a:ext cx="5943600" cy="2722245"/>
+                    </a:xfrm>
+                    <a:prstGeom prst="rect">
+                      <a:avLst/>
+                    </a:prstGeom>
+                  </pic:spPr>
+                </pic:pic>
+              </a:graphicData>
+            </a:graphic>
+          </wp:inline>
+        </w:drawing>
+      </w:r>
+      <w:r>
+        <w:rPr>
+          <w:noProof/>
+        </w:rPr>
+        <w:t xml:space="preserve"> </w:t>
+      </w:r>
+      <w:r>
+        <w:rPr>
+          <w:noProof/>
+        </w:rPr>
+        <w:drawing>
+          <wp:inline distT="0" distB="0" distL="0" distR="0" wp14:anchorId="5A8DBF18" wp14:editId="6B687390">
+            <wp:extent cx="5943600" cy="2800350"/>
+            <wp:effectExtent l="0" t="0" r="0" b="0"/>
+            <wp:docPr id="1381748038" name="Picture 1"/>
+            <wp:cNvGraphicFramePr>
+              <a:graphicFrameLocks xmlns:a="http://schemas.openxmlformats.org/drawingml/2006/main" noChangeAspect="1"/>
+            </wp:cNvGraphicFramePr>
+            <a:graphic xmlns:a="http://schemas.openxmlformats.org/drawingml/2006/main">
+              <a:graphicData uri="http://schemas.openxmlformats.org/drawingml/2006/picture">
+                <pic:pic xmlns:pic="http://schemas.openxmlformats.org/drawingml/2006/picture">
+                  <pic:nvPicPr>
+                    <pic:cNvPr id="1381748038" name=""/>
+                    <pic:cNvPicPr/>
+                  </pic:nvPicPr>
+                  <pic:blipFill>
+                    <a:blip r:embed="rId71"/>
+                    <a:stretch>
+                      <a:fillRect/>
+                    </a:stretch>
+                  </pic:blipFill>
+                  <pic:spPr>
+                    <a:xfrm>
+                      <a:off x="0" y="0"/>
+                      <a:ext cx="5943600" cy="2800350"/>
+                    </a:xfrm>
+                    <a:prstGeom prst="rect">
+                      <a:avLst/>
+                    </a:prstGeom>
+                  </pic:spPr>
+                </pic:pic>
+              </a:graphicData>
+            </a:graphic>
+          </wp:inline>
+        </w:drawing>
+      </w:r>
+      <w:r>
+        <w:rPr>
+          <w:noProof/>
+        </w:rPr>
+        <w:t xml:space="preserve"> </w:t>
+      </w:r>
+      <w:r>
+        <w:rPr>
+          <w:noProof/>
+        </w:rPr>
+        <w:drawing>
+          <wp:inline distT="0" distB="0" distL="0" distR="0" wp14:anchorId="44AEA8D7" wp14:editId="45B69BFF">
+            <wp:extent cx="5943600" cy="1544955"/>
+            <wp:effectExtent l="0" t="0" r="0" b="0"/>
+            <wp:docPr id="1561094703" name="Picture 1"/>
+            <wp:cNvGraphicFramePr>
+              <a:graphicFrameLocks xmlns:a="http://schemas.openxmlformats.org/drawingml/2006/main" noChangeAspect="1"/>
+            </wp:cNvGraphicFramePr>
+            <a:graphic xmlns:a="http://schemas.openxmlformats.org/drawingml/2006/main">
+              <a:graphicData uri="http://schemas.openxmlformats.org/drawingml/2006/picture">
+                <pic:pic xmlns:pic="http://schemas.openxmlformats.org/drawingml/2006/picture">
+                  <pic:nvPicPr>
+                    <pic:cNvPr id="1561094703" name=""/>
+                    <pic:cNvPicPr/>
+                  </pic:nvPicPr>
+                  <pic:blipFill>
+                    <a:blip r:embed="rId72"/>
+                    <a:stretch>
+                      <a:fillRect/>
+                    </a:stretch>
+                  </pic:blipFill>
+                  <pic:spPr>
+                    <a:xfrm>
+                      <a:off x="0" y="0"/>
+                      <a:ext cx="5943600" cy="1544955"/>
+                    </a:xfrm>
+                    <a:prstGeom prst="rect">
+                      <a:avLst/>
+                    </a:prstGeom>
+                  </pic:spPr>
+                </pic:pic>
+              </a:graphicData>
+            </a:graphic>
+          </wp:inline>
+        </w:drawing>
+      </w:r>
+      <w:r>
+        <w:rPr>
+          <w:noProof/>
+        </w:rPr>
+        <w:t xml:space="preserve"> </w:t>
+      </w:r>
+      <w:r>
+        <w:rPr>
+          <w:noProof/>
+        </w:rPr>
+        <w:drawing>
+          <wp:inline distT="0" distB="0" distL="0" distR="0" wp14:anchorId="1BED279C" wp14:editId="1ACF5164">
+            <wp:extent cx="5943600" cy="375920"/>
+            <wp:effectExtent l="0" t="0" r="0" b="5080"/>
+            <wp:docPr id="508531507" name="Picture 1"/>
+            <wp:cNvGraphicFramePr>
+              <a:graphicFrameLocks xmlns:a="http://schemas.openxmlformats.org/drawingml/2006/main" noChangeAspect="1"/>
+            </wp:cNvGraphicFramePr>
+            <a:graphic xmlns:a="http://schemas.openxmlformats.org/drawingml/2006/main">
+              <a:graphicData uri="http://schemas.openxmlformats.org/drawingml/2006/picture">
+                <pic:pic xmlns:pic="http://schemas.openxmlformats.org/drawingml/2006/picture">
+                  <pic:nvPicPr>
+                    <pic:cNvPr id="508531507" name=""/>
+                    <pic:cNvPicPr/>
+                  </pic:nvPicPr>
+                  <pic:blipFill>
+                    <a:blip r:embed="rId73"/>
+                    <a:stretch>
+                      <a:fillRect/>
+                    </a:stretch>
+                  </pic:blipFill>
+                  <pic:spPr>
+                    <a:xfrm>
+                      <a:off x="0" y="0"/>
+                      <a:ext cx="5943600" cy="375920"/>
+                    </a:xfrm>
+                    <a:prstGeom prst="rect">
+                      <a:avLst/>
+                    </a:prstGeom>
+                  </pic:spPr>
+                </pic:pic>
+              </a:graphicData>
+            </a:graphic>
+          </wp:inline>
+        </w:drawing>
+      </w:r>
+    </w:p>
+    <w:p>
+      <w:pPr>
+        <w:pStyle w:val="ListParagraph"/>
+        <w:numPr>
+          <w:ilvl w:val="0"/>
+          <w:numId w:val="1"/>
+        </w:numPr>
+      </w:pPr>
+      <w:r>
+        <w:t>Vehicle</w:t>
+      </w:r>
+    </w:p>
+    <w:p>
+      <w:pPr>
+        <w:pStyle w:val="ListParagraph"/>
+        <w:ind w:left="0"/>
+        <w:rPr>
+          <w:noProof/>
+        </w:rPr>
+      </w:pPr>
+      <w:r>
+        <w:lastRenderedPageBreak/>
+        <w:drawing>
+          <wp:inline distT="0" distB="0" distL="0" distR="0" wp14:anchorId="48BF847E" wp14:editId="0191B95E">
+            <wp:extent cx="5943600" cy="3523615"/>
+            <wp:effectExtent l="0" t="0" r="0" b="635"/>
+            <wp:docPr id="685874165" name="Picture 1"/>
+            <wp:cNvGraphicFramePr>
+              <a:graphicFrameLocks xmlns:a="http://schemas.openxmlformats.org/drawingml/2006/main" noChangeAspect="1"/>
+            </wp:cNvGraphicFramePr>
+            <a:graphic xmlns:a="http://schemas.openxmlformats.org/drawingml/2006/main">
+              <a:graphicData uri="http://schemas.openxmlformats.org/drawingml/2006/picture">
+                <pic:pic xmlns:pic="http://schemas.openxmlformats.org/drawingml/2006/picture">
+                  <pic:nvPicPr>
+                    <pic:cNvPr id="685874165" name=""/>
+                    <pic:cNvPicPr/>
+                  </pic:nvPicPr>
+                  <pic:blipFill>
+                    <a:blip r:embed="rId74"/>
+                    <a:stretch>
+                      <a:fillRect/>
+                    </a:stretch>
+                  </pic:blipFill>
+                  <pic:spPr>
+                    <a:xfrm>
+                      <a:off x="0" y="0"/>
+                      <a:ext cx="5943600" cy="3523615"/>
+                    </a:xfrm>
+                    <a:prstGeom prst="rect">
+                      <a:avLst/>
+                    </a:prstGeom>
+                  </pic:spPr>
+                </pic:pic>
+              </a:graphicData>
+            </a:graphic>
+          </wp:inline>
+        </w:drawing>
+      </w:r>
+      <w:r>
+        <w:rPr>
+          <w:noProof/>
+        </w:rPr>
+        <w:t xml:space="preserve"> </w:t>
+      </w:r>
+      <w:r>
+        <w:drawing>
+          <wp:inline distT="0" distB="0" distL="0" distR="0" wp14:anchorId="4ED9EB22" wp14:editId="01A4F887">
+            <wp:extent cx="5943600" cy="2604135"/>
+            <wp:effectExtent l="0" t="0" r="0" b="5715"/>
+            <wp:docPr id="1429140348" name="Picture 1"/>
+            <wp:cNvGraphicFramePr>
+              <a:graphicFrameLocks xmlns:a="http://schemas.openxmlformats.org/drawingml/2006/main" noChangeAspect="1"/>
+            </wp:cNvGraphicFramePr>
+            <a:graphic xmlns:a="http://schemas.openxmlformats.org/drawingml/2006/main">
+              <a:graphicData uri="http://schemas.openxmlformats.org/drawingml/2006/picture">
+                <pic:pic xmlns:pic="http://schemas.openxmlformats.org/drawingml/2006/picture">
+                  <pic:nvPicPr>
+                    <pic:cNvPr id="1429140348" name=""/>
+                    <pic:cNvPicPr/>
+                  </pic:nvPicPr>
+                  <pic:blipFill>
+                    <a:blip r:embed="rId75"/>
+                    <a:stretch>
+                      <a:fillRect/>
+                    </a:stretch>
+                  </pic:blipFill>
+                  <pic:spPr>
+                    <a:xfrm>
+                      <a:off x="0" y="0"/>
+                      <a:ext cx="5943600" cy="2604135"/>
+                    </a:xfrm>
+                    <a:prstGeom prst="rect">
+                      <a:avLst/>
+                    </a:prstGeom>
+                  </pic:spPr>
+                </pic:pic>
+              </a:graphicData>
+            </a:graphic>
+          </wp:inline>
+        </w:drawing>
+      </w:r>
+      <w:r>
+        <w:rPr>
+          <w:noProof/>
+        </w:rPr>
+        <w:t xml:space="preserve"> </w:t>
+      </w:r>
+      <w:r>
+        <w:rPr>
+          <w:noProof/>
+        </w:rPr>
+        <w:lastRenderedPageBreak/>
+        <w:drawing>
+          <wp:inline distT="0" distB="0" distL="0" distR="0" wp14:anchorId="42D54DA2" wp14:editId="565827F6">
+            <wp:extent cx="5943600" cy="2974975"/>
+            <wp:effectExtent l="0" t="0" r="0" b="0"/>
+            <wp:docPr id="983836284" name="Picture 1"/>
+            <wp:cNvGraphicFramePr>
+              <a:graphicFrameLocks xmlns:a="http://schemas.openxmlformats.org/drawingml/2006/main" noChangeAspect="1"/>
+            </wp:cNvGraphicFramePr>
+            <a:graphic xmlns:a="http://schemas.openxmlformats.org/drawingml/2006/main">
+              <a:graphicData uri="http://schemas.openxmlformats.org/drawingml/2006/picture">
+                <pic:pic xmlns:pic="http://schemas.openxmlformats.org/drawingml/2006/picture">
+                  <pic:nvPicPr>
+                    <pic:cNvPr id="983836284" name=""/>
+                    <pic:cNvPicPr/>
+                  </pic:nvPicPr>
+                  <pic:blipFill>
+                    <a:blip r:embed="rId76"/>
+                    <a:stretch>
+                      <a:fillRect/>
+                    </a:stretch>
+                  </pic:blipFill>
+                  <pic:spPr>
+                    <a:xfrm>
+                      <a:off x="0" y="0"/>
+                      <a:ext cx="5943600" cy="2974975"/>
+                    </a:xfrm>
+                    <a:prstGeom prst="rect">
+                      <a:avLst/>
+                    </a:prstGeom>
+                  </pic:spPr>
+                </pic:pic>
+              </a:graphicData>
+            </a:graphic>
+          </wp:inline>
+        </w:drawing>
+      </w:r>
+      <w:r>
+        <w:rPr>
+          <w:noProof/>
+        </w:rPr>
+        <w:t xml:space="preserve"> </w:t>
+      </w:r>
+      <w:r>
+        <w:rPr>
+          <w:noProof/>
+        </w:rPr>
+        <w:drawing>
+          <wp:inline distT="0" distB="0" distL="0" distR="0" wp14:anchorId="42A7B40B" wp14:editId="182238A1">
+            <wp:extent cx="5943600" cy="3093720"/>
+            <wp:effectExtent l="0" t="0" r="0" b="0"/>
+            <wp:docPr id="30616450" name="Picture 1"/>
+            <wp:cNvGraphicFramePr>
+              <a:graphicFrameLocks xmlns:a="http://schemas.openxmlformats.org/drawingml/2006/main" noChangeAspect="1"/>
+            </wp:cNvGraphicFramePr>
+            <a:graphic xmlns:a="http://schemas.openxmlformats.org/drawingml/2006/main">
+              <a:graphicData uri="http://schemas.openxmlformats.org/drawingml/2006/picture">
+                <pic:pic xmlns:pic="http://schemas.openxmlformats.org/drawingml/2006/picture">
+                  <pic:nvPicPr>
+                    <pic:cNvPr id="30616450" name=""/>
+                    <pic:cNvPicPr/>
+                  </pic:nvPicPr>
+                  <pic:blipFill>
+                    <a:blip r:embed="rId77"/>
+                    <a:stretch>
+                      <a:fillRect/>
+                    </a:stretch>
+                  </pic:blipFill>
+                  <pic:spPr>
+                    <a:xfrm>
+                      <a:off x="0" y="0"/>
+                      <a:ext cx="5943600" cy="3093720"/>
+                    </a:xfrm>
+                    <a:prstGeom prst="rect">
+                      <a:avLst/>
+                    </a:prstGeom>
+                  </pic:spPr>
+                </pic:pic>
+              </a:graphicData>
+            </a:graphic>
+          </wp:inline>
+        </w:drawing>
+      </w:r>
+      <w:r>
+        <w:rPr>
+          <w:noProof/>
+        </w:rPr>
+        <w:t xml:space="preserve"> </w:t>
+      </w:r>
+      <w:r>
+        <w:rPr>
+          <w:noProof/>
+        </w:rPr>
+        <w:drawing>
+          <wp:inline distT="0" distB="0" distL="0" distR="0" wp14:anchorId="77A2D3E0" wp14:editId="00E73FD3">
+            <wp:extent cx="5943600" cy="1538605"/>
+            <wp:effectExtent l="0" t="0" r="0" b="4445"/>
+            <wp:docPr id="495121910" name="Picture 1"/>
+            <wp:cNvGraphicFramePr>
+              <a:graphicFrameLocks xmlns:a="http://schemas.openxmlformats.org/drawingml/2006/main" noChangeAspect="1"/>
+            </wp:cNvGraphicFramePr>
+            <a:graphic xmlns:a="http://schemas.openxmlformats.org/drawingml/2006/main">
+              <a:graphicData uri="http://schemas.openxmlformats.org/drawingml/2006/picture">
+                <pic:pic xmlns:pic="http://schemas.openxmlformats.org/drawingml/2006/picture">
+                  <pic:nvPicPr>
+                    <pic:cNvPr id="495121910" name=""/>
+                    <pic:cNvPicPr/>
+                  </pic:nvPicPr>
+                  <pic:blipFill>
+                    <a:blip r:embed="rId78"/>
+                    <a:stretch>
+                      <a:fillRect/>
+                    </a:stretch>
+                  </pic:blipFill>
+                  <pic:spPr>
+                    <a:xfrm>
+                      <a:off x="0" y="0"/>
+                      <a:ext cx="5943600" cy="1538605"/>
+                    </a:xfrm>
+                    <a:prstGeom prst="rect">
+                      <a:avLst/>
+                    </a:prstGeom>
+                  </pic:spPr>
+                </pic:pic>
+              </a:graphicData>
+            </a:graphic>
+          </wp:inline>
+        </w:drawing>
+      </w:r>
+      <w:r>
+        <w:rPr>
+          <w:noProof/>
+        </w:rPr>
+        <w:t xml:space="preserve"> </w:t>
+      </w:r>
+      <w:r>
+        <w:rPr>
+          <w:noProof/>
+        </w:rPr>
+        <w:drawing>
+          <wp:inline distT="0" distB="0" distL="0" distR="0" wp14:anchorId="24872E3B" wp14:editId="2E1D756D">
+            <wp:extent cx="5943600" cy="287655"/>
+            <wp:effectExtent l="0" t="0" r="0" b="0"/>
+            <wp:docPr id="1979415540" name="Picture 1"/>
+            <wp:cNvGraphicFramePr>
+              <a:graphicFrameLocks xmlns:a="http://schemas.openxmlformats.org/drawingml/2006/main" noChangeAspect="1"/>
+            </wp:cNvGraphicFramePr>
+            <a:graphic xmlns:a="http://schemas.openxmlformats.org/drawingml/2006/main">
+              <a:graphicData uri="http://schemas.openxmlformats.org/drawingml/2006/picture">
+                <pic:pic xmlns:pic="http://schemas.openxmlformats.org/drawingml/2006/picture">
+                  <pic:nvPicPr>
+                    <pic:cNvPr id="1979415540" name=""/>
+                    <pic:cNvPicPr/>
+                  </pic:nvPicPr>
+                  <pic:blipFill>
+                    <a:blip r:embed="rId79"/>
+                    <a:stretch>
+                      <a:fillRect/>
+                    </a:stretch>
+                  </pic:blipFill>
+                  <pic:spPr>
+                    <a:xfrm>
+                      <a:off x="0" y="0"/>
+                      <a:ext cx="5943600" cy="287655"/>
+                    </a:xfrm>
+                    <a:prstGeom prst="rect">
+                      <a:avLst/>
+                    </a:prstGeom>
+                  </pic:spPr>
+                </pic:pic>
+              </a:graphicData>
+            </a:graphic>
+          </wp:inline>
+        </w:drawing>
+      </w:r>
+    </w:p>
+    <w:p>
+      <w:pPr>
+        <w:pStyle w:val="ListParagraph"/>
+        <w:ind w:left="0"/>
+      </w:pPr>
+    </w:p>
+    <w:p>
+      <w:pPr>
+        <w:pStyle w:val="ListParagraph"/>
+        <w:numPr>
+          <w:ilvl w:val="0"/>
+          <w:numId w:val="1"/>
+        </w:numPr>
+      </w:pPr>
+      <w:r>
+        <w:lastRenderedPageBreak/>
+        <w:t>Driver</w:t>
+      </w:r>
+    </w:p>
+    <w:p>
+      <w:r>
+        <w:drawing>
+          <wp:inline distT="0" distB="0" distL="0" distR="0" wp14:anchorId="54D4B2C7" wp14:editId="7D77DD3B">
+            <wp:extent cx="5943600" cy="2994025"/>
+            <wp:effectExtent l="0" t="0" r="0" b="0"/>
+            <wp:docPr id="277111027" name="Picture 1"/>
+            <wp:cNvGraphicFramePr>
+              <a:graphicFrameLocks xmlns:a="http://schemas.openxmlformats.org/drawingml/2006/main" noChangeAspect="1"/>
+            </wp:cNvGraphicFramePr>
+            <a:graphic xmlns:a="http://schemas.openxmlformats.org/drawingml/2006/main">
+              <a:graphicData uri="http://schemas.openxmlformats.org/drawingml/2006/picture">
+                <pic:pic xmlns:pic="http://schemas.openxmlformats.org/drawingml/2006/picture">
+                  <pic:nvPicPr>
+                    <pic:cNvPr id="277111027" name=""/>
+                    <pic:cNvPicPr/>
+                  </pic:nvPicPr>
+                  <pic:blipFill>
+                    <a:blip r:embed="rId80"/>
+                    <a:stretch>
+                      <a:fillRect/>
+                    </a:stretch>
+                  </pic:blipFill>
+                  <pic:spPr>
+                    <a:xfrm>
+                      <a:off x="0" y="0"/>
+                      <a:ext cx="5943600" cy="2994025"/>
+                    </a:xfrm>
+                    <a:prstGeom prst="rect">
+                      <a:avLst/>
+                    </a:prstGeom>
+                  </pic:spPr>
+                </pic:pic>
+              </a:graphicData>
+            </a:graphic>
+          </wp:inline>
+        </w:drawing>
+      </w:r>
+      <w:r>
+        <w:rPr>
+          <w:noProof/>
+        </w:rPr>
+        <w:t xml:space="preserve"> </w:t>
+      </w:r>
+      <w:r>
+        <w:drawing>
+          <wp:inline distT="0" distB="0" distL="0" distR="0" wp14:anchorId="41F6C912" wp14:editId="669CF963">
+            <wp:extent cx="5943600" cy="2213610"/>
+            <wp:effectExtent l="0" t="0" r="0" b="0"/>
+            <wp:docPr id="1762351787" name="Picture 1"/>
+            <wp:cNvGraphicFramePr>
+              <a:graphicFrameLocks xmlns:a="http://schemas.openxmlformats.org/drawingml/2006/main" noChangeAspect="1"/>
+            </wp:cNvGraphicFramePr>
+            <a:graphic xmlns:a="http://schemas.openxmlformats.org/drawingml/2006/main">
+              <a:graphicData uri="http://schemas.openxmlformats.org/drawingml/2006/picture">
+                <pic:pic xmlns:pic="http://schemas.openxmlformats.org/drawingml/2006/picture">
+                  <pic:nvPicPr>
+                    <pic:cNvPr id="1762351787" name=""/>
+                    <pic:cNvPicPr/>
+                  </pic:nvPicPr>
+                  <pic:blipFill>
+                    <a:blip r:embed="rId81"/>
+                    <a:stretch>
+                      <a:fillRect/>
+                    </a:stretch>
+                  </pic:blipFill>
+                  <pic:spPr>
+                    <a:xfrm>
+                      <a:off x="0" y="0"/>
+                      <a:ext cx="5943600" cy="2213610"/>
+                    </a:xfrm>
+                    <a:prstGeom prst="rect">
+                      <a:avLst/>
+                    </a:prstGeom>
+                  </pic:spPr>
+                </pic:pic>
+              </a:graphicData>
+            </a:graphic>
+          </wp:inline>
+        </w:drawing>
+      </w:r>
+      <w:r>
+        <w:rPr>
+          <w:noProof/>
+        </w:rPr>
+        <w:t xml:space="preserve"> </w:t>
+      </w:r>
+      <w:r>
+        <w:rPr>
+          <w:noProof/>
+        </w:rPr>
+        <w:drawing>
+          <wp:inline distT="0" distB="0" distL="0" distR="0" wp14:anchorId="61952C8F" wp14:editId="59BCDA16">
+            <wp:extent cx="5943600" cy="2266315"/>
+            <wp:effectExtent l="0" t="0" r="0" b="635"/>
+            <wp:docPr id="1451821286" name="Picture 1"/>
+            <wp:cNvGraphicFramePr>
+              <a:graphicFrameLocks xmlns:a="http://schemas.openxmlformats.org/drawingml/2006/main" noChangeAspect="1"/>
+            </wp:cNvGraphicFramePr>
+            <a:graphic xmlns:a="http://schemas.openxmlformats.org/drawingml/2006/main">
+              <a:graphicData uri="http://schemas.openxmlformats.org/drawingml/2006/picture">
+                <pic:pic xmlns:pic="http://schemas.openxmlformats.org/drawingml/2006/picture">
+                  <pic:nvPicPr>
+                    <pic:cNvPr id="1451821286" name=""/>
+                    <pic:cNvPicPr/>
+                  </pic:nvPicPr>
+                  <pic:blipFill>
+                    <a:blip r:embed="rId82"/>
+                    <a:stretch>
+                      <a:fillRect/>
+                    </a:stretch>
+                  </pic:blipFill>
+                  <pic:spPr>
+                    <a:xfrm>
+                      <a:off x="0" y="0"/>
+                      <a:ext cx="5943600" cy="2266315"/>
+                    </a:xfrm>
+                    <a:prstGeom prst="rect">
+                      <a:avLst/>
+                    </a:prstGeom>
+                  </pic:spPr>
+                </pic:pic>
+              </a:graphicData>
+            </a:graphic>
+          </wp:inline>
+        </w:drawing>
+      </w:r>
+      <w:r>
+        <w:rPr>
+          <w:noProof/>
+        </w:rPr>
+        <w:t xml:space="preserve"> </w:t>
+      </w:r>
+      <w:r>
+        <w:rPr>
+          <w:noProof/>
+        </w:rPr>
+        <w:lastRenderedPageBreak/>
+        <w:drawing>
+          <wp:inline distT="0" distB="0" distL="0" distR="0" wp14:anchorId="172C2D00" wp14:editId="444FF036">
+            <wp:extent cx="5943600" cy="2893695"/>
+            <wp:effectExtent l="0" t="0" r="0" b="1905"/>
+            <wp:docPr id="1409484583" name="Picture 1"/>
+            <wp:cNvGraphicFramePr>
+              <a:graphicFrameLocks xmlns:a="http://schemas.openxmlformats.org/drawingml/2006/main" noChangeAspect="1"/>
+            </wp:cNvGraphicFramePr>
+            <a:graphic xmlns:a="http://schemas.openxmlformats.org/drawingml/2006/main">
+              <a:graphicData uri="http://schemas.openxmlformats.org/drawingml/2006/picture">
+                <pic:pic xmlns:pic="http://schemas.openxmlformats.org/drawingml/2006/picture">
+                  <pic:nvPicPr>
+                    <pic:cNvPr id="1409484583" name=""/>
+                    <pic:cNvPicPr/>
+                  </pic:nvPicPr>
+                  <pic:blipFill>
+                    <a:blip r:embed="rId83"/>
+                    <a:stretch>
+                      <a:fillRect/>
+                    </a:stretch>
+                  </pic:blipFill>
+                  <pic:spPr>
+                    <a:xfrm>
+                      <a:off x="0" y="0"/>
+                      <a:ext cx="5943600" cy="2893695"/>
+                    </a:xfrm>
+                    <a:prstGeom prst="rect">
+                      <a:avLst/>
+                    </a:prstGeom>
+                  </pic:spPr>
+                </pic:pic>
+              </a:graphicData>
+            </a:graphic>
+          </wp:inline>
+        </w:drawing>
+      </w:r>
+      <w:r>
+        <w:rPr>
+          <w:noProof/>
+        </w:rPr>
+        <w:t xml:space="preserve"> </w:t>
+      </w:r>
+      <w:r>
+        <w:rPr>
+          <w:noProof/>
+        </w:rPr>
+        <w:drawing>
+          <wp:inline distT="0" distB="0" distL="0" distR="0" wp14:anchorId="038FAB48" wp14:editId="505BA014">
+            <wp:extent cx="5943600" cy="1498600"/>
+            <wp:effectExtent l="0" t="0" r="0" b="6350"/>
+            <wp:docPr id="1547863345" name="Picture 1"/>
+            <wp:cNvGraphicFramePr>
+              <a:graphicFrameLocks xmlns:a="http://schemas.openxmlformats.org/drawingml/2006/main" noChangeAspect="1"/>
+            </wp:cNvGraphicFramePr>
+            <a:graphic xmlns:a="http://schemas.openxmlformats.org/drawingml/2006/main">
+              <a:graphicData uri="http://schemas.openxmlformats.org/drawingml/2006/picture">
+                <pic:pic xmlns:pic="http://schemas.openxmlformats.org/drawingml/2006/picture">
+                  <pic:nvPicPr>
+                    <pic:cNvPr id="1547863345" name=""/>
+                    <pic:cNvPicPr/>
+                  </pic:nvPicPr>
+                  <pic:blipFill>
+                    <a:blip r:embed="rId84"/>
+                    <a:stretch>
+                      <a:fillRect/>
+                    </a:stretch>
+                  </pic:blipFill>
+                  <pic:spPr>
+                    <a:xfrm>
+                      <a:off x="0" y="0"/>
+                      <a:ext cx="5943600" cy="1498600"/>
+                    </a:xfrm>
+                    <a:prstGeom prst="rect">
+                      <a:avLst/>
+                    </a:prstGeom>
+                  </pic:spPr>
+                </pic:pic>
+              </a:graphicData>
+            </a:graphic>
+          </wp:inline>
+        </w:drawing>
+      </w:r>
+      <w:r>
+        <w:rPr>
+          <w:noProof/>
+        </w:rPr>
+        <w:t xml:space="preserve"> </w:t>
+      </w:r>
+      <w:r>
+        <w:rPr>
+          <w:noProof/>
+        </w:rPr>
+        <w:drawing>
+          <wp:inline distT="0" distB="0" distL="0" distR="0" wp14:anchorId="1808FB26" wp14:editId="16C8B555">
+            <wp:extent cx="5943600" cy="281940"/>
+            <wp:effectExtent l="0" t="0" r="0" b="3810"/>
+            <wp:docPr id="995333172" name="Picture 1"/>
+            <wp:cNvGraphicFramePr>
+              <a:graphicFrameLocks xmlns:a="http://schemas.openxmlformats.org/drawingml/2006/main" noChangeAspect="1"/>
+            </wp:cNvGraphicFramePr>
+            <a:graphic xmlns:a="http://schemas.openxmlformats.org/drawingml/2006/main">
+              <a:graphicData uri="http://schemas.openxmlformats.org/drawingml/2006/picture">
+                <pic:pic xmlns:pic="http://schemas.openxmlformats.org/drawingml/2006/picture">
+                  <pic:nvPicPr>
+                    <pic:cNvPr id="995333172" name=""/>
+                    <pic:cNvPicPr/>
+                  </pic:nvPicPr>
+                  <pic:blipFill>
+                    <a:blip r:embed="rId85"/>
+                    <a:stretch>
+                      <a:fillRect/>
+                    </a:stretch>
+                  </pic:blipFill>
+                  <pic:spPr>
+                    <a:xfrm>
+                      <a:off x="0" y="0"/>
+                      <a:ext cx="5943600" cy="281940"/>
+                    </a:xfrm>
+                    <a:prstGeom prst="rect">
+                      <a:avLst/>
+                    </a:prstGeom>
+                  </pic:spPr>
+                </pic:pic>
+              </a:graphicData>
+            </a:graphic>
+          </wp:inline>
+        </w:drawing>
+      </w:r>
+    </w:p>
+    <w:p>
+      <w:pPr>
+        <w:pStyle w:val="ListParagraph"/>
+        <w:numPr>
+          <w:ilvl w:val="0"/>
+          <w:numId w:val="1"/>
+        </w:numPr>
+      </w:pPr>
+      <w:r>
+        <w:t>Route</w:t>
+      </w:r>
+    </w:p>
+    <w:p>
+      <w:r>
+        <w:lastRenderedPageBreak/>
+        <w:drawing>
+          <wp:inline distT="0" distB="0" distL="0" distR="0" wp14:anchorId="56390D00" wp14:editId="1EAFB51F">
+            <wp:extent cx="5943600" cy="2994025"/>
+            <wp:effectExtent l="0" t="0" r="0" b="0"/>
+            <wp:docPr id="421040907" name="Picture 1"/>
+            <wp:cNvGraphicFramePr>
+              <a:graphicFrameLocks xmlns:a="http://schemas.openxmlformats.org/drawingml/2006/main" noChangeAspect="1"/>
+            </wp:cNvGraphicFramePr>
+            <a:graphic xmlns:a="http://schemas.openxmlformats.org/drawingml/2006/main">
+              <a:graphicData uri="http://schemas.openxmlformats.org/drawingml/2006/picture">
+                <pic:pic xmlns:pic="http://schemas.openxmlformats.org/drawingml/2006/picture">
+                  <pic:nvPicPr>
+                    <pic:cNvPr id="421040907" name=""/>
+                    <pic:cNvPicPr/>
+                  </pic:nvPicPr>
+                  <pic:blipFill>
+                    <a:blip r:embed="rId86"/>
+                    <a:stretch>
+                      <a:fillRect/>
+                    </a:stretch>
+                  </pic:blipFill>
+                  <pic:spPr>
+                    <a:xfrm>
+                      <a:off x="0" y="0"/>
+                      <a:ext cx="5943600" cy="2994025"/>
+                    </a:xfrm>
+                    <a:prstGeom prst="rect">
+                      <a:avLst/>
+                    </a:prstGeom>
+                  </pic:spPr>
+                </pic:pic>
+              </a:graphicData>
+            </a:graphic>
+          </wp:inline>
+        </w:drawing>
+      </w:r>
+      <w:r>
+        <w:rPr>
+          <w:noProof/>
+        </w:rPr>
+        <w:t xml:space="preserve"> </w:t>
+      </w:r>
+      <w:r>
+        <w:drawing>
+          <wp:inline distT="0" distB="0" distL="0" distR="0" wp14:anchorId="5F39E9C6" wp14:editId="0D9F89D6">
+            <wp:extent cx="5943600" cy="1935480"/>
+            <wp:effectExtent l="0" t="0" r="0" b="7620"/>
+            <wp:docPr id="29254641" name="Picture 1"/>
+            <wp:cNvGraphicFramePr>
+              <a:graphicFrameLocks xmlns:a="http://schemas.openxmlformats.org/drawingml/2006/main" noChangeAspect="1"/>
+            </wp:cNvGraphicFramePr>
+            <a:graphic xmlns:a="http://schemas.openxmlformats.org/drawingml/2006/main">
+              <a:graphicData uri="http://schemas.openxmlformats.org/drawingml/2006/picture">
+                <pic:pic xmlns:pic="http://schemas.openxmlformats.org/drawingml/2006/picture">
+                  <pic:nvPicPr>
+                    <pic:cNvPr id="29254641" name=""/>
+                    <pic:cNvPicPr/>
+                  </pic:nvPicPr>
+                  <pic:blipFill>
+                    <a:blip r:embed="rId87"/>
+                    <a:stretch>
+                      <a:fillRect/>
+                    </a:stretch>
+                  </pic:blipFill>
+                  <pic:spPr>
+                    <a:xfrm>
+                      <a:off x="0" y="0"/>
+                      <a:ext cx="5943600" cy="1935480"/>
+                    </a:xfrm>
+                    <a:prstGeom prst="rect">
+                      <a:avLst/>
+                    </a:prstGeom>
+                  </pic:spPr>
+                </pic:pic>
+              </a:graphicData>
+            </a:graphic>
+          </wp:inline>
+        </w:drawing>
+      </w:r>
+      <w:r>
+        <w:rPr>
+          <w:noProof/>
+        </w:rPr>
+        <w:t xml:space="preserve"> </w:t>
+      </w:r>
+      <w:r>
+        <w:rPr>
+          <w:noProof/>
+        </w:rPr>
+        <w:drawing>
+          <wp:inline distT="0" distB="0" distL="0" distR="0" wp14:anchorId="66AFA8BB" wp14:editId="1550AE2A">
+            <wp:extent cx="5943600" cy="2634615"/>
+            <wp:effectExtent l="0" t="0" r="0" b="0"/>
+            <wp:docPr id="1563406048" name="Picture 1"/>
+            <wp:cNvGraphicFramePr>
+              <a:graphicFrameLocks xmlns:a="http://schemas.openxmlformats.org/drawingml/2006/main" noChangeAspect="1"/>
+            </wp:cNvGraphicFramePr>
+            <a:graphic xmlns:a="http://schemas.openxmlformats.org/drawingml/2006/main">
+              <a:graphicData uri="http://schemas.openxmlformats.org/drawingml/2006/picture">
+                <pic:pic xmlns:pic="http://schemas.openxmlformats.org/drawingml/2006/picture">
+                  <pic:nvPicPr>
+                    <pic:cNvPr id="1563406048" name=""/>
+                    <pic:cNvPicPr/>
+                  </pic:nvPicPr>
+                  <pic:blipFill>
+                    <a:blip r:embed="rId88"/>
+                    <a:stretch>
+                      <a:fillRect/>
+                    </a:stretch>
+                  </pic:blipFill>
+                  <pic:spPr>
+                    <a:xfrm>
+                      <a:off x="0" y="0"/>
+                      <a:ext cx="5943600" cy="2634615"/>
+                    </a:xfrm>
+                    <a:prstGeom prst="rect">
+                      <a:avLst/>
+                    </a:prstGeom>
+                  </pic:spPr>
+                </pic:pic>
+              </a:graphicData>
+            </a:graphic>
+          </wp:inline>
+        </w:drawing>
+      </w:r>
+      <w:r>
+        <w:rPr>
+          <w:noProof/>
+        </w:rPr>
+        <w:t xml:space="preserve"> </w:t>
+      </w:r>
+      <w:r>
+        <w:rPr>
+          <w:noProof/>
+        </w:rPr>
+        <w:lastRenderedPageBreak/>
+        <w:drawing>
+          <wp:inline distT="0" distB="0" distL="0" distR="0" wp14:anchorId="38C9DE36" wp14:editId="7EFDFEAF">
+            <wp:extent cx="5943600" cy="3439160"/>
+            <wp:effectExtent l="0" t="0" r="0" b="8890"/>
+            <wp:docPr id="747320086" name="Picture 1"/>
+            <wp:cNvGraphicFramePr>
+              <a:graphicFrameLocks xmlns:a="http://schemas.openxmlformats.org/drawingml/2006/main" noChangeAspect="1"/>
+            </wp:cNvGraphicFramePr>
+            <a:graphic xmlns:a="http://schemas.openxmlformats.org/drawingml/2006/main">
+              <a:graphicData uri="http://schemas.openxmlformats.org/drawingml/2006/picture">
+                <pic:pic xmlns:pic="http://schemas.openxmlformats.org/drawingml/2006/picture">
+                  <pic:nvPicPr>
+                    <pic:cNvPr id="747320086" name=""/>
+                    <pic:cNvPicPr/>
+                  </pic:nvPicPr>
+                  <pic:blipFill>
+                    <a:blip r:embed="rId89"/>
+                    <a:stretch>
+                      <a:fillRect/>
+                    </a:stretch>
+                  </pic:blipFill>
+                  <pic:spPr>
+                    <a:xfrm>
+                      <a:off x="0" y="0"/>
+                      <a:ext cx="5943600" cy="3439160"/>
+                    </a:xfrm>
+                    <a:prstGeom prst="rect">
+                      <a:avLst/>
+                    </a:prstGeom>
+                  </pic:spPr>
+                </pic:pic>
+              </a:graphicData>
+            </a:graphic>
+          </wp:inline>
+        </w:drawing>
+      </w:r>
+      <w:r>
+        <w:rPr>
+          <w:noProof/>
+        </w:rPr>
+        <w:t xml:space="preserve"> </w:t>
+      </w:r>
+      <w:r>
+        <w:rPr>
+          <w:noProof/>
+        </w:rPr>
+        <w:drawing>
+          <wp:inline distT="0" distB="0" distL="0" distR="0" wp14:anchorId="4F2174F8" wp14:editId="369D5F25">
+            <wp:extent cx="5943600" cy="1588770"/>
+            <wp:effectExtent l="0" t="0" r="0" b="0"/>
+            <wp:docPr id="1811134529" name="Picture 1"/>
+            <wp:cNvGraphicFramePr>
+              <a:graphicFrameLocks xmlns:a="http://schemas.openxmlformats.org/drawingml/2006/main" noChangeAspect="1"/>
+            </wp:cNvGraphicFramePr>
+            <a:graphic xmlns:a="http://schemas.openxmlformats.org/drawingml/2006/main">
+              <a:graphicData uri="http://schemas.openxmlformats.org/drawingml/2006/picture">
+                <pic:pic xmlns:pic="http://schemas.openxmlformats.org/drawingml/2006/picture">
+                  <pic:nvPicPr>
+                    <pic:cNvPr id="1811134529" name=""/>
+                    <pic:cNvPicPr/>
+                  </pic:nvPicPr>
+                  <pic:blipFill>
+                    <a:blip r:embed="rId90"/>
+                    <a:stretch>
+                      <a:fillRect/>
+                    </a:stretch>
+                  </pic:blipFill>
+                  <pic:spPr>
+                    <a:xfrm>
+                      <a:off x="0" y="0"/>
+                      <a:ext cx="5943600" cy="1588770"/>
+                    </a:xfrm>
+                    <a:prstGeom prst="rect">
+                      <a:avLst/>
+                    </a:prstGeom>
+                  </pic:spPr>
+                </pic:pic>
+              </a:graphicData>
+            </a:graphic>
+          </wp:inline>
+        </w:drawing>
+      </w:r>
+      <w:r>
+        <w:rPr>
+          <w:noProof/>
+        </w:rPr>
+        <w:t xml:space="preserve"> </w:t>
+      </w:r>
+      <w:r>
+        <w:rPr>
+          <w:noProof/>
+        </w:rPr>
+        <w:drawing>
+          <wp:inline distT="0" distB="0" distL="0" distR="0" wp14:anchorId="462B36EB" wp14:editId="477EEE3A">
+            <wp:extent cx="5943600" cy="233045"/>
+            <wp:effectExtent l="0" t="0" r="0" b="0"/>
+            <wp:docPr id="2066154205" name="Picture 1"/>
+            <wp:cNvGraphicFramePr>
+              <a:graphicFrameLocks xmlns:a="http://schemas.openxmlformats.org/drawingml/2006/main" noChangeAspect="1"/>
+            </wp:cNvGraphicFramePr>
+            <a:graphic xmlns:a="http://schemas.openxmlformats.org/drawingml/2006/main">
+              <a:graphicData uri="http://schemas.openxmlformats.org/drawingml/2006/picture">
+                <pic:pic xmlns:pic="http://schemas.openxmlformats.org/drawingml/2006/picture">
+                  <pic:nvPicPr>
+                    <pic:cNvPr id="2066154205" name=""/>
+                    <pic:cNvPicPr/>
+                  </pic:nvPicPr>
+                  <pic:blipFill>
+                    <a:blip r:embed="rId91"/>
+                    <a:stretch>
+                      <a:fillRect/>
+                    </a:stretch>
+                  </pic:blipFill>
+                  <pic:spPr>
+                    <a:xfrm>
+                      <a:off x="0" y="0"/>
+                      <a:ext cx="5943600" cy="233045"/>
+                    </a:xfrm>
+                    <a:prstGeom prst="rect">
+                      <a:avLst/>
+                    </a:prstGeom>
+                  </pic:spPr>
+                </pic:pic>
+              </a:graphicData>
+            </a:graphic>
+          </wp:inline>
+        </w:drawing>
+      </w:r>
+    </w:p>
+    <w:p>
+      <w:pPr>
+        <w:pStyle w:val="ListParagraph"/>
+        <w:numPr>
+          <w:ilvl w:val="0"/>
+          <w:numId w:val="1"/>
+        </w:numPr>
+      </w:pPr>
+      <w:r>
+        <w:t>DeliveryStop</w:t>
+      </w:r>
+    </w:p>
+    <w:p>
+      <w:r>
+        <w:lastRenderedPageBreak/>
+        <w:drawing>
+          <wp:inline distT="0" distB="0" distL="0" distR="0" wp14:anchorId="3502838B" wp14:editId="71454F8E">
+            <wp:extent cx="5943600" cy="3246120"/>
+            <wp:effectExtent l="0" t="0" r="0" b="0"/>
+            <wp:docPr id="1264381579" name="Picture 1"/>
+            <wp:cNvGraphicFramePr>
+              <a:graphicFrameLocks xmlns:a="http://schemas.openxmlformats.org/drawingml/2006/main" noChangeAspect="1"/>
+            </wp:cNvGraphicFramePr>
+            <a:graphic xmlns:a="http://schemas.openxmlformats.org/drawingml/2006/main">
+              <a:graphicData uri="http://schemas.openxmlformats.org/drawingml/2006/picture">
+                <pic:pic xmlns:pic="http://schemas.openxmlformats.org/drawingml/2006/picture">
+                  <pic:nvPicPr>
+                    <pic:cNvPr id="1264381579" name=""/>
+                    <pic:cNvPicPr/>
+                  </pic:nvPicPr>
+                  <pic:blipFill>
+                    <a:blip r:embed="rId92"/>
+                    <a:stretch>
+                      <a:fillRect/>
+                    </a:stretch>
+                  </pic:blipFill>
+                  <pic:spPr>
+                    <a:xfrm>
+                      <a:off x="0" y="0"/>
+                      <a:ext cx="5943600" cy="3246120"/>
+                    </a:xfrm>
+                    <a:prstGeom prst="rect">
+                      <a:avLst/>
+                    </a:prstGeom>
+                  </pic:spPr>
+                </pic:pic>
+              </a:graphicData>
+            </a:graphic>
+          </wp:inline>
+        </w:drawing>
+      </w:r>
+      <w:r>
+        <w:rPr>
+          <w:noProof/>
+        </w:rPr>
+        <w:t xml:space="preserve"> </w:t>
+      </w:r>
+      <w:r>
+        <w:drawing>
+          <wp:inline distT="0" distB="0" distL="0" distR="0" wp14:anchorId="1AE406C8" wp14:editId="3B54C73B">
+            <wp:extent cx="5943600" cy="2213610"/>
+            <wp:effectExtent l="0" t="0" r="0" b="0"/>
+            <wp:docPr id="1191743140" name="Picture 1"/>
+            <wp:cNvGraphicFramePr>
+              <a:graphicFrameLocks xmlns:a="http://schemas.openxmlformats.org/drawingml/2006/main" noChangeAspect="1"/>
+            </wp:cNvGraphicFramePr>
+            <a:graphic xmlns:a="http://schemas.openxmlformats.org/drawingml/2006/main">
+              <a:graphicData uri="http://schemas.openxmlformats.org/drawingml/2006/picture">
+                <pic:pic xmlns:pic="http://schemas.openxmlformats.org/drawingml/2006/picture">
+                  <pic:nvPicPr>
+                    <pic:cNvPr id="1191743140" name=""/>
+                    <pic:cNvPicPr/>
+                  </pic:nvPicPr>
+                  <pic:blipFill>
+                    <a:blip r:embed="rId93"/>
+                    <a:stretch>
+                      <a:fillRect/>
+                    </a:stretch>
+                  </pic:blipFill>
+                  <pic:spPr>
+                    <a:xfrm>
+                      <a:off x="0" y="0"/>
+                      <a:ext cx="5943600" cy="2213610"/>
+                    </a:xfrm>
+                    <a:prstGeom prst="rect">
+                      <a:avLst/>
+                    </a:prstGeom>
+                  </pic:spPr>
+                </pic:pic>
+              </a:graphicData>
+            </a:graphic>
+          </wp:inline>
+        </w:drawing>
+      </w:r>
+      <w:r>
+        <w:rPr>
+          <w:noProof/>
+        </w:rPr>
+        <w:t xml:space="preserve"> </w:t>
+      </w:r>
+      <w:r>
+        <w:rPr>
+          <w:noProof/>
+        </w:rPr>
+        <w:drawing>
+          <wp:inline distT="0" distB="0" distL="0" distR="0" wp14:anchorId="56D90169" wp14:editId="0D776602">
+            <wp:extent cx="5943600" cy="2491105"/>
+            <wp:effectExtent l="0" t="0" r="0" b="4445"/>
+            <wp:docPr id="330110585" name="Picture 1"/>
+            <wp:cNvGraphicFramePr>
+              <a:graphicFrameLocks xmlns:a="http://schemas.openxmlformats.org/drawingml/2006/main" noChangeAspect="1"/>
+            </wp:cNvGraphicFramePr>
+            <a:graphic xmlns:a="http://schemas.openxmlformats.org/drawingml/2006/main">
+              <a:graphicData uri="http://schemas.openxmlformats.org/drawingml/2006/picture">
+                <pic:pic xmlns:pic="http://schemas.openxmlformats.org/drawingml/2006/picture">
+                  <pic:nvPicPr>
+                    <pic:cNvPr id="330110585" name=""/>
+                    <pic:cNvPicPr/>
+                  </pic:nvPicPr>
+                  <pic:blipFill>
+                    <a:blip r:embed="rId94"/>
+                    <a:stretch>
+                      <a:fillRect/>
+                    </a:stretch>
+                  </pic:blipFill>
+                  <pic:spPr>
+                    <a:xfrm>
+                      <a:off x="0" y="0"/>
+                      <a:ext cx="5943600" cy="2491105"/>
+                    </a:xfrm>
+                    <a:prstGeom prst="rect">
+                      <a:avLst/>
+                    </a:prstGeom>
+                  </pic:spPr>
+                </pic:pic>
+              </a:graphicData>
+            </a:graphic>
+          </wp:inline>
+        </w:drawing>
+      </w:r>
+      <w:r>
+        <w:rPr>
+          <w:noProof/>
+        </w:rPr>
+        <w:t xml:space="preserve"> </w:t>
+      </w:r>
+      <w:r>
+        <w:rPr>
+          <w:noProof/>
+        </w:rPr>
+        <w:lastRenderedPageBreak/>
+        <w:drawing>
+          <wp:inline distT="0" distB="0" distL="0" distR="0" wp14:anchorId="4997F63D" wp14:editId="228AA0F7">
+            <wp:extent cx="5943600" cy="3127375"/>
+            <wp:effectExtent l="0" t="0" r="0" b="0"/>
+            <wp:docPr id="1912642126" name="Picture 1"/>
+            <wp:cNvGraphicFramePr>
+              <a:graphicFrameLocks xmlns:a="http://schemas.openxmlformats.org/drawingml/2006/main" noChangeAspect="1"/>
+            </wp:cNvGraphicFramePr>
+            <a:graphic xmlns:a="http://schemas.openxmlformats.org/drawingml/2006/main">
+              <a:graphicData uri="http://schemas.openxmlformats.org/drawingml/2006/picture">
+                <pic:pic xmlns:pic="http://schemas.openxmlformats.org/drawingml/2006/picture">
+                  <pic:nvPicPr>
+                    <pic:cNvPr id="1912642126" name=""/>
+                    <pic:cNvPicPr/>
+                  </pic:nvPicPr>
+                  <pic:blipFill>
+                    <a:blip r:embed="rId95"/>
+                    <a:stretch>
+                      <a:fillRect/>
+                    </a:stretch>
+                  </pic:blipFill>
+                  <pic:spPr>
+                    <a:xfrm>
+                      <a:off x="0" y="0"/>
+                      <a:ext cx="5943600" cy="3127375"/>
+                    </a:xfrm>
+                    <a:prstGeom prst="rect">
+                      <a:avLst/>
+                    </a:prstGeom>
+                  </pic:spPr>
+                </pic:pic>
+              </a:graphicData>
+            </a:graphic>
+          </wp:inline>
+        </w:drawing>
+      </w:r>
+      <w:r>
+        <w:rPr>
+          <w:noProof/>
+        </w:rPr>
+        <w:t xml:space="preserve"> </w:t>
+      </w:r>
+      <w:r>
+        <w:rPr>
+          <w:noProof/>
+        </w:rPr>
+        <w:drawing>
+          <wp:inline distT="0" distB="0" distL="0" distR="0" wp14:anchorId="25BDF2BD" wp14:editId="623DDEAA">
+            <wp:extent cx="5943600" cy="1572895"/>
+            <wp:effectExtent l="0" t="0" r="0" b="8255"/>
+            <wp:docPr id="1228844983" name="Picture 1"/>
+            <wp:cNvGraphicFramePr>
+              <a:graphicFrameLocks xmlns:a="http://schemas.openxmlformats.org/drawingml/2006/main" noChangeAspect="1"/>
+            </wp:cNvGraphicFramePr>
+            <a:graphic xmlns:a="http://schemas.openxmlformats.org/drawingml/2006/main">
+              <a:graphicData uri="http://schemas.openxmlformats.org/drawingml/2006/picture">
+                <pic:pic xmlns:pic="http://schemas.openxmlformats.org/drawingml/2006/picture">
+                  <pic:nvPicPr>
+                    <pic:cNvPr id="1228844983" name=""/>
+                    <pic:cNvPicPr/>
+                  </pic:nvPicPr>
+                  <pic:blipFill>
+                    <a:blip r:embed="rId96"/>
+                    <a:stretch>
+                      <a:fillRect/>
+                    </a:stretch>
+                  </pic:blipFill>
+                  <pic:spPr>
+                    <a:xfrm>
+                      <a:off x="0" y="0"/>
+                      <a:ext cx="5943600" cy="1572895"/>
+                    </a:xfrm>
+                    <a:prstGeom prst="rect">
+                      <a:avLst/>
+                    </a:prstGeom>
+                  </pic:spPr>
+                </pic:pic>
+              </a:graphicData>
+            </a:graphic>
+          </wp:inline>
+        </w:drawing>
+      </w:r>
+      <w:r>
+        <w:rPr>
+          <w:noProof/>
+        </w:rPr>
+        <w:t xml:space="preserve"> </w:t>
+      </w:r>
+      <w:r>
+        <w:rPr>
+          <w:noProof/>
+        </w:rPr>
+        <w:drawing>
+          <wp:inline distT="0" distB="0" distL="0" distR="0" wp14:anchorId="0EDD2C03" wp14:editId="0821C57A">
+            <wp:extent cx="5943600" cy="213360"/>
+            <wp:effectExtent l="0" t="0" r="0" b="0"/>
+            <wp:docPr id="392167791" name="Picture 1"/>
+            <wp:cNvGraphicFramePr>
+              <a:graphicFrameLocks xmlns:a="http://schemas.openxmlformats.org/drawingml/2006/main" noChangeAspect="1"/>
+            </wp:cNvGraphicFramePr>
+            <a:graphic xmlns:a="http://schemas.openxmlformats.org/drawingml/2006/main">
+              <a:graphicData uri="http://schemas.openxmlformats.org/drawingml/2006/picture">
+                <pic:pic xmlns:pic="http://schemas.openxmlformats.org/drawingml/2006/picture">
+                  <pic:nvPicPr>
+                    <pic:cNvPr id="392167791" name=""/>
+                    <pic:cNvPicPr/>
+                  </pic:nvPicPr>
+                  <pic:blipFill>
+                    <a:blip r:embed="rId97"/>
+                    <a:stretch>
+                      <a:fillRect/>
+                    </a:stretch>
+                  </pic:blipFill>
+                  <pic:spPr>
+                    <a:xfrm>
+                      <a:off x="0" y="0"/>
+                      <a:ext cx="5943600" cy="213360"/>
+                    </a:xfrm>
+                    <a:prstGeom prst="rect">
+                      <a:avLst/>
+                    </a:prstGeom>
+                  </pic:spPr>
+                </pic:pic>
+              </a:graphicData>
+            </a:graphic>
+          </wp:inline>
+        </w:drawing>
+      </w:r>
+    </w:p>
+    <w:p>
+      <w:pPr>
+        <w:pStyle w:val="ListParagraph"/>
+        <w:numPr>
+          <w:ilvl w:val="0"/>
+          <w:numId w:val="1"/>
+        </w:numPr>
+      </w:pPr>
+      <w:r>
+        <w:t>TrackingEvent</w:t>
+      </w:r>
+    </w:p>
+    <w:p>
+      <w:r>
+        <w:lastRenderedPageBreak/>
+        <w:drawing>
+          <wp:inline distT="0" distB="0" distL="0" distR="0" wp14:anchorId="62BB8BCA" wp14:editId="7888F4D2">
+            <wp:extent cx="5943600" cy="2967990"/>
+            <wp:effectExtent l="0" t="0" r="0" b="3810"/>
+            <wp:docPr id="1381353624" name="Picture 1"/>
+            <wp:cNvGraphicFramePr>
+              <a:graphicFrameLocks xmlns:a="http://schemas.openxmlformats.org/drawingml/2006/main" noChangeAspect="1"/>
+            </wp:cNvGraphicFramePr>
+            <a:graphic xmlns:a="http://schemas.openxmlformats.org/drawingml/2006/main">
+              <a:graphicData uri="http://schemas.openxmlformats.org/drawingml/2006/picture">
+                <pic:pic xmlns:pic="http://schemas.openxmlformats.org/drawingml/2006/picture">
+                  <pic:nvPicPr>
+                    <pic:cNvPr id="1381353624" name=""/>
+                    <pic:cNvPicPr/>
+                  </pic:nvPicPr>
+                  <pic:blipFill>
+                    <a:blip r:embed="rId98"/>
+                    <a:stretch>
+                      <a:fillRect/>
+                    </a:stretch>
+                  </pic:blipFill>
+                  <pic:spPr>
+                    <a:xfrm>
+                      <a:off x="0" y="0"/>
+                      <a:ext cx="5943600" cy="2967990"/>
+                    </a:xfrm>
+                    <a:prstGeom prst="rect">
+                      <a:avLst/>
+                    </a:prstGeom>
+                  </pic:spPr>
+                </pic:pic>
+              </a:graphicData>
+            </a:graphic>
+          </wp:inline>
+        </w:drawing>
+      </w:r>
+      <w:r>
+        <w:rPr>
+          <w:noProof/>
+        </w:rPr>
+        <w:t xml:space="preserve"> </w:t>
+      </w:r>
+      <w:r>
+        <w:drawing>
+          <wp:inline distT="0" distB="0" distL="0" distR="0" wp14:anchorId="7B7DCE39" wp14:editId="30450F1C">
+            <wp:extent cx="5943600" cy="2150110"/>
+            <wp:effectExtent l="0" t="0" r="0" b="2540"/>
+            <wp:docPr id="579944630" name="Picture 1"/>
+            <wp:cNvGraphicFramePr>
+              <a:graphicFrameLocks xmlns:a="http://schemas.openxmlformats.org/drawingml/2006/main" noChangeAspect="1"/>
+            </wp:cNvGraphicFramePr>
+            <a:graphic xmlns:a="http://schemas.openxmlformats.org/drawingml/2006/main">
+              <a:graphicData uri="http://schemas.openxmlformats.org/drawingml/2006/picture">
+                <pic:pic xmlns:pic="http://schemas.openxmlformats.org/drawingml/2006/picture">
+                  <pic:nvPicPr>
+                    <pic:cNvPr id="579944630" name=""/>
+                    <pic:cNvPicPr/>
+                  </pic:nvPicPr>
+                  <pic:blipFill>
+                    <a:blip r:embed="rId99"/>
+                    <a:stretch>
+                      <a:fillRect/>
+                    </a:stretch>
+                  </pic:blipFill>
+                  <pic:spPr>
+                    <a:xfrm>
+                      <a:off x="0" y="0"/>
+                      <a:ext cx="5943600" cy="2150110"/>
+                    </a:xfrm>
+                    <a:prstGeom prst="rect">
+                      <a:avLst/>
+                    </a:prstGeom>
+                  </pic:spPr>
+                </pic:pic>
+              </a:graphicData>
+            </a:graphic>
+          </wp:inline>
+        </w:drawing>
+      </w:r>
+      <w:r>
+        <w:rPr>
+          <w:noProof/>
+        </w:rPr>
+        <w:t xml:space="preserve"> </w:t>
+      </w:r>
+      <w:r>
+        <w:rPr>
+          <w:noProof/>
+        </w:rPr>
+        <w:drawing>
+          <wp:inline distT="0" distB="0" distL="0" distR="0" wp14:anchorId="298F9B8C" wp14:editId="2E7DFE62">
+            <wp:extent cx="5943600" cy="2784475"/>
+            <wp:effectExtent l="0" t="0" r="0" b="0"/>
+            <wp:docPr id="2143704526" name="Picture 1"/>
+            <wp:cNvGraphicFramePr>
+              <a:graphicFrameLocks xmlns:a="http://schemas.openxmlformats.org/drawingml/2006/main" noChangeAspect="1"/>
+            </wp:cNvGraphicFramePr>
+            <a:graphic xmlns:a="http://schemas.openxmlformats.org/drawingml/2006/main">
+              <a:graphicData uri="http://schemas.openxmlformats.org/drawingml/2006/picture">
+                <pic:pic xmlns:pic="http://schemas.openxmlformats.org/drawingml/2006/picture">
+                  <pic:nvPicPr>
+                    <pic:cNvPr id="2143704526" name=""/>
+                    <pic:cNvPicPr/>
+                  </pic:nvPicPr>
+                  <pic:blipFill>
+                    <a:blip r:embed="rId100"/>
+                    <a:stretch>
+                      <a:fillRect/>
+                    </a:stretch>
+                  </pic:blipFill>
+                  <pic:spPr>
+                    <a:xfrm>
+                      <a:off x="0" y="0"/>
+                      <a:ext cx="5943600" cy="2784475"/>
+                    </a:xfrm>
+                    <a:prstGeom prst="rect">
+                      <a:avLst/>
+                    </a:prstGeom>
+                  </pic:spPr>
+                </pic:pic>
+              </a:graphicData>
+            </a:graphic>
+          </wp:inline>
+        </w:drawing>
+      </w:r>
+      <w:r>
+        <w:rPr>
+          <w:noProof/>
+        </w:rPr>
+        <w:t xml:space="preserve"> </w:t>
+      </w:r>
+      <w:r>
+        <w:rPr>
+          <w:noProof/>
+        </w:rPr>
+        <w:lastRenderedPageBreak/>
+        <w:drawing>
+          <wp:inline distT="0" distB="0" distL="0" distR="0" wp14:anchorId="243237A7" wp14:editId="347ABED7">
+            <wp:extent cx="5943600" cy="3002915"/>
+            <wp:effectExtent l="0" t="0" r="0" b="6985"/>
+            <wp:docPr id="2135679755" name="Picture 1"/>
+            <wp:cNvGraphicFramePr>
+              <a:graphicFrameLocks xmlns:a="http://schemas.openxmlformats.org/drawingml/2006/main" noChangeAspect="1"/>
+            </wp:cNvGraphicFramePr>
+            <a:graphic xmlns:a="http://schemas.openxmlformats.org/drawingml/2006/main">
+              <a:graphicData uri="http://schemas.openxmlformats.org/drawingml/2006/picture">
+                <pic:pic xmlns:pic="http://schemas.openxmlformats.org/drawingml/2006/picture">
+                  <pic:nvPicPr>
+                    <pic:cNvPr id="2135679755" name=""/>
+                    <pic:cNvPicPr/>
+                  </pic:nvPicPr>
+                  <pic:blipFill>
+                    <a:blip r:embed="rId101"/>
+                    <a:stretch>
+                      <a:fillRect/>
+                    </a:stretch>
+                  </pic:blipFill>
+                  <pic:spPr>
+                    <a:xfrm>
+                      <a:off x="0" y="0"/>
+                      <a:ext cx="5943600" cy="3002915"/>
+                    </a:xfrm>
+                    <a:prstGeom prst="rect">
+                      <a:avLst/>
+                    </a:prstGeom>
+                  </pic:spPr>
+                </pic:pic>
+              </a:graphicData>
+            </a:graphic>
+          </wp:inline>
+        </w:drawing>
+      </w:r>
+      <w:r>
+        <w:rPr>
+          <w:noProof/>
+        </w:rPr>
+        <w:t xml:space="preserve"> </w:t>
+      </w:r>
+      <w:r>
+        <w:rPr>
+          <w:noProof/>
+        </w:rPr>
+        <w:drawing>
+          <wp:inline distT="0" distB="0" distL="0" distR="0" wp14:anchorId="00E2533A" wp14:editId="30AF436E">
+            <wp:extent cx="5943600" cy="1465580"/>
+            <wp:effectExtent l="0" t="0" r="0" b="1270"/>
+            <wp:docPr id="897670215" name="Picture 1"/>
+            <wp:cNvGraphicFramePr>
+              <a:graphicFrameLocks xmlns:a="http://schemas.openxmlformats.org/drawingml/2006/main" noChangeAspect="1"/>
+            </wp:cNvGraphicFramePr>
+            <a:graphic xmlns:a="http://schemas.openxmlformats.org/drawingml/2006/main">
+              <a:graphicData uri="http://schemas.openxmlformats.org/drawingml/2006/picture">
+                <pic:pic xmlns:pic="http://schemas.openxmlformats.org/drawingml/2006/picture">
+                  <pic:nvPicPr>
+                    <pic:cNvPr id="897670215" name=""/>
+                    <pic:cNvPicPr/>
+                  </pic:nvPicPr>
+                  <pic:blipFill>
+                    <a:blip r:embed="rId102"/>
+                    <a:stretch>
+                      <a:fillRect/>
+                    </a:stretch>
+                  </pic:blipFill>
+                  <pic:spPr>
+                    <a:xfrm>
+                      <a:off x="0" y="0"/>
+                      <a:ext cx="5943600" cy="1465580"/>
+                    </a:xfrm>
+                    <a:prstGeom prst="rect">
+                      <a:avLst/>
+                    </a:prstGeom>
+                  </pic:spPr>
+                </pic:pic>
+              </a:graphicData>
+            </a:graphic>
+          </wp:inline>
+        </w:drawing>
+      </w:r>
+      <w:r>
+        <w:rPr>
+          <w:noProof/>
+        </w:rPr>
+        <w:t xml:space="preserve"> </w:t>
+      </w:r>
+      <w:r>
+        <w:rPr>
+          <w:noProof/>
+        </w:rPr>
+        <w:drawing>
+          <wp:inline distT="0" distB="0" distL="0" distR="0" wp14:anchorId="003C318C" wp14:editId="7EAF069A">
+            <wp:extent cx="5943600" cy="208915"/>
+            <wp:effectExtent l="0" t="0" r="0" b="635"/>
+            <wp:docPr id="1599127542" name="Picture 1"/>
+            <wp:cNvGraphicFramePr>
+              <a:graphicFrameLocks xmlns:a="http://schemas.openxmlformats.org/drawingml/2006/main" noChangeAspect="1"/>
+            </wp:cNvGraphicFramePr>
+            <a:graphic xmlns:a="http://schemas.openxmlformats.org/drawingml/2006/main">
+              <a:graphicData uri="http://schemas.openxmlformats.org/drawingml/2006/picture">
+                <pic:pic xmlns:pic="http://schemas.openxmlformats.org/drawingml/2006/picture">
+                  <pic:nvPicPr>
+                    <pic:cNvPr id="1599127542" name=""/>
+                    <pic:cNvPicPr/>
+                  </pic:nvPicPr>
+                  <pic:blipFill>
+                    <a:blip r:embed="rId103"/>
+                    <a:stretch>
+                      <a:fillRect/>
+                    </a:stretch>
+                  </pic:blipFill>
+                  <pic:spPr>
+                    <a:xfrm>
+                      <a:off x="0" y="0"/>
+                      <a:ext cx="5943600" cy="208915"/>
+                    </a:xfrm>
+                    <a:prstGeom prst="rect">
+                      <a:avLst/>
+                    </a:prstGeom>
+                  </pic:spPr>
+                </pic:pic>
+              </a:graphicData>
+            </a:graphic>
+          </wp:inline>
+        </w:drawing>
+      </w:r>
+    </w:p>
+    <w:p>
+      <w:pPr>
+        <w:pStyle w:val="ListParagraph"/>
+        <w:numPr>
+          <w:ilvl w:val="0"/>
+          <w:numId w:val="1"/>
+        </w:numPr>
+      </w:pPr>
+      <w:r>
+        <w:t>Invoice</w:t>
+      </w:r>
+    </w:p>
+    <w:p>
+      <w:r>
+        <w:lastRenderedPageBreak/>
+        <w:drawing>
+          <wp:inline distT="0" distB="0" distL="0" distR="0" wp14:anchorId="649A7DC5" wp14:editId="167C6ED9">
+            <wp:extent cx="5943600" cy="2806065"/>
+            <wp:effectExtent l="0" t="0" r="0" b="0"/>
+            <wp:docPr id="2032446238" name="Picture 1"/>
+            <wp:cNvGraphicFramePr>
+              <a:graphicFrameLocks xmlns:a="http://schemas.openxmlformats.org/drawingml/2006/main" noChangeAspect="1"/>
+            </wp:cNvGraphicFramePr>
+            <a:graphic xmlns:a="http://schemas.openxmlformats.org/drawingml/2006/main">
+              <a:graphicData uri="http://schemas.openxmlformats.org/drawingml/2006/picture">
+                <pic:pic xmlns:pic="http://schemas.openxmlformats.org/drawingml/2006/picture">
+                  <pic:nvPicPr>
+                    <pic:cNvPr id="2032446238" name=""/>
+                    <pic:cNvPicPr/>
+                  </pic:nvPicPr>
+                  <pic:blipFill>
+                    <a:blip r:embed="rId104"/>
+                    <a:stretch>
+                      <a:fillRect/>
+                    </a:stretch>
+                  </pic:blipFill>
+                  <pic:spPr>
+                    <a:xfrm>
+                      <a:off x="0" y="0"/>
+                      <a:ext cx="5943600" cy="2806065"/>
+                    </a:xfrm>
+                    <a:prstGeom prst="rect">
+                      <a:avLst/>
+                    </a:prstGeom>
+                  </pic:spPr>
+                </pic:pic>
+              </a:graphicData>
+            </a:graphic>
+          </wp:inline>
+        </w:drawing>
+      </w:r>
+      <w:r>
+        <w:rPr>
+          <w:noProof/>
+        </w:rPr>
+        <w:t xml:space="preserve"> </w:t>
+      </w:r>
+      <w:r>
+        <w:drawing>
+          <wp:inline distT="0" distB="0" distL="0" distR="0" wp14:anchorId="3CDC3F03" wp14:editId="5E92A784">
+            <wp:extent cx="5943600" cy="2170430"/>
+            <wp:effectExtent l="0" t="0" r="0" b="1270"/>
+            <wp:docPr id="1849038298" name="Picture 1"/>
+            <wp:cNvGraphicFramePr>
+              <a:graphicFrameLocks xmlns:a="http://schemas.openxmlformats.org/drawingml/2006/main" noChangeAspect="1"/>
+            </wp:cNvGraphicFramePr>
+            <a:graphic xmlns:a="http://schemas.openxmlformats.org/drawingml/2006/main">
+              <a:graphicData uri="http://schemas.openxmlformats.org/drawingml/2006/picture">
+                <pic:pic xmlns:pic="http://schemas.openxmlformats.org/drawingml/2006/picture">
+                  <pic:nvPicPr>
+                    <pic:cNvPr id="1849038298" name=""/>
+                    <pic:cNvPicPr/>
+                  </pic:nvPicPr>
+                  <pic:blipFill>
+                    <a:blip r:embed="rId105"/>
+                    <a:stretch>
+                      <a:fillRect/>
+                    </a:stretch>
+                  </pic:blipFill>
+                  <pic:spPr>
+                    <a:xfrm>
+                      <a:off x="0" y="0"/>
+                      <a:ext cx="5943600" cy="2170430"/>
+                    </a:xfrm>
+                    <a:prstGeom prst="rect">
+                      <a:avLst/>
+                    </a:prstGeom>
+                  </pic:spPr>
+                </pic:pic>
+              </a:graphicData>
+            </a:graphic>
+          </wp:inline>
+        </w:drawing>
+      </w:r>
+      <w:r>
+        <w:rPr>
+          <w:noProof/>
+        </w:rPr>
+        <w:t xml:space="preserve"> </w:t>
+      </w:r>
+      <w:r>
+        <w:rPr>
+          <w:noProof/>
+        </w:rPr>
+        <w:drawing>
+          <wp:inline distT="0" distB="0" distL="0" distR="0" wp14:anchorId="316BAEA8" wp14:editId="3D7D0324">
+            <wp:extent cx="5943600" cy="3037205"/>
+            <wp:effectExtent l="0" t="0" r="0" b="0"/>
+            <wp:docPr id="269349006" name="Picture 1"/>
+            <wp:cNvGraphicFramePr>
+              <a:graphicFrameLocks xmlns:a="http://schemas.openxmlformats.org/drawingml/2006/main" noChangeAspect="1"/>
+            </wp:cNvGraphicFramePr>
+            <a:graphic xmlns:a="http://schemas.openxmlformats.org/drawingml/2006/main">
+              <a:graphicData uri="http://schemas.openxmlformats.org/drawingml/2006/picture">
+                <pic:pic xmlns:pic="http://schemas.openxmlformats.org/drawingml/2006/picture">
+                  <pic:nvPicPr>
+                    <pic:cNvPr id="269349006" name=""/>
+                    <pic:cNvPicPr/>
+                  </pic:nvPicPr>
+                  <pic:blipFill>
+                    <a:blip r:embed="rId106"/>
+                    <a:stretch>
+                      <a:fillRect/>
+                    </a:stretch>
+                  </pic:blipFill>
+                  <pic:spPr>
+                    <a:xfrm>
+                      <a:off x="0" y="0"/>
+                      <a:ext cx="5943600" cy="3037205"/>
+                    </a:xfrm>
+                    <a:prstGeom prst="rect">
+                      <a:avLst/>
+                    </a:prstGeom>
+                  </pic:spPr>
+                </pic:pic>
+              </a:graphicData>
+            </a:graphic>
+          </wp:inline>
+        </w:drawing>
+      </w:r>
+      <w:r>
+        <w:rPr>
+          <w:noProof/>
+        </w:rPr>
+        <w:t xml:space="preserve"> </w:t>
+      </w:r>
+      <w:r>
+        <w:rPr>
+          <w:noProof/>
+        </w:rPr>
+        <w:lastRenderedPageBreak/>
+        <w:drawing>
+          <wp:inline distT="0" distB="0" distL="0" distR="0" wp14:anchorId="52E288DF" wp14:editId="4BBBB2BD">
+            <wp:extent cx="5943600" cy="3028315"/>
+            <wp:effectExtent l="0" t="0" r="0" b="635"/>
+            <wp:docPr id="43535807" name="Picture 1"/>
+            <wp:cNvGraphicFramePr>
+              <a:graphicFrameLocks xmlns:a="http://schemas.openxmlformats.org/drawingml/2006/main" noChangeAspect="1"/>
+            </wp:cNvGraphicFramePr>
+            <a:graphic xmlns:a="http://schemas.openxmlformats.org/drawingml/2006/main">
+              <a:graphicData uri="http://schemas.openxmlformats.org/drawingml/2006/picture">
+                <pic:pic xmlns:pic="http://schemas.openxmlformats.org/drawingml/2006/picture">
+                  <pic:nvPicPr>
+                    <pic:cNvPr id="43535807" name=""/>
+                    <pic:cNvPicPr/>
+                  </pic:nvPicPr>
+                  <pic:blipFill>
+                    <a:blip r:embed="rId107"/>
+                    <a:stretch>
+                      <a:fillRect/>
+                    </a:stretch>
+                  </pic:blipFill>
+                  <pic:spPr>
+                    <a:xfrm>
+                      <a:off x="0" y="0"/>
+                      <a:ext cx="5943600" cy="3028315"/>
+                    </a:xfrm>
+                    <a:prstGeom prst="rect">
+                      <a:avLst/>
+                    </a:prstGeom>
+                  </pic:spPr>
+                </pic:pic>
+              </a:graphicData>
+            </a:graphic>
+          </wp:inline>
+        </w:drawing>
+      </w:r>
+      <w:r>
+        <w:rPr>
+          <w:noProof/>
+        </w:rPr>
+        <w:t xml:space="preserve"> </w:t>
+      </w:r>
+      <w:r>
+        <w:rPr>
+          <w:noProof/>
+        </w:rPr>
+        <w:drawing>
+          <wp:inline distT="0" distB="0" distL="0" distR="0" wp14:anchorId="10B26D37" wp14:editId="73386000">
+            <wp:extent cx="5943600" cy="1551305"/>
+            <wp:effectExtent l="0" t="0" r="0" b="0"/>
+            <wp:docPr id="1158034470" name="Picture 1"/>
+            <wp:cNvGraphicFramePr>
+              <a:graphicFrameLocks xmlns:a="http://schemas.openxmlformats.org/drawingml/2006/main" noChangeAspect="1"/>
+            </wp:cNvGraphicFramePr>
+            <a:graphic xmlns:a="http://schemas.openxmlformats.org/drawingml/2006/main">
+              <a:graphicData uri="http://schemas.openxmlformats.org/drawingml/2006/picture">
+                <pic:pic xmlns:pic="http://schemas.openxmlformats.org/drawingml/2006/picture">
+                  <pic:nvPicPr>
+                    <pic:cNvPr id="1158034470" name=""/>
+                    <pic:cNvPicPr/>
+                  </pic:nvPicPr>
+                  <pic:blipFill>
+                    <a:blip r:embed="rId108"/>
+                    <a:stretch>
+                      <a:fillRect/>
+                    </a:stretch>
+                  </pic:blipFill>
+                  <pic:spPr>
+                    <a:xfrm>
+                      <a:off x="0" y="0"/>
+                      <a:ext cx="5943600" cy="1551305"/>
+                    </a:xfrm>
+                    <a:prstGeom prst="rect">
+                      <a:avLst/>
+                    </a:prstGeom>
+                  </pic:spPr>
+                </pic:pic>
+              </a:graphicData>
+            </a:graphic>
+          </wp:inline>
+        </w:drawing>
+      </w:r>
+      <w:r>
+        <w:rPr>
+          <w:noProof/>
+        </w:rPr>
+        <w:t xml:space="preserve"> </w:t>
+      </w:r>
+      <w:r>
+        <w:rPr>
+          <w:noProof/>
+        </w:rPr>
+        <w:drawing>
+          <wp:inline distT="0" distB="0" distL="0" distR="0" wp14:anchorId="10198BCD" wp14:editId="7A245835">
+            <wp:extent cx="5943600" cy="289560"/>
+            <wp:effectExtent l="0" t="0" r="0" b="0"/>
+            <wp:docPr id="22879157" name="Picture 1"/>
+            <wp:cNvGraphicFramePr>
+              <a:graphicFrameLocks xmlns:a="http://schemas.openxmlformats.org/drawingml/2006/main" noChangeAspect="1"/>
+            </wp:cNvGraphicFramePr>
+            <a:graphic xmlns:a="http://schemas.openxmlformats.org/drawingml/2006/main">
+              <a:graphicData uri="http://schemas.openxmlformats.org/drawingml/2006/picture">
+                <pic:pic xmlns:pic="http://schemas.openxmlformats.org/drawingml/2006/picture">
+                  <pic:nvPicPr>
+                    <pic:cNvPr id="22879157" name=""/>
+                    <pic:cNvPicPr/>
+                  </pic:nvPicPr>
+                  <pic:blipFill>
+                    <a:blip r:embed="rId109"/>
+                    <a:stretch>
+                      <a:fillRect/>
+                    </a:stretch>
+                  </pic:blipFill>
+                  <pic:spPr>
+                    <a:xfrm>
+                      <a:off x="0" y="0"/>
+                      <a:ext cx="5943600" cy="289560"/>
+                    </a:xfrm>
+                    <a:prstGeom prst="rect">
+                      <a:avLst/>
+                    </a:prstGeom>
+                  </pic:spPr>
+                </pic:pic>
+              </a:graphicData>
+            </a:graphic>
+          </wp:inline>
+        </w:drawing>
+      </w:r>
+    </w:p>
+    <w:p>
+      <w:pPr>
+        <w:pStyle w:val="ListParagraph"/>
+        <w:numPr>
+          <w:ilvl w:val="0"/>
+          <w:numId w:val="1"/>
+        </w:numPr>
+      </w:pPr>
+      <w:r>
+        <w:t>Staff</w:t>
+      </w:r>
+    </w:p>
+    <w:p>
+      <w:r>
+        <w:lastRenderedPageBreak/>
+        <w:drawing>
+          <wp:inline distT="0" distB="0" distL="0" distR="0" wp14:anchorId="2C60F1BC" wp14:editId="00E58347">
+            <wp:extent cx="5943600" cy="2865755"/>
+            <wp:effectExtent l="0" t="0" r="0" b="0"/>
+            <wp:docPr id="583981342" name="Picture 1"/>
+            <wp:cNvGraphicFramePr>
+              <a:graphicFrameLocks xmlns:a="http://schemas.openxmlformats.org/drawingml/2006/main" noChangeAspect="1"/>
+            </wp:cNvGraphicFramePr>
+            <a:graphic xmlns:a="http://schemas.openxmlformats.org/drawingml/2006/main">
+              <a:graphicData uri="http://schemas.openxmlformats.org/drawingml/2006/picture">
+                <pic:pic xmlns:pic="http://schemas.openxmlformats.org/drawingml/2006/picture">
+                  <pic:nvPicPr>
+                    <pic:cNvPr id="583981342" name=""/>
+                    <pic:cNvPicPr/>
+                  </pic:nvPicPr>
+                  <pic:blipFill>
+                    <a:blip r:embed="rId110"/>
+                    <a:stretch>
+                      <a:fillRect/>
+                    </a:stretch>
+                  </pic:blipFill>
+                  <pic:spPr>
+                    <a:xfrm>
+                      <a:off x="0" y="0"/>
+                      <a:ext cx="5943600" cy="2865755"/>
+                    </a:xfrm>
+                    <a:prstGeom prst="rect">
+                      <a:avLst/>
+                    </a:prstGeom>
+                  </pic:spPr>
+                </pic:pic>
+              </a:graphicData>
+            </a:graphic>
+          </wp:inline>
+        </w:drawing>
+      </w:r>
+      <w:r>
+        <w:rPr>
+          <w:noProof/>
+        </w:rPr>
+        <w:t xml:space="preserve"> </w:t>
+      </w:r>
+      <w:r>
+        <w:drawing>
+          <wp:inline distT="0" distB="0" distL="0" distR="0" wp14:anchorId="26411CF1" wp14:editId="4C8CB45C">
+            <wp:extent cx="5943600" cy="2666365"/>
+            <wp:effectExtent l="0" t="0" r="0" b="635"/>
+            <wp:docPr id="991019975" name="Picture 1"/>
+            <wp:cNvGraphicFramePr>
+              <a:graphicFrameLocks xmlns:a="http://schemas.openxmlformats.org/drawingml/2006/main" noChangeAspect="1"/>
+            </wp:cNvGraphicFramePr>
+            <a:graphic xmlns:a="http://schemas.openxmlformats.org/drawingml/2006/main">
+              <a:graphicData uri="http://schemas.openxmlformats.org/drawingml/2006/picture">
+                <pic:pic xmlns:pic="http://schemas.openxmlformats.org/drawingml/2006/picture">
+                  <pic:nvPicPr>
+                    <pic:cNvPr id="991019975" name=""/>
+                    <pic:cNvPicPr/>
+                  </pic:nvPicPr>
+                  <pic:blipFill>
+                    <a:blip r:embed="rId111"/>
+                    <a:stretch>
+                      <a:fillRect/>
+                    </a:stretch>
+                  </pic:blipFill>
+                  <pic:spPr>
+                    <a:xfrm>
+                      <a:off x="0" y="0"/>
+                      <a:ext cx="5943600" cy="2666365"/>
+                    </a:xfrm>
+                    <a:prstGeom prst="rect">
+                      <a:avLst/>
+                    </a:prstGeom>
+                  </pic:spPr>
+                </pic:pic>
+              </a:graphicData>
+            </a:graphic>
+          </wp:inline>
+        </w:drawing>
+      </w:r>
+      <w:r>
+        <w:rPr>
+          <w:noProof/>
+        </w:rPr>
+        <w:t xml:space="preserve"> </w:t>
+      </w:r>
+      <w:r>
+        <w:rPr>
+          <w:noProof/>
+        </w:rPr>
+        <w:lastRenderedPageBreak/>
+        <w:drawing>
+          <wp:inline distT="0" distB="0" distL="0" distR="0" wp14:anchorId="727F49DD" wp14:editId="07441672">
+            <wp:extent cx="5943600" cy="3062605"/>
+            <wp:effectExtent l="0" t="0" r="0" b="4445"/>
+            <wp:docPr id="145919716" name="Picture 1"/>
+            <wp:cNvGraphicFramePr>
+              <a:graphicFrameLocks xmlns:a="http://schemas.openxmlformats.org/drawingml/2006/main" noChangeAspect="1"/>
+            </wp:cNvGraphicFramePr>
+            <a:graphic xmlns:a="http://schemas.openxmlformats.org/drawingml/2006/main">
+              <a:graphicData uri="http://schemas.openxmlformats.org/drawingml/2006/picture">
+                <pic:pic xmlns:pic="http://schemas.openxmlformats.org/drawingml/2006/picture">
+                  <pic:nvPicPr>
+                    <pic:cNvPr id="145919716" name=""/>
+                    <pic:cNvPicPr/>
+                  </pic:nvPicPr>
+                  <pic:blipFill>
+                    <a:blip r:embed="rId112"/>
+                    <a:stretch>
+                      <a:fillRect/>
+                    </a:stretch>
+                  </pic:blipFill>
+                  <pic:spPr>
+                    <a:xfrm>
+                      <a:off x="0" y="0"/>
+                      <a:ext cx="5943600" cy="3062605"/>
+                    </a:xfrm>
+                    <a:prstGeom prst="rect">
+                      <a:avLst/>
+                    </a:prstGeom>
+                  </pic:spPr>
+                </pic:pic>
+              </a:graphicData>
+            </a:graphic>
+          </wp:inline>
+        </w:drawing>
+      </w:r>
+      <w:r>
+        <w:rPr>
+          <w:noProof/>
+        </w:rPr>
+        <w:t xml:space="preserve"> </w:t>
+      </w:r>
+      <w:r>
+        <w:rPr>
+          <w:noProof/>
+        </w:rPr>
+        <w:drawing>
+          <wp:inline distT="0" distB="0" distL="0" distR="0" wp14:anchorId="2D61AAEB" wp14:editId="5449789E">
+            <wp:extent cx="5943600" cy="2856230"/>
+            <wp:effectExtent l="0" t="0" r="0" b="1270"/>
+            <wp:docPr id="1330533327" name="Picture 1"/>
+            <wp:cNvGraphicFramePr>
+              <a:graphicFrameLocks xmlns:a="http://schemas.openxmlformats.org/drawingml/2006/main" noChangeAspect="1"/>
+            </wp:cNvGraphicFramePr>
+            <a:graphic xmlns:a="http://schemas.openxmlformats.org/drawingml/2006/main">
+              <a:graphicData uri="http://schemas.openxmlformats.org/drawingml/2006/picture">
+                <pic:pic xmlns:pic="http://schemas.openxmlformats.org/drawingml/2006/picture">
+                  <pic:nvPicPr>
+                    <pic:cNvPr id="1330533327" name=""/>
+                    <pic:cNvPicPr/>
+                  </pic:nvPicPr>
+                  <pic:blipFill>
+                    <a:blip r:embed="rId113"/>
+                    <a:stretch>
+                      <a:fillRect/>
+                    </a:stretch>
+                  </pic:blipFill>
+                  <pic:spPr>
+                    <a:xfrm>
+                      <a:off x="0" y="0"/>
+                      <a:ext cx="5943600" cy="2856230"/>
+                    </a:xfrm>
+                    <a:prstGeom prst="rect">
+                      <a:avLst/>
+                    </a:prstGeom>
+                  </pic:spPr>
+                </pic:pic>
+              </a:graphicData>
+            </a:graphic>
+          </wp:inline>
+        </w:drawing>
+      </w:r>
+      <w:r>
+        <w:rPr>
+          <w:noProof/>
+        </w:rPr>
+        <w:t xml:space="preserve"> </w:t>
+      </w:r>
+      <w:r>
+        <w:rPr>
+          <w:noProof/>
+        </w:rPr>
+        <w:drawing>
+          <wp:inline distT="0" distB="0" distL="0" distR="0" wp14:anchorId="4AB43DD6" wp14:editId="60EF2FDB">
+            <wp:extent cx="5943600" cy="1482725"/>
+            <wp:effectExtent l="0" t="0" r="0" b="3175"/>
+            <wp:docPr id="581372034" name="Picture 1"/>
+            <wp:cNvGraphicFramePr>
+              <a:graphicFrameLocks xmlns:a="http://schemas.openxmlformats.org/drawingml/2006/main" noChangeAspect="1"/>
+            </wp:cNvGraphicFramePr>
+            <a:graphic xmlns:a="http://schemas.openxmlformats.org/drawingml/2006/main">
+              <a:graphicData uri="http://schemas.openxmlformats.org/drawingml/2006/picture">
+                <pic:pic xmlns:pic="http://schemas.openxmlformats.org/drawingml/2006/picture">
+                  <pic:nvPicPr>
+                    <pic:cNvPr id="581372034" name=""/>
+                    <pic:cNvPicPr/>
+                  </pic:nvPicPr>
+                  <pic:blipFill>
+                    <a:blip r:embed="rId114"/>
+                    <a:stretch>
+                      <a:fillRect/>
+                    </a:stretch>
+                  </pic:blipFill>
+                  <pic:spPr>
+                    <a:xfrm>
+                      <a:off x="0" y="0"/>
+                      <a:ext cx="5943600" cy="1482725"/>
+                    </a:xfrm>
+                    <a:prstGeom prst="rect">
+                      <a:avLst/>
+                    </a:prstGeom>
+                  </pic:spPr>
+                </pic:pic>
+              </a:graphicData>
+            </a:graphic>
+          </wp:inline>
+        </w:drawing>
+      </w:r>
+      <w:r>
+        <w:rPr>
+          <w:noProof/>
+        </w:rPr>
+        <w:t xml:space="preserve"> </w:t>
+      </w:r>
+      <w:r>
+        <w:rPr>
+          <w:noProof/>
+        </w:rPr>
+        <w:drawing>
+          <wp:inline distT="0" distB="0" distL="0" distR="0" wp14:anchorId="100BD241" wp14:editId="76F172D8">
+            <wp:extent cx="5943600" cy="237490"/>
+            <wp:effectExtent l="0" t="0" r="0" b="0"/>
+            <wp:docPr id="1258533298" name="Picture 1"/>
+            <wp:cNvGraphicFramePr>
+              <a:graphicFrameLocks xmlns:a="http://schemas.openxmlformats.org/drawingml/2006/main" noChangeAspect="1"/>
+            </wp:cNvGraphicFramePr>
+            <a:graphic xmlns:a="http://schemas.openxmlformats.org/drawingml/2006/main">
+              <a:graphicData uri="http://schemas.openxmlformats.org/drawingml/2006/picture">
+                <pic:pic xmlns:pic="http://schemas.openxmlformats.org/drawingml/2006/picture">
+                  <pic:nvPicPr>
+                    <pic:cNvPr id="1258533298" name=""/>
+                    <pic:cNvPicPr/>
+                  </pic:nvPicPr>
+                  <pic:blipFill>
+                    <a:blip r:embed="rId115"/>
+                    <a:stretch>
+                      <a:fillRect/>
+                    </a:stretch>
+                  </pic:blipFill>
+                  <pic:spPr>
+                    <a:xfrm>
+                      <a:off x="0" y="0"/>
+                      <a:ext cx="5943600" cy="237490"/>
+                    </a:xfrm>
+                    <a:prstGeom prst="rect">
+                      <a:avLst/>
+                    </a:prstGeom>
+                  </pic:spPr>
+                </pic:pic>
+              </a:graphicData>
+            </a:graphic>
+          </wp:inline>
+        </w:drawing>
+      </w:r>
+    </w:p>
     <w:sectPr>
       <w:pgSz w:w="12240" w:h="15840"/>
       <w:pgMar w:top="1440" w:right="1440" w:bottom="1440" w:left="1440" w:header="720" w:footer="720" w:gutter="0"/>
@@ -672,6 +5127,103 @@
     </w:sectPr>
   </w:body>
 </w:document>
+</file>
+
+<file path=word/numbering.xml><?xml version="1.0" encoding="utf-8"?>
+<w:numbering xmlns:wpc="http://schemas.microsoft.com/office/word/2010/wordprocessingCanvas" xmlns:cx="http://schemas.microsoft.com/office/drawing/2014/chartex" xmlns:cx1="http://schemas.microsoft.com/office/drawing/2015/9/8/chartex" xmlns:cx2="http://schemas.microsoft.com/office/drawing/2015/10/21/chartex" xmlns:cx3="http://schemas.microsoft.com/office/drawing/2016/5/9/chartex" xmlns:cx4="http://schemas.microsoft.com/office/drawing/2016/5/10/chartex" xmlns:cx5="http://schemas.microsoft.com/office/drawing/2016/5/11/chartex" xmlns:cx6="http://schemas.microsoft.com/office/drawing/2016/5/12/chartex" xmlns:cx7="http://schemas.microsoft.com/office/drawing/2016/5/13/chartex" xmlns:cx8="http://schemas.microsoft.com/office/drawing/2016/5/14/chartex" xmlns:mc="http://schemas.openxmlformats.org/markup-compatibility/2006" xmlns:aink="http://schemas.microsoft.com/office/drawing/2016/ink" xmlns:am3d="http://schemas.microsoft.com/office/drawing/2017/model3d" xmlns:o="urn:schemas-microsoft-com:office:office" xmlns:oel="http://schemas.microsoft.com/office/2019/extlst" xmlns:r="http://schemas.openxmlformats.org/officeDocument/2006/relationships" xmlns:m="http://schemas.openxmlformats.org/officeDocument/2006/math" xmlns:v="urn:schemas-microsoft-com:vml" xmlns:wp14="http://schemas.microsoft.com/office/word/2010/wordprocessingDrawing" xmlns:wp="http://schemas.openxmlformats.org/drawingml/2006/wordprocessingDrawing" xmlns:w10="urn:schemas-microsoft-com:office:word" xmlns:w="http://schemas.openxmlformats.org/wordprocessingml/2006/main" xmlns:w14="http://schemas.microsoft.com/office/word/2010/wordml" xmlns:w15="http://schemas.microsoft.com/office/word/2012/wordml" xmlns:w16cex="http://schemas.microsoft.com/office/word/2018/wordml/cex" xmlns:w16cid="http://schemas.microsoft.com/office/word/2016/wordml/cid" xmlns:w16="http://schemas.microsoft.com/office/word/2018/wordml" xmlns:w16du="http://schemas.microsoft.com/office/word/2023/wordml/word16du" xmlns:w16sdtdh="http://schemas.microsoft.com/office/word/2020/wordml/sdtdatahash" xmlns:w16sdtfl="http://schemas.microsoft.com/office/word/2024/wordml/sdtformatlock" xmlns:w16se="http://schemas.microsoft.com/office/word/2015/wordml/symex" xmlns:wpg="http://schemas.microsoft.com/office/word/2010/wordprocessingGroup" xmlns:wpi="http://schemas.microsoft.com/office/word/2010/wordprocessingInk" xmlns:wne="http://schemas.microsoft.com/office/word/2006/wordml" xmlns:wps="http://schemas.microsoft.com/office/word/2010/wordprocessingShape" mc:Ignorable="w14 w15 w16se w16cid w16 w16cex w16sdtdh w16sdtfl w16du wp14">
+  <w:abstractNum w:abstractNumId="0" w15:restartNumberingAfterBreak="0">
+    <w:nsid w:val="041E2AF5"/>
+    <w:multiLevelType w:val="hybridMultilevel"/>
+    <w:tmpl w:val="E67CB14C"/>
+    <w:lvl w:ilvl="0" w:tplc="0409000F">
+      <w:start w:val="1"/>
+      <w:numFmt w:val="decimal"/>
+      <w:lvlText w:val="%1."/>
+      <w:lvlJc w:val="left"/>
+      <w:pPr>
+        <w:ind w:left="360" w:hanging="360"/>
+      </w:pPr>
+      <w:rPr>
+        <w:rFonts w:hint="default"/>
+      </w:rPr>
+    </w:lvl>
+    <w:lvl w:ilvl="1" w:tplc="04090019" w:tentative="1">
+      <w:start w:val="1"/>
+      <w:numFmt w:val="lowerLetter"/>
+      <w:lvlText w:val="%2."/>
+      <w:lvlJc w:val="left"/>
+      <w:pPr>
+        <w:ind w:left="1080" w:hanging="360"/>
+      </w:pPr>
+    </w:lvl>
+    <w:lvl w:ilvl="2" w:tplc="0409001B" w:tentative="1">
+      <w:start w:val="1"/>
+      <w:numFmt w:val="lowerRoman"/>
+      <w:lvlText w:val="%3."/>
+      <w:lvlJc w:val="right"/>
+      <w:pPr>
+        <w:ind w:left="1800" w:hanging="180"/>
+      </w:pPr>
+    </w:lvl>
+    <w:lvl w:ilvl="3" w:tplc="0409000F" w:tentative="1">
+      <w:start w:val="1"/>
+      <w:numFmt w:val="decimal"/>
+      <w:lvlText w:val="%4."/>
+      <w:lvlJc w:val="left"/>
+      <w:pPr>
+        <w:ind w:left="2520" w:hanging="360"/>
+      </w:pPr>
+    </w:lvl>
+    <w:lvl w:ilvl="4" w:tplc="04090019" w:tentative="1">
+      <w:start w:val="1"/>
+      <w:numFmt w:val="lowerLetter"/>
+      <w:lvlText w:val="%5."/>
+      <w:lvlJc w:val="left"/>
+      <w:pPr>
+        <w:ind w:left="3240" w:hanging="360"/>
+      </w:pPr>
+    </w:lvl>
+    <w:lvl w:ilvl="5" w:tplc="0409001B" w:tentative="1">
+      <w:start w:val="1"/>
+      <w:numFmt w:val="lowerRoman"/>
+      <w:lvlText w:val="%6."/>
+      <w:lvlJc w:val="right"/>
+      <w:pPr>
+        <w:ind w:left="3960" w:hanging="180"/>
+      </w:pPr>
+    </w:lvl>
+    <w:lvl w:ilvl="6" w:tplc="0409000F" w:tentative="1">
+      <w:start w:val="1"/>
+      <w:numFmt w:val="decimal"/>
+      <w:lvlText w:val="%7."/>
+      <w:lvlJc w:val="left"/>
+      <w:pPr>
+        <w:ind w:left="4680" w:hanging="360"/>
+      </w:pPr>
+    </w:lvl>
+    <w:lvl w:ilvl="7" w:tplc="04090019" w:tentative="1">
+      <w:start w:val="1"/>
+      <w:numFmt w:val="lowerLetter"/>
+      <w:lvlText w:val="%8."/>
+      <w:lvlJc w:val="left"/>
+      <w:pPr>
+        <w:ind w:left="5400" w:hanging="360"/>
+      </w:pPr>
+    </w:lvl>
+    <w:lvl w:ilvl="8" w:tplc="0409001B" w:tentative="1">
+      <w:start w:val="1"/>
+      <w:numFmt w:val="lowerRoman"/>
+      <w:lvlText w:val="%9."/>
+      <w:lvlJc w:val="right"/>
+      <w:pPr>
+        <w:ind w:left="6120" w:hanging="180"/>
+      </w:pPr>
+    </w:lvl>
+  </w:abstractNum>
+  <w:num w:numId="1" w16cid:durableId="895243632">
+    <w:abstractNumId w:val="0"/>
+  </w:num>
+</w:numbering>
 </file>
 
 <file path=word/styles.xml><?xml version="1.0" encoding="utf-8"?>
@@ -1277,7 +5829,6 @@
   <w:style w:type="character" w:default="1" w:styleId="DefaultParagraphFont">
     <w:name w:val="Default Paragraph Font"/>
     <w:uiPriority w:val="1"/>
-    <w:semiHidden/>
     <w:unhideWhenUsed/>
   </w:style>
   <w:style w:type="table" w:default="1" w:styleId="TableNormal">
